--- a/docs/Отчет об Аэроупругости.docx
+++ b/docs/Отчет об Аэроупругости.docx
@@ -120,204 +120,18 @@
           <w:bCs/>
           <w:sz w:val="28"/>
           <w:szCs w:val="28"/>
+          <w:lang w:val="en-US"/>
         </w:rPr>
       </w:pPr>
       <w:r>
         <w:rPr>
-          <w:rFonts w:ascii="Times New Roman" w:hAnsi="Times New Roman" w:cs="Times New Roman"/>
-          <w:b/>
-          <w:bCs/>
-          <w:sz w:val="28"/>
-          <w:szCs w:val="28"/>
-        </w:rPr>
-        <w:t xml:space="preserve">Наименование: </w:t>
-      </w:r>
-      <w:r>
-        <w:rPr>
-          <w:rFonts w:ascii="Times New Roman" w:hAnsi="Times New Roman" w:cs="Times New Roman"/>
-          <w:sz w:val="28"/>
-          <w:szCs w:val="28"/>
-        </w:rPr>
-        <w:t>«Амур»</w:t>
-      </w:r>
-    </w:p>
-    <w:p>
-      <w:pPr>
-        <w:rPr>
-          <w:rFonts w:ascii="Times New Roman" w:hAnsi="Times New Roman" w:cs="Times New Roman"/>
-          <w:b/>
-          <w:bCs/>
-          <w:sz w:val="28"/>
-          <w:szCs w:val="28"/>
-        </w:rPr>
-      </w:pPr>
-      <w:r>
-        <w:rPr>
-          <w:rFonts w:ascii="Times New Roman" w:hAnsi="Times New Roman" w:cs="Times New Roman"/>
-          <w:b/>
-          <w:bCs/>
-          <w:sz w:val="28"/>
-          <w:szCs w:val="28"/>
-        </w:rPr>
-        <w:t>Число ступеней:</w:t>
-      </w:r>
-      <w:r>
-        <w:rPr>
-          <w:rFonts w:ascii="Times New Roman" w:hAnsi="Times New Roman" w:cs="Times New Roman"/>
-          <w:sz w:val="28"/>
-          <w:szCs w:val="28"/>
-        </w:rPr>
-        <w:t xml:space="preserve"> 2</w:t>
-      </w:r>
-    </w:p>
-    <w:p>
-      <w:pPr>
-        <w:rPr>
-          <w:rFonts w:ascii="Times New Roman" w:hAnsi="Times New Roman" w:cs="Times New Roman"/>
-          <w:b/>
-          <w:bCs/>
-          <w:sz w:val="28"/>
-          <w:szCs w:val="28"/>
-        </w:rPr>
-      </w:pPr>
-      <w:r>
-        <w:rPr>
-          <w:rFonts w:ascii="Times New Roman" w:hAnsi="Times New Roman" w:cs="Times New Roman"/>
-          <w:b/>
-          <w:bCs/>
-          <w:sz w:val="28"/>
-          <w:szCs w:val="28"/>
-        </w:rPr>
-        <w:t xml:space="preserve">Полезная нагрузка: </w:t>
-      </w:r>
-      <w:r>
-        <w:rPr>
-          <w:rFonts w:ascii="Times New Roman" w:hAnsi="Times New Roman" w:cs="Times New Roman"/>
-          <w:sz w:val="28"/>
-          <w:szCs w:val="28"/>
-        </w:rPr>
-        <w:t>12000 кг</w:t>
-      </w:r>
-    </w:p>
-    <w:p>
-      <w:pPr>
-        <w:rPr>
-          <w:rFonts w:ascii="Times New Roman" w:hAnsi="Times New Roman" w:cs="Times New Roman"/>
-          <w:b/>
-          <w:bCs/>
-          <w:sz w:val="28"/>
-          <w:szCs w:val="28"/>
-        </w:rPr>
-      </w:pPr>
-      <w:r>
-        <w:rPr>
-          <w:rFonts w:ascii="Times New Roman" w:hAnsi="Times New Roman" w:cs="Times New Roman"/>
-          <w:b/>
-          <w:bCs/>
-          <w:sz w:val="28"/>
-          <w:szCs w:val="28"/>
-        </w:rPr>
-        <w:t xml:space="preserve">Топливная пара: </w:t>
-      </w:r>
-      <w:r>
-        <w:rPr>
-          <w:rFonts w:ascii="Times New Roman" w:hAnsi="Times New Roman" w:cs="Times New Roman"/>
-          <w:sz w:val="28"/>
-          <w:szCs w:val="28"/>
-          <w:lang w:val="en-US"/>
-        </w:rPr>
-        <w:t>CH</w:t>
-      </w:r>
-      <w:r>
-        <w:rPr>
-          <w:rFonts w:ascii="Times New Roman" w:hAnsi="Times New Roman" w:cs="Times New Roman"/>
-          <w:sz w:val="28"/>
-          <w:szCs w:val="28"/>
-        </w:rPr>
-        <w:t>4/</w:t>
-      </w:r>
-      <w:r>
-        <w:rPr>
-          <w:rFonts w:ascii="Times New Roman" w:hAnsi="Times New Roman" w:cs="Times New Roman"/>
-          <w:sz w:val="28"/>
-          <w:szCs w:val="28"/>
-          <w:lang w:val="en-US"/>
-        </w:rPr>
-        <w:t>LOX</w:t>
-      </w:r>
-    </w:p>
-    <w:p>
-      <w:pPr>
-        <w:rPr>
-          <w:rFonts w:ascii="Times New Roman" w:hAnsi="Times New Roman" w:cs="Times New Roman"/>
-          <w:sz w:val="28"/>
-          <w:szCs w:val="28"/>
-        </w:rPr>
-      </w:pPr>
-      <w:r>
-        <w:rPr>
-          <w:rFonts w:ascii="Times New Roman" w:hAnsi="Times New Roman" w:cs="Times New Roman"/>
-          <w:b/>
-          <w:bCs/>
-          <w:sz w:val="28"/>
-          <w:szCs w:val="28"/>
-        </w:rPr>
-        <w:t xml:space="preserve">Полная масса: </w:t>
-      </w:r>
-      <w:r>
-        <w:rPr>
-          <w:rFonts w:ascii="Times New Roman" w:hAnsi="Times New Roman" w:cs="Times New Roman"/>
-          <w:sz w:val="28"/>
-          <w:szCs w:val="28"/>
-        </w:rPr>
-        <w:t>361500 кг</w:t>
-      </w:r>
-    </w:p>
-    <w:p>
-      <w:pPr>
-        <w:rPr>
-          <w:rFonts w:ascii="Times New Roman" w:hAnsi="Times New Roman" w:cs="Times New Roman"/>
-          <w:sz w:val="28"/>
-          <w:szCs w:val="28"/>
-        </w:rPr>
-      </w:pPr>
-      <w:r>
-        <w:rPr>
-          <w:rFonts w:ascii="Times New Roman" w:hAnsi="Times New Roman" w:cs="Times New Roman"/>
-          <w:i/>
-          <w:iCs/>
-          <w:sz w:val="28"/>
-          <w:szCs w:val="28"/>
-        </w:rPr>
-        <w:t>Собственные частоты и формы</w:t>
-      </w:r>
-      <w:r>
-        <w:rPr>
-          <w:rFonts w:ascii="Times New Roman" w:hAnsi="Times New Roman" w:cs="Times New Roman"/>
-          <w:sz w:val="28"/>
-          <w:szCs w:val="28"/>
-        </w:rPr>
-        <w:t>:</w:t>
-      </w:r>
-    </w:p>
-    <w:p>
-      <w:pPr>
-        <w:jc w:val="center"/>
-        <w:rPr>
-          <w:rFonts w:ascii="Times New Roman" w:hAnsi="Times New Roman" w:cs="Times New Roman"/>
-          <w:sz w:val="28"/>
-          <w:szCs w:val="28"/>
-        </w:rPr>
-      </w:pPr>
-      <w:r>
-        <w:rPr>
           <w:noProof/>
         </w:rPr>
         <w:drawing>
-          <wp:inline distT="0" distB="0" distL="0" distR="0" wp14:anchorId="786A3C12" wp14:editId="0F870A3F">
-            <wp:extent cx="5067300" cy="5067300"/>
-            <wp:effectExtent l="0" t="0" r="0" b="0"/>
-            <wp:docPr id="4" name="Рисунок 4"/>
+          <wp:inline distT="0" distB="0" distL="0" distR="0" wp14:anchorId="4143588A" wp14:editId="6552EE6E">
+            <wp:extent cx="5940425" cy="1569720"/>
+            <wp:effectExtent l="0" t="0" r="3175" b="0"/>
+            <wp:docPr id="10" name="Рисунок 10"/>
             <wp:cNvGraphicFramePr>
               <a:graphicFrameLocks xmlns:a="http://schemas.openxmlformats.org/drawingml/2006/main" noChangeAspect="1"/>
             </wp:cNvGraphicFramePr>
@@ -337,7 +151,7 @@
                   <pic:spPr>
                     <a:xfrm>
                       <a:off x="0" y="0"/>
-                      <a:ext cx="5067300" cy="5067300"/>
+                      <a:ext cx="5940425" cy="1569720"/>
                     </a:xfrm>
                     <a:prstGeom prst="rect">
                       <a:avLst/>
@@ -352,23 +166,5477 @@
     </w:p>
     <w:p>
       <w:pPr>
-        <w:jc w:val="center"/>
         <w:rPr>
           <w:rFonts w:ascii="Times New Roman" w:hAnsi="Times New Roman" w:cs="Times New Roman"/>
+          <w:b/>
+          <w:bCs/>
           <w:sz w:val="28"/>
           <w:szCs w:val="28"/>
         </w:rPr>
       </w:pPr>
       <w:r>
         <w:rPr>
+          <w:rFonts w:ascii="Times New Roman" w:hAnsi="Times New Roman" w:cs="Times New Roman"/>
+          <w:b/>
+          <w:bCs/>
+          <w:sz w:val="28"/>
+          <w:szCs w:val="28"/>
+        </w:rPr>
+        <w:t xml:space="preserve">Наименование: </w:t>
+      </w:r>
+      <w:r>
+        <w:rPr>
+          <w:rFonts w:ascii="Times New Roman" w:hAnsi="Times New Roman" w:cs="Times New Roman"/>
+          <w:sz w:val="28"/>
+          <w:szCs w:val="28"/>
+        </w:rPr>
+        <w:t>«Амур»</w:t>
+      </w:r>
+    </w:p>
+    <w:p>
+      <w:pPr>
+        <w:rPr>
+          <w:rFonts w:ascii="Times New Roman" w:hAnsi="Times New Roman" w:cs="Times New Roman"/>
+          <w:b/>
+          <w:bCs/>
+          <w:sz w:val="28"/>
+          <w:szCs w:val="28"/>
+        </w:rPr>
+      </w:pPr>
+      <w:r>
+        <w:rPr>
+          <w:rFonts w:ascii="Times New Roman" w:hAnsi="Times New Roman" w:cs="Times New Roman"/>
+          <w:b/>
+          <w:bCs/>
+          <w:sz w:val="28"/>
+          <w:szCs w:val="28"/>
+        </w:rPr>
+        <w:t>Число ступеней:</w:t>
+      </w:r>
+      <w:r>
+        <w:rPr>
+          <w:rFonts w:ascii="Times New Roman" w:hAnsi="Times New Roman" w:cs="Times New Roman"/>
+          <w:sz w:val="28"/>
+          <w:szCs w:val="28"/>
+        </w:rPr>
+        <w:t xml:space="preserve"> 2</w:t>
+      </w:r>
+    </w:p>
+    <w:p>
+      <w:pPr>
+        <w:rPr>
+          <w:rFonts w:ascii="Times New Roman" w:hAnsi="Times New Roman" w:cs="Times New Roman"/>
+          <w:b/>
+          <w:bCs/>
+          <w:sz w:val="28"/>
+          <w:szCs w:val="28"/>
+        </w:rPr>
+      </w:pPr>
+      <w:r>
+        <w:rPr>
+          <w:rFonts w:ascii="Times New Roman" w:hAnsi="Times New Roman" w:cs="Times New Roman"/>
+          <w:b/>
+          <w:bCs/>
+          <w:sz w:val="28"/>
+          <w:szCs w:val="28"/>
+        </w:rPr>
+        <w:t xml:space="preserve">Полезная нагрузка: </w:t>
+      </w:r>
+      <w:r>
+        <w:rPr>
+          <w:rFonts w:ascii="Times New Roman" w:hAnsi="Times New Roman" w:cs="Times New Roman"/>
+          <w:sz w:val="28"/>
+          <w:szCs w:val="28"/>
+        </w:rPr>
+        <w:t>12000 кг</w:t>
+      </w:r>
+    </w:p>
+    <w:p>
+      <w:pPr>
+        <w:rPr>
+          <w:rFonts w:ascii="Times New Roman" w:hAnsi="Times New Roman" w:cs="Times New Roman"/>
+          <w:b/>
+          <w:bCs/>
+          <w:sz w:val="28"/>
+          <w:szCs w:val="28"/>
+        </w:rPr>
+      </w:pPr>
+      <w:r>
+        <w:rPr>
+          <w:rFonts w:ascii="Times New Roman" w:hAnsi="Times New Roman" w:cs="Times New Roman"/>
+          <w:b/>
+          <w:bCs/>
+          <w:sz w:val="28"/>
+          <w:szCs w:val="28"/>
+        </w:rPr>
+        <w:t xml:space="preserve">Топливная пара: </w:t>
+      </w:r>
+      <w:r>
+        <w:rPr>
+          <w:rFonts w:ascii="Times New Roman" w:hAnsi="Times New Roman" w:cs="Times New Roman"/>
+          <w:sz w:val="28"/>
+          <w:szCs w:val="28"/>
+          <w:lang w:val="en-US"/>
+        </w:rPr>
+        <w:t>CH</w:t>
+      </w:r>
+      <w:r>
+        <w:rPr>
+          <w:rFonts w:ascii="Times New Roman" w:hAnsi="Times New Roman" w:cs="Times New Roman"/>
+          <w:sz w:val="28"/>
+          <w:szCs w:val="28"/>
+        </w:rPr>
+        <w:t>4/</w:t>
+      </w:r>
+      <w:r>
+        <w:rPr>
+          <w:rFonts w:ascii="Times New Roman" w:hAnsi="Times New Roman" w:cs="Times New Roman"/>
+          <w:sz w:val="28"/>
+          <w:szCs w:val="28"/>
+          <w:lang w:val="en-US"/>
+        </w:rPr>
+        <w:t>LOX</w:t>
+      </w:r>
+    </w:p>
+    <w:p>
+      <w:pPr>
+        <w:rPr>
+          <w:rFonts w:ascii="Times New Roman" w:hAnsi="Times New Roman" w:cs="Times New Roman"/>
+          <w:sz w:val="28"/>
+          <w:szCs w:val="28"/>
+        </w:rPr>
+      </w:pPr>
+      <w:r>
+        <w:rPr>
+          <w:rFonts w:ascii="Times New Roman" w:hAnsi="Times New Roman" w:cs="Times New Roman"/>
+          <w:b/>
+          <w:bCs/>
+          <w:sz w:val="28"/>
+          <w:szCs w:val="28"/>
+        </w:rPr>
+        <w:t xml:space="preserve">Полная масса: </w:t>
+      </w:r>
+      <w:r>
+        <w:rPr>
+          <w:rFonts w:ascii="Times New Roman" w:hAnsi="Times New Roman" w:cs="Times New Roman"/>
+          <w:sz w:val="28"/>
+          <w:szCs w:val="28"/>
+        </w:rPr>
+        <w:t>361500 кг</w:t>
+      </w:r>
+    </w:p>
+    <w:p>
+      <w:pPr>
+        <w:rPr>
+          <w:rFonts w:ascii="Times New Roman" w:hAnsi="Times New Roman" w:cs="Times New Roman"/>
+          <w:sz w:val="28"/>
+          <w:szCs w:val="28"/>
+        </w:rPr>
+      </w:pPr>
+      <w:r>
+        <w:rPr>
+          <w:rFonts w:ascii="Times New Roman" w:hAnsi="Times New Roman" w:cs="Times New Roman"/>
+          <w:i/>
+          <w:iCs/>
+          <w:sz w:val="28"/>
+          <w:szCs w:val="28"/>
+        </w:rPr>
+        <w:t>Собственные частоты и формы</w:t>
+      </w:r>
+      <w:r>
+        <w:rPr>
+          <w:rFonts w:ascii="Times New Roman" w:hAnsi="Times New Roman" w:cs="Times New Roman"/>
+          <w:sz w:val="28"/>
+          <w:szCs w:val="28"/>
+        </w:rPr>
+        <w:t>:</w:t>
+      </w:r>
+    </w:p>
+    <w:p>
+      <w:pPr>
+        <w:spacing w:after="100"/>
+        <w:ind w:left="708"/>
+        <w:jc w:val="both"/>
+        <w:rPr>
+          <w:rFonts w:ascii="Times New Roman" w:hAnsi="Times New Roman" w:cs="Times New Roman"/>
+          <w:b/>
+          <w:sz w:val="28"/>
+          <w:szCs w:val="28"/>
+        </w:rPr>
+      </w:pPr>
+      <w:r>
+        <w:rPr>
+          <w:rFonts w:ascii="Times New Roman" w:hAnsi="Times New Roman" w:cs="Times New Roman"/>
+          <w:b/>
+          <w:sz w:val="28"/>
+          <w:szCs w:val="28"/>
+        </w:rPr>
+        <w:t>Форма колебаний первого тона</w:t>
+      </w:r>
+    </w:p>
+    <w:p>
+      <w:pPr>
+        <w:spacing w:after="100"/>
+        <w:ind w:firstLine="708"/>
+        <w:jc w:val="both"/>
+        <w:rPr>
+          <w:rFonts w:ascii="Times New Roman" w:hAnsi="Times New Roman" w:cs="Times New Roman"/>
+          <w:bCs/>
+          <w:sz w:val="28"/>
+          <w:szCs w:val="28"/>
+        </w:rPr>
+      </w:pPr>
+      <w:r>
+        <w:rPr>
+          <w:rFonts w:ascii="Times New Roman" w:hAnsi="Times New Roman" w:cs="Times New Roman"/>
+          <w:bCs/>
+          <w:sz w:val="28"/>
+          <w:szCs w:val="28"/>
+        </w:rPr>
+        <w:t>Расчет неоднородного стержня производится методом последовательных приближений, где нулевое приближение – это данные, полученные при расчете однородного стержня.</w:t>
+      </w:r>
+    </w:p>
+    <w:p>
+      <w:pPr>
+        <w:spacing w:after="100"/>
+        <w:ind w:firstLine="708"/>
+        <w:jc w:val="both"/>
+        <w:rPr>
+          <w:rFonts w:ascii="Times New Roman" w:hAnsi="Times New Roman" w:cs="Times New Roman"/>
+          <w:bCs/>
+          <w:sz w:val="28"/>
+          <w:szCs w:val="28"/>
+        </w:rPr>
+      </w:pPr>
+      <w:r>
+        <w:rPr>
+          <w:rFonts w:ascii="Times New Roman" w:hAnsi="Times New Roman" w:cs="Times New Roman"/>
+          <w:bCs/>
+          <w:sz w:val="28"/>
+          <w:szCs w:val="28"/>
+        </w:rPr>
+        <w:t xml:space="preserve">Согласно методу последовательных приближений, форма колебаний последующего приближения рассчитывается по формуле </w:t>
+      </w:r>
+    </w:p>
+    <w:p>
+      <w:pPr>
+        <w:spacing w:after="100"/>
+        <w:ind w:firstLine="708"/>
+        <w:jc w:val="center"/>
+        <w:rPr>
+          <w:rFonts w:ascii="Times New Roman" w:eastAsiaTheme="minorEastAsia" w:hAnsi="Times New Roman" w:cs="Times New Roman"/>
+          <w:bCs/>
+          <w:sz w:val="28"/>
+          <w:szCs w:val="28"/>
+        </w:rPr>
+      </w:pPr>
+      <m:oMathPara>
+        <m:oMath>
+          <m:sSub>
+            <m:sSubPr>
+              <m:ctrlPr>
+                <w:rPr>
+                  <w:rFonts w:ascii="Cambria Math" w:hAnsi="Cambria Math" w:cs="Times New Roman"/>
+                  <w:bCs/>
+                  <w:i/>
+                  <w:sz w:val="28"/>
+                  <w:szCs w:val="28"/>
+                </w:rPr>
+              </m:ctrlPr>
+            </m:sSubPr>
+            <m:e>
+              <m:r>
+                <w:rPr>
+                  <w:rFonts w:ascii="Cambria Math" w:hAnsi="Cambria Math" w:cs="Times New Roman"/>
+                  <w:sz w:val="28"/>
+                  <w:szCs w:val="28"/>
+                  <w:lang w:val="en-US"/>
+                </w:rPr>
+                <m:t>f</m:t>
+              </m:r>
+            </m:e>
+            <m:sub>
+              <m:r>
+                <w:rPr>
+                  <w:rFonts w:ascii="Cambria Math" w:hAnsi="Cambria Math" w:cs="Times New Roman"/>
+                  <w:sz w:val="28"/>
+                  <w:szCs w:val="28"/>
+                </w:rPr>
+                <m:t>2</m:t>
+              </m:r>
+            </m:sub>
+          </m:sSub>
+          <m:r>
+            <w:rPr>
+              <w:rFonts w:ascii="Cambria Math" w:hAnsi="Cambria Math" w:cs="Times New Roman"/>
+              <w:sz w:val="28"/>
+              <w:szCs w:val="28"/>
+            </w:rPr>
+            <m:t>=</m:t>
+          </m:r>
+          <m:sSubSup>
+            <m:sSubSupPr>
+              <m:ctrlPr>
+                <w:rPr>
+                  <w:rFonts w:ascii="Cambria Math" w:hAnsi="Cambria Math" w:cs="Times New Roman"/>
+                  <w:bCs/>
+                  <w:i/>
+                  <w:sz w:val="28"/>
+                  <w:szCs w:val="28"/>
+                </w:rPr>
+              </m:ctrlPr>
+            </m:sSubSupPr>
+            <m:e>
+              <m:r>
+                <w:rPr>
+                  <w:rFonts w:ascii="Cambria Math" w:hAnsi="Cambria Math" w:cs="Times New Roman"/>
+                  <w:sz w:val="28"/>
+                  <w:szCs w:val="28"/>
+                </w:rPr>
+                <m:t>f</m:t>
+              </m:r>
+            </m:e>
+            <m:sub>
+              <m:r>
+                <w:rPr>
+                  <w:rFonts w:ascii="Cambria Math" w:hAnsi="Cambria Math" w:cs="Times New Roman"/>
+                  <w:sz w:val="28"/>
+                  <w:szCs w:val="28"/>
+                </w:rPr>
+                <m:t>2</m:t>
+              </m:r>
+            </m:sub>
+            <m:sup>
+              <m:r>
+                <w:rPr>
+                  <w:rFonts w:ascii="Cambria Math" w:hAnsi="Cambria Math" w:cs="Times New Roman"/>
+                  <w:sz w:val="28"/>
+                  <w:szCs w:val="28"/>
+                </w:rPr>
+                <m:t>0</m:t>
+              </m:r>
+            </m:sup>
+          </m:sSubSup>
+          <m:r>
+            <w:rPr>
+              <w:rFonts w:ascii="Cambria Math" w:hAnsi="Cambria Math" w:cs="Times New Roman"/>
+              <w:sz w:val="28"/>
+              <w:szCs w:val="28"/>
+            </w:rPr>
+            <m:t>+</m:t>
+          </m:r>
+          <m:sSub>
+            <m:sSubPr>
+              <m:ctrlPr>
+                <w:rPr>
+                  <w:rFonts w:ascii="Cambria Math" w:hAnsi="Cambria Math" w:cs="Times New Roman"/>
+                  <w:bCs/>
+                  <w:i/>
+                  <w:sz w:val="28"/>
+                  <w:szCs w:val="28"/>
+                </w:rPr>
+              </m:ctrlPr>
+            </m:sSubPr>
+            <m:e>
+              <m:r>
+                <w:rPr>
+                  <w:rFonts w:ascii="Cambria Math" w:hAnsi="Cambria Math" w:cs="Times New Roman"/>
+                  <w:sz w:val="28"/>
+                  <w:szCs w:val="28"/>
+                </w:rPr>
+                <m:t>D</m:t>
+              </m:r>
+            </m:e>
+            <m:sub>
+              <m:r>
+                <w:rPr>
+                  <w:rFonts w:ascii="Cambria Math" w:hAnsi="Cambria Math" w:cs="Times New Roman"/>
+                  <w:sz w:val="28"/>
+                  <w:szCs w:val="28"/>
+                </w:rPr>
+                <m:t>1</m:t>
+              </m:r>
+            </m:sub>
+          </m:sSub>
+          <m:d>
+            <m:dPr>
+              <m:ctrlPr>
+                <w:rPr>
+                  <w:rFonts w:ascii="Cambria Math" w:hAnsi="Cambria Math" w:cs="Times New Roman"/>
+                  <w:bCs/>
+                  <w:i/>
+                  <w:sz w:val="28"/>
+                  <w:szCs w:val="28"/>
+                </w:rPr>
+              </m:ctrlPr>
+            </m:dPr>
+            <m:e>
+              <m:r>
+                <w:rPr>
+                  <w:rFonts w:ascii="Cambria Math" w:hAnsi="Cambria Math" w:cs="Times New Roman"/>
+                  <w:sz w:val="28"/>
+                  <w:szCs w:val="28"/>
+                  <w:lang w:val="en-US"/>
+                </w:rPr>
+                <m:t>x</m:t>
+              </m:r>
+              <m:r>
+                <w:rPr>
+                  <w:rFonts w:ascii="Cambria Math" w:hAnsi="Cambria Math" w:cs="Times New Roman"/>
+                  <w:sz w:val="28"/>
+                  <w:szCs w:val="28"/>
+                </w:rPr>
+                <m:t>-</m:t>
+              </m:r>
+              <m:sSub>
+                <m:sSubPr>
+                  <m:ctrlPr>
+                    <w:rPr>
+                      <w:rFonts w:ascii="Cambria Math" w:hAnsi="Cambria Math" w:cs="Times New Roman"/>
+                      <w:bCs/>
+                      <w:i/>
+                      <w:sz w:val="28"/>
+                      <w:szCs w:val="28"/>
+                    </w:rPr>
+                  </m:ctrlPr>
+                </m:sSubPr>
+                <m:e>
+                  <m:r>
+                    <w:rPr>
+                      <w:rFonts w:ascii="Cambria Math" w:hAnsi="Cambria Math" w:cs="Times New Roman"/>
+                      <w:sz w:val="28"/>
+                      <w:szCs w:val="28"/>
+                    </w:rPr>
+                    <m:t>x</m:t>
+                  </m:r>
+                </m:e>
+                <m:sub>
+                  <m:r>
+                    <w:rPr>
+                      <w:rFonts w:ascii="Cambria Math" w:hAnsi="Cambria Math" w:cs="Times New Roman"/>
+                      <w:sz w:val="28"/>
+                      <w:szCs w:val="28"/>
+                    </w:rPr>
+                    <m:t>M</m:t>
+                  </m:r>
+                </m:sub>
+              </m:sSub>
+            </m:e>
+          </m:d>
+          <m:r>
+            <w:rPr>
+              <w:rFonts w:ascii="Cambria Math" w:hAnsi="Cambria Math" w:cs="Times New Roman"/>
+              <w:sz w:val="28"/>
+              <w:szCs w:val="28"/>
+            </w:rPr>
+            <m:t>+</m:t>
+          </m:r>
+          <m:sSub>
+            <m:sSubPr>
+              <m:ctrlPr>
+                <w:rPr>
+                  <w:rFonts w:ascii="Cambria Math" w:hAnsi="Cambria Math" w:cs="Times New Roman"/>
+                  <w:bCs/>
+                  <w:i/>
+                  <w:sz w:val="28"/>
+                  <w:szCs w:val="28"/>
+                </w:rPr>
+              </m:ctrlPr>
+            </m:sSubPr>
+            <m:e>
+              <m:r>
+                <w:rPr>
+                  <w:rFonts w:ascii="Cambria Math" w:hAnsi="Cambria Math" w:cs="Times New Roman"/>
+                  <w:sz w:val="28"/>
+                  <w:szCs w:val="28"/>
+                </w:rPr>
+                <m:t>D</m:t>
+              </m:r>
+            </m:e>
+            <m:sub>
+              <m:r>
+                <w:rPr>
+                  <w:rFonts w:ascii="Cambria Math" w:hAnsi="Cambria Math" w:cs="Times New Roman"/>
+                  <w:sz w:val="28"/>
+                  <w:szCs w:val="28"/>
+                </w:rPr>
+                <m:t>2</m:t>
+              </m:r>
+            </m:sub>
+          </m:sSub>
+          <m:r>
+            <w:rPr>
+              <w:rFonts w:ascii="Cambria Math" w:hAnsi="Cambria Math" w:cs="Times New Roman"/>
+              <w:sz w:val="28"/>
+              <w:szCs w:val="28"/>
+            </w:rPr>
+            <m:t>,</m:t>
+          </m:r>
+        </m:oMath>
+      </m:oMathPara>
+    </w:p>
+    <w:tbl>
+      <w:tblPr>
+        <w:tblStyle w:val="a5"/>
+        <w:tblW w:w="0" w:type="auto"/>
+        <w:tblBorders>
+          <w:top w:val="none" w:sz="0" w:space="0" w:color="auto"/>
+          <w:left w:val="none" w:sz="0" w:space="0" w:color="auto"/>
+          <w:bottom w:val="none" w:sz="0" w:space="0" w:color="auto"/>
+          <w:right w:val="none" w:sz="0" w:space="0" w:color="auto"/>
+          <w:insideH w:val="none" w:sz="0" w:space="0" w:color="auto"/>
+          <w:insideV w:val="none" w:sz="0" w:space="0" w:color="auto"/>
+        </w:tblBorders>
+        <w:tblLook w:val="04A0" w:firstRow="1" w:lastRow="0" w:firstColumn="1" w:lastColumn="0" w:noHBand="0" w:noVBand="1"/>
+      </w:tblPr>
+      <w:tblGrid>
+        <w:gridCol w:w="704"/>
+        <w:gridCol w:w="709"/>
+        <w:gridCol w:w="7932"/>
+      </w:tblGrid>
+      <w:tr>
+        <w:trPr>
+          <w:trHeight w:val="443"/>
+        </w:trPr>
+        <w:tc>
+          <w:tcPr>
+            <w:tcW w:w="704" w:type="dxa"/>
+            <w:hideMark/>
+          </w:tcPr>
+          <w:p>
+            <w:pPr>
+              <w:spacing w:after="100"/>
+              <w:rPr>
+                <w:rFonts w:ascii="Times New Roman" w:eastAsiaTheme="minorEastAsia" w:hAnsi="Times New Roman" w:cs="Times New Roman"/>
+                <w:bCs/>
+                <w:sz w:val="28"/>
+                <w:szCs w:val="28"/>
+              </w:rPr>
+            </w:pPr>
+            <w:bookmarkStart w:id="0" w:name="_Hlk193054683"/>
+            <w:r>
+              <w:rPr>
+                <w:rFonts w:ascii="Times New Roman" w:eastAsiaTheme="minorEastAsia" w:hAnsi="Times New Roman" w:cs="Times New Roman"/>
+                <w:bCs/>
+                <w:sz w:val="28"/>
+                <w:szCs w:val="28"/>
+              </w:rPr>
+              <w:t>где</w:t>
+            </w:r>
+          </w:p>
+        </w:tc>
+        <w:tc>
+          <w:tcPr>
+            <w:tcW w:w="709" w:type="dxa"/>
+            <w:hideMark/>
+          </w:tcPr>
+          <w:p>
+            <w:pPr>
+              <w:spacing w:after="100"/>
+              <w:jc w:val="center"/>
+              <w:rPr>
+                <w:rFonts w:ascii="Times New Roman" w:eastAsiaTheme="minorEastAsia" w:hAnsi="Times New Roman" w:cs="Times New Roman"/>
+                <w:bCs/>
+                <w:sz w:val="28"/>
+                <w:szCs w:val="28"/>
+              </w:rPr>
+            </w:pPr>
+            <m:oMathPara>
+              <m:oMath>
+                <m:sSubSup>
+                  <m:sSubSupPr>
+                    <m:ctrlPr>
+                      <w:rPr>
+                        <w:rFonts w:ascii="Cambria Math" w:hAnsi="Cambria Math" w:cs="Times New Roman"/>
+                        <w:bCs/>
+                        <w:i/>
+                        <w:sz w:val="28"/>
+                        <w:szCs w:val="28"/>
+                      </w:rPr>
+                    </m:ctrlPr>
+                  </m:sSubSupPr>
+                  <m:e>
+                    <m:r>
+                      <w:rPr>
+                        <w:rFonts w:ascii="Cambria Math" w:hAnsi="Cambria Math" w:cs="Times New Roman"/>
+                        <w:sz w:val="28"/>
+                        <w:szCs w:val="28"/>
+                      </w:rPr>
+                      <m:t>f</m:t>
+                    </m:r>
+                  </m:e>
+                  <m:sub>
+                    <m:r>
+                      <w:rPr>
+                        <w:rFonts w:ascii="Cambria Math" w:hAnsi="Cambria Math" w:cs="Times New Roman"/>
+                        <w:sz w:val="28"/>
+                        <w:szCs w:val="28"/>
+                      </w:rPr>
+                      <m:t>1</m:t>
+                    </m:r>
+                  </m:sub>
+                  <m:sup>
+                    <m:r>
+                      <w:rPr>
+                        <w:rFonts w:ascii="Cambria Math" w:hAnsi="Cambria Math" w:cs="Times New Roman"/>
+                        <w:sz w:val="28"/>
+                        <w:szCs w:val="28"/>
+                      </w:rPr>
+                      <m:t>0</m:t>
+                    </m:r>
+                  </m:sup>
+                </m:sSubSup>
+              </m:oMath>
+            </m:oMathPara>
+          </w:p>
+        </w:tc>
+        <w:tc>
+          <w:tcPr>
+            <w:tcW w:w="7932" w:type="dxa"/>
+            <w:hideMark/>
+          </w:tcPr>
+          <w:p>
+            <w:pPr>
+              <w:spacing w:after="100"/>
+              <w:rPr>
+                <w:rFonts w:ascii="Times New Roman" w:eastAsiaTheme="minorEastAsia" w:hAnsi="Times New Roman" w:cs="Times New Roman"/>
+                <w:bCs/>
+                <w:sz w:val="28"/>
+                <w:szCs w:val="28"/>
+              </w:rPr>
+            </w:pPr>
+            <w:r>
+              <w:rPr>
+                <w:rFonts w:ascii="Times New Roman" w:eastAsiaTheme="minorEastAsia" w:hAnsi="Times New Roman" w:cs="Times New Roman"/>
+                <w:bCs/>
+                <w:sz w:val="28"/>
+                <w:szCs w:val="28"/>
+              </w:rPr>
+              <w:t>- форма колебаний первого тона в предыдущем приближении;</w:t>
+            </w:r>
+          </w:p>
+        </w:tc>
+      </w:tr>
+      <w:tr>
+        <w:tc>
+          <w:tcPr>
+            <w:tcW w:w="704" w:type="dxa"/>
+          </w:tcPr>
+          <w:p>
+            <w:pPr>
+              <w:spacing w:after="100"/>
+              <w:jc w:val="center"/>
+              <w:rPr>
+                <w:rFonts w:ascii="Times New Roman" w:eastAsiaTheme="minorEastAsia" w:hAnsi="Times New Roman" w:cs="Times New Roman"/>
+                <w:bCs/>
+                <w:sz w:val="28"/>
+                <w:szCs w:val="28"/>
+              </w:rPr>
+            </w:pPr>
+          </w:p>
+        </w:tc>
+        <w:tc>
+          <w:tcPr>
+            <w:tcW w:w="709" w:type="dxa"/>
+            <w:hideMark/>
+          </w:tcPr>
+          <w:p>
+            <w:pPr>
+              <w:spacing w:after="100"/>
+              <w:jc w:val="center"/>
+              <w:rPr>
+                <w:rFonts w:ascii="Times New Roman" w:eastAsia="Times New Roman" w:hAnsi="Times New Roman" w:cs="Times New Roman"/>
+                <w:bCs/>
+                <w:sz w:val="28"/>
+                <w:szCs w:val="28"/>
+                <w:lang w:val="en-US"/>
+              </w:rPr>
+            </w:pPr>
+            <m:oMathPara>
+              <m:oMath>
+                <m:r>
+                  <w:rPr>
+                    <w:rFonts w:ascii="Cambria Math" w:eastAsia="Times New Roman" w:hAnsi="Cambria Math" w:cs="Times New Roman"/>
+                    <w:sz w:val="28"/>
+                    <w:szCs w:val="28"/>
+                    <w:lang w:val="en-US"/>
+                  </w:rPr>
+                  <m:t>x</m:t>
+                </m:r>
+              </m:oMath>
+            </m:oMathPara>
+          </w:p>
+        </w:tc>
+        <w:tc>
+          <w:tcPr>
+            <w:tcW w:w="7932" w:type="dxa"/>
+            <w:hideMark/>
+          </w:tcPr>
+          <w:p>
+            <w:pPr>
+              <w:spacing w:after="100"/>
+              <w:rPr>
+                <w:rFonts w:ascii="Times New Roman" w:eastAsiaTheme="minorEastAsia" w:hAnsi="Times New Roman" w:cs="Times New Roman"/>
+                <w:bCs/>
+                <w:sz w:val="28"/>
+                <w:szCs w:val="28"/>
+                <w:lang w:val="en-US"/>
+              </w:rPr>
+            </w:pPr>
+            <w:r>
+              <w:rPr>
+                <w:rFonts w:ascii="Times New Roman" w:eastAsiaTheme="minorEastAsia" w:hAnsi="Times New Roman" w:cs="Times New Roman"/>
+                <w:bCs/>
+                <w:sz w:val="28"/>
+                <w:szCs w:val="28"/>
+              </w:rPr>
+              <w:t>-</w:t>
+            </w:r>
+            <w:r>
+              <w:rPr>
+                <w:rFonts w:ascii="Times New Roman" w:eastAsiaTheme="minorEastAsia" w:hAnsi="Times New Roman" w:cs="Times New Roman"/>
+                <w:bCs/>
+                <w:sz w:val="28"/>
+                <w:szCs w:val="28"/>
+                <w:lang w:val="en-US"/>
+              </w:rPr>
+              <w:t xml:space="preserve"> </w:t>
+            </w:r>
+            <w:r>
+              <w:rPr>
+                <w:rFonts w:ascii="Times New Roman" w:eastAsiaTheme="minorEastAsia" w:hAnsi="Times New Roman" w:cs="Times New Roman"/>
+                <w:bCs/>
+                <w:sz w:val="28"/>
+                <w:szCs w:val="28"/>
+              </w:rPr>
+              <w:t>продольная координата стержня</w:t>
+            </w:r>
+            <w:r>
+              <w:rPr>
+                <w:rFonts w:ascii="Times New Roman" w:eastAsiaTheme="minorEastAsia" w:hAnsi="Times New Roman" w:cs="Times New Roman"/>
+                <w:bCs/>
+                <w:sz w:val="28"/>
+                <w:szCs w:val="28"/>
+                <w:lang w:val="en-US"/>
+              </w:rPr>
+              <w:t>;</w:t>
+            </w:r>
+          </w:p>
+        </w:tc>
+      </w:tr>
+      <w:tr>
+        <w:tc>
+          <w:tcPr>
+            <w:tcW w:w="704" w:type="dxa"/>
+          </w:tcPr>
+          <w:p>
+            <w:pPr>
+              <w:spacing w:after="100"/>
+              <w:jc w:val="center"/>
+              <w:rPr>
+                <w:rFonts w:ascii="Times New Roman" w:eastAsiaTheme="minorEastAsia" w:hAnsi="Times New Roman" w:cs="Times New Roman"/>
+                <w:bCs/>
+                <w:sz w:val="28"/>
+                <w:szCs w:val="28"/>
+              </w:rPr>
+            </w:pPr>
+          </w:p>
+        </w:tc>
+        <w:tc>
+          <w:tcPr>
+            <w:tcW w:w="709" w:type="dxa"/>
+            <w:hideMark/>
+          </w:tcPr>
+          <w:p>
+            <w:pPr>
+              <w:spacing w:after="100"/>
+              <w:jc w:val="center"/>
+              <w:rPr>
+                <w:rFonts w:ascii="Times New Roman" w:eastAsia="Times New Roman" w:hAnsi="Times New Roman" w:cs="Times New Roman"/>
+                <w:bCs/>
+                <w:sz w:val="28"/>
+                <w:szCs w:val="28"/>
+              </w:rPr>
+            </w:pPr>
+            <m:oMathPara>
+              <m:oMath>
+                <m:sSub>
+                  <m:sSubPr>
+                    <m:ctrlPr>
+                      <w:rPr>
+                        <w:rFonts w:ascii="Cambria Math" w:eastAsia="Times New Roman" w:hAnsi="Cambria Math" w:cs="Times New Roman"/>
+                        <w:bCs/>
+                        <w:i/>
+                        <w:sz w:val="28"/>
+                        <w:szCs w:val="28"/>
+                      </w:rPr>
+                    </m:ctrlPr>
+                  </m:sSubPr>
+                  <m:e>
+                    <m:r>
+                      <w:rPr>
+                        <w:rFonts w:ascii="Cambria Math" w:eastAsia="Times New Roman" w:hAnsi="Cambria Math" w:cs="Times New Roman"/>
+                        <w:sz w:val="28"/>
+                        <w:szCs w:val="28"/>
+                      </w:rPr>
+                      <m:t>x</m:t>
+                    </m:r>
+                  </m:e>
+                  <m:sub>
+                    <m:r>
+                      <w:rPr>
+                        <w:rFonts w:ascii="Cambria Math" w:eastAsia="Times New Roman" w:hAnsi="Cambria Math" w:cs="Times New Roman"/>
+                        <w:sz w:val="28"/>
+                        <w:szCs w:val="28"/>
+                      </w:rPr>
+                      <m:t>M</m:t>
+                    </m:r>
+                  </m:sub>
+                </m:sSub>
+              </m:oMath>
+            </m:oMathPara>
+          </w:p>
+        </w:tc>
+        <w:tc>
+          <w:tcPr>
+            <w:tcW w:w="7932" w:type="dxa"/>
+            <w:hideMark/>
+          </w:tcPr>
+          <w:p>
+            <w:pPr>
+              <w:spacing w:after="100"/>
+              <w:rPr>
+                <w:rFonts w:ascii="Times New Roman" w:eastAsiaTheme="minorEastAsia" w:hAnsi="Times New Roman" w:cs="Times New Roman"/>
+                <w:bCs/>
+                <w:sz w:val="28"/>
+                <w:szCs w:val="28"/>
+                <w:lang w:val="en-US"/>
+              </w:rPr>
+            </w:pPr>
+            <w:r>
+              <w:rPr>
+                <w:rFonts w:ascii="Times New Roman" w:eastAsiaTheme="minorEastAsia" w:hAnsi="Times New Roman" w:cs="Times New Roman"/>
+                <w:bCs/>
+                <w:sz w:val="28"/>
+                <w:szCs w:val="28"/>
+              </w:rPr>
+              <w:t>-</w:t>
+            </w:r>
+            <w:r>
+              <w:rPr>
+                <w:rFonts w:ascii="Times New Roman" w:eastAsiaTheme="minorEastAsia" w:hAnsi="Times New Roman" w:cs="Times New Roman"/>
+                <w:bCs/>
+                <w:sz w:val="28"/>
+                <w:szCs w:val="28"/>
+                <w:lang w:val="en-US"/>
+              </w:rPr>
+              <w:t xml:space="preserve"> </w:t>
+            </w:r>
+            <w:r>
+              <w:rPr>
+                <w:rFonts w:ascii="Times New Roman" w:eastAsiaTheme="minorEastAsia" w:hAnsi="Times New Roman" w:cs="Times New Roman"/>
+                <w:bCs/>
+                <w:sz w:val="28"/>
+                <w:szCs w:val="28"/>
+              </w:rPr>
+              <w:t>координата центра масс.</w:t>
+            </w:r>
+          </w:p>
+        </w:tc>
+      </w:tr>
+      <w:bookmarkEnd w:id="0"/>
+    </w:tbl>
+    <w:p>
+      <w:pPr>
+        <w:spacing w:after="100"/>
+        <w:ind w:firstLine="708"/>
+        <w:jc w:val="center"/>
+        <w:rPr>
+          <w:rFonts w:ascii="Times New Roman" w:eastAsiaTheme="minorEastAsia" w:hAnsi="Times New Roman" w:cs="Times New Roman"/>
+          <w:bCs/>
+          <w:sz w:val="28"/>
+          <w:szCs w:val="28"/>
+        </w:rPr>
+      </w:pPr>
+    </w:p>
+    <w:tbl>
+      <w:tblPr>
+        <w:tblStyle w:val="a5"/>
+        <w:tblW w:w="0" w:type="auto"/>
+        <w:jc w:val="center"/>
+        <w:tblBorders>
+          <w:top w:val="none" w:sz="0" w:space="0" w:color="auto"/>
+          <w:left w:val="none" w:sz="0" w:space="0" w:color="auto"/>
+          <w:bottom w:val="none" w:sz="0" w:space="0" w:color="auto"/>
+          <w:right w:val="none" w:sz="0" w:space="0" w:color="auto"/>
+          <w:insideH w:val="none" w:sz="0" w:space="0" w:color="auto"/>
+          <w:insideV w:val="none" w:sz="0" w:space="0" w:color="auto"/>
+        </w:tblBorders>
+        <w:tblLook w:val="04A0" w:firstRow="1" w:lastRow="0" w:firstColumn="1" w:lastColumn="0" w:noHBand="0" w:noVBand="1"/>
+      </w:tblPr>
+      <w:tblGrid>
+        <w:gridCol w:w="4248"/>
+      </w:tblGrid>
+      <w:tr>
+        <w:trPr>
+          <w:jc w:val="center"/>
+        </w:trPr>
+        <w:tc>
+          <w:tcPr>
+            <w:tcW w:w="4248" w:type="dxa"/>
+            <w:hideMark/>
+          </w:tcPr>
+          <w:p>
+            <w:pPr>
+              <w:spacing w:after="100"/>
+              <w:rPr>
+                <w:rFonts w:ascii="Times New Roman" w:eastAsiaTheme="minorEastAsia" w:hAnsi="Times New Roman" w:cs="Times New Roman"/>
+                <w:bCs/>
+                <w:sz w:val="28"/>
+                <w:szCs w:val="28"/>
+              </w:rPr>
+            </w:pPr>
+            <m:oMathPara>
+              <m:oMathParaPr>
+                <m:jc m:val="left"/>
+              </m:oMathParaPr>
+              <m:oMath>
+                <m:sSub>
+                  <m:sSubPr>
+                    <m:ctrlPr>
+                      <w:rPr>
+                        <w:rFonts w:ascii="Cambria Math" w:eastAsiaTheme="minorEastAsia" w:hAnsi="Cambria Math" w:cs="Times New Roman"/>
+                        <w:bCs/>
+                        <w:i/>
+                        <w:sz w:val="28"/>
+                        <w:szCs w:val="28"/>
+                      </w:rPr>
+                    </m:ctrlPr>
+                  </m:sSubPr>
+                  <m:e>
+                    <m:r>
+                      <w:rPr>
+                        <w:rFonts w:ascii="Cambria Math" w:eastAsiaTheme="minorEastAsia" w:hAnsi="Cambria Math" w:cs="Times New Roman"/>
+                        <w:sz w:val="28"/>
+                        <w:szCs w:val="28"/>
+                      </w:rPr>
+                      <m:t>D</m:t>
+                    </m:r>
+                  </m:e>
+                  <m:sub>
+                    <m:r>
+                      <w:rPr>
+                        <w:rFonts w:ascii="Cambria Math" w:eastAsiaTheme="minorEastAsia" w:hAnsi="Cambria Math" w:cs="Times New Roman"/>
+                        <w:sz w:val="28"/>
+                        <w:szCs w:val="28"/>
+                      </w:rPr>
+                      <m:t>1</m:t>
+                    </m:r>
+                  </m:sub>
+                </m:sSub>
+                <m:r>
+                  <w:rPr>
+                    <w:rFonts w:ascii="Cambria Math" w:eastAsiaTheme="minorEastAsia" w:hAnsi="Cambria Math" w:cs="Times New Roman"/>
+                    <w:sz w:val="28"/>
+                    <w:szCs w:val="28"/>
+                  </w:rPr>
+                  <m:t>=</m:t>
+                </m:r>
+                <m:f>
+                  <m:fPr>
+                    <m:ctrlPr>
+                      <w:rPr>
+                        <w:rFonts w:ascii="Cambria Math" w:eastAsiaTheme="minorEastAsia" w:hAnsi="Cambria Math" w:cs="Times New Roman"/>
+                        <w:bCs/>
+                        <w:i/>
+                        <w:sz w:val="28"/>
+                        <w:szCs w:val="28"/>
+                      </w:rPr>
+                    </m:ctrlPr>
+                  </m:fPr>
+                  <m:num>
+                    <m:r>
+                      <w:rPr>
+                        <w:rFonts w:ascii="Cambria Math" w:eastAsiaTheme="minorEastAsia" w:hAnsi="Cambria Math" w:cs="Times New Roman"/>
+                        <w:sz w:val="28"/>
+                        <w:szCs w:val="28"/>
+                      </w:rPr>
+                      <m:t>1</m:t>
+                    </m:r>
+                  </m:num>
+                  <m:den>
+                    <m:r>
+                      <w:rPr>
+                        <w:rFonts w:ascii="Cambria Math" w:eastAsiaTheme="minorEastAsia" w:hAnsi="Cambria Math" w:cs="Times New Roman"/>
+                        <w:sz w:val="28"/>
+                        <w:szCs w:val="28"/>
+                      </w:rPr>
+                      <m:t>I</m:t>
+                    </m:r>
+                  </m:den>
+                </m:f>
+                <m:nary>
+                  <m:naryPr>
+                    <m:limLoc m:val="subSup"/>
+                    <m:ctrlPr>
+                      <w:rPr>
+                        <w:rFonts w:ascii="Cambria Math" w:eastAsiaTheme="minorEastAsia" w:hAnsi="Cambria Math" w:cs="Times New Roman"/>
+                        <w:bCs/>
+                        <w:i/>
+                        <w:sz w:val="28"/>
+                        <w:szCs w:val="28"/>
+                      </w:rPr>
+                    </m:ctrlPr>
+                  </m:naryPr>
+                  <m:sub>
+                    <m:r>
+                      <w:rPr>
+                        <w:rFonts w:ascii="Cambria Math" w:eastAsiaTheme="minorEastAsia" w:hAnsi="Cambria Math" w:cs="Times New Roman"/>
+                        <w:sz w:val="28"/>
+                        <w:szCs w:val="28"/>
+                      </w:rPr>
+                      <m:t>0</m:t>
+                    </m:r>
+                  </m:sub>
+                  <m:sup>
+                    <m:r>
+                      <w:rPr>
+                        <w:rFonts w:ascii="Cambria Math" w:eastAsiaTheme="minorEastAsia" w:hAnsi="Cambria Math" w:cs="Times New Roman"/>
+                        <w:sz w:val="28"/>
+                        <w:szCs w:val="28"/>
+                      </w:rPr>
+                      <m:t>l</m:t>
+                    </m:r>
+                  </m:sup>
+                  <m:e>
+                    <m:r>
+                      <w:rPr>
+                        <w:rFonts w:ascii="Cambria Math" w:eastAsiaTheme="minorEastAsia" w:hAnsi="Cambria Math" w:cs="Times New Roman"/>
+                        <w:sz w:val="28"/>
+                        <w:szCs w:val="28"/>
+                      </w:rPr>
+                      <m:t>m</m:t>
+                    </m:r>
+                    <m:d>
+                      <m:dPr>
+                        <m:ctrlPr>
+                          <w:rPr>
+                            <w:rFonts w:ascii="Cambria Math" w:eastAsiaTheme="minorEastAsia" w:hAnsi="Cambria Math" w:cs="Times New Roman"/>
+                            <w:bCs/>
+                            <w:i/>
+                            <w:sz w:val="28"/>
+                            <w:szCs w:val="28"/>
+                          </w:rPr>
+                        </m:ctrlPr>
+                      </m:dPr>
+                      <m:e>
+                        <m:r>
+                          <w:rPr>
+                            <w:rFonts w:ascii="Cambria Math" w:eastAsiaTheme="minorEastAsia" w:hAnsi="Cambria Math" w:cs="Times New Roman"/>
+                            <w:sz w:val="28"/>
+                            <w:szCs w:val="28"/>
+                          </w:rPr>
+                          <m:t>x</m:t>
+                        </m:r>
+                      </m:e>
+                    </m:d>
+                    <m:r>
+                      <w:rPr>
+                        <w:rFonts w:ascii="Cambria Math" w:eastAsiaTheme="minorEastAsia" w:hAnsi="Cambria Math" w:cs="Times New Roman"/>
+                        <w:sz w:val="28"/>
+                        <w:szCs w:val="28"/>
+                      </w:rPr>
+                      <m:t>ψ</m:t>
+                    </m:r>
+                    <m:d>
+                      <m:dPr>
+                        <m:ctrlPr>
+                          <w:rPr>
+                            <w:rFonts w:ascii="Cambria Math" w:eastAsiaTheme="minorEastAsia" w:hAnsi="Cambria Math" w:cs="Times New Roman"/>
+                            <w:bCs/>
+                            <w:i/>
+                            <w:sz w:val="28"/>
+                            <w:szCs w:val="28"/>
+                          </w:rPr>
+                        </m:ctrlPr>
+                      </m:dPr>
+                      <m:e>
+                        <m:r>
+                          <w:rPr>
+                            <w:rFonts w:ascii="Cambria Math" w:eastAsiaTheme="minorEastAsia" w:hAnsi="Cambria Math" w:cs="Times New Roman"/>
+                            <w:sz w:val="28"/>
+                            <w:szCs w:val="28"/>
+                          </w:rPr>
+                          <m:t>x</m:t>
+                        </m:r>
+                      </m:e>
+                    </m:d>
+                  </m:e>
+                </m:nary>
+                <m:d>
+                  <m:dPr>
+                    <m:ctrlPr>
+                      <w:rPr>
+                        <w:rFonts w:ascii="Cambria Math" w:eastAsiaTheme="minorEastAsia" w:hAnsi="Cambria Math" w:cs="Times New Roman"/>
+                        <w:bCs/>
+                        <w:i/>
+                        <w:sz w:val="28"/>
+                        <w:szCs w:val="28"/>
+                      </w:rPr>
+                    </m:ctrlPr>
+                  </m:dPr>
+                  <m:e>
+                    <m:r>
+                      <w:rPr>
+                        <w:rFonts w:ascii="Cambria Math" w:eastAsiaTheme="minorEastAsia" w:hAnsi="Cambria Math" w:cs="Times New Roman"/>
+                        <w:sz w:val="28"/>
+                        <w:szCs w:val="28"/>
+                      </w:rPr>
+                      <m:t>x-</m:t>
+                    </m:r>
+                    <m:sSub>
+                      <m:sSubPr>
+                        <m:ctrlPr>
+                          <w:rPr>
+                            <w:rFonts w:ascii="Cambria Math" w:eastAsiaTheme="minorEastAsia" w:hAnsi="Cambria Math" w:cs="Times New Roman"/>
+                            <w:bCs/>
+                            <w:i/>
+                            <w:sz w:val="28"/>
+                            <w:szCs w:val="28"/>
+                          </w:rPr>
+                        </m:ctrlPr>
+                      </m:sSubPr>
+                      <m:e>
+                        <m:r>
+                          <w:rPr>
+                            <w:rFonts w:ascii="Cambria Math" w:eastAsiaTheme="minorEastAsia" w:hAnsi="Cambria Math" w:cs="Times New Roman"/>
+                            <w:sz w:val="28"/>
+                            <w:szCs w:val="28"/>
+                          </w:rPr>
+                          <m:t>x</m:t>
+                        </m:r>
+                      </m:e>
+                      <m:sub>
+                        <m:r>
+                          <w:rPr>
+                            <w:rFonts w:ascii="Cambria Math" w:eastAsiaTheme="minorEastAsia" w:hAnsi="Cambria Math" w:cs="Times New Roman"/>
+                            <w:sz w:val="28"/>
+                            <w:szCs w:val="28"/>
+                          </w:rPr>
+                          <m:t>M</m:t>
+                        </m:r>
+                      </m:sub>
+                    </m:sSub>
+                  </m:e>
+                </m:d>
+                <m:r>
+                  <w:rPr>
+                    <w:rFonts w:ascii="Cambria Math" w:eastAsiaTheme="minorEastAsia" w:hAnsi="Cambria Math" w:cs="Times New Roman"/>
+                    <w:sz w:val="28"/>
+                    <w:szCs w:val="28"/>
+                  </w:rPr>
+                  <m:t>dx;</m:t>
+                </m:r>
+              </m:oMath>
+            </m:oMathPara>
+          </w:p>
+        </w:tc>
+      </w:tr>
+      <w:tr>
+        <w:trPr>
+          <w:jc w:val="center"/>
+        </w:trPr>
+        <w:tc>
+          <w:tcPr>
+            <w:tcW w:w="4248" w:type="dxa"/>
+            <w:hideMark/>
+          </w:tcPr>
+          <w:p>
+            <w:pPr>
+              <w:spacing w:after="100"/>
+              <w:rPr>
+                <w:rFonts w:ascii="Times New Roman" w:eastAsiaTheme="minorEastAsia" w:hAnsi="Times New Roman" w:cs="Times New Roman"/>
+                <w:bCs/>
+                <w:sz w:val="28"/>
+                <w:szCs w:val="28"/>
+              </w:rPr>
+            </w:pPr>
+            <m:oMathPara>
+              <m:oMathParaPr>
+                <m:jc m:val="left"/>
+              </m:oMathParaPr>
+              <m:oMath>
+                <m:sSub>
+                  <m:sSubPr>
+                    <m:ctrlPr>
+                      <w:rPr>
+                        <w:rFonts w:ascii="Cambria Math" w:eastAsiaTheme="minorEastAsia" w:hAnsi="Cambria Math" w:cs="Times New Roman"/>
+                        <w:bCs/>
+                        <w:i/>
+                        <w:sz w:val="28"/>
+                        <w:szCs w:val="28"/>
+                      </w:rPr>
+                    </m:ctrlPr>
+                  </m:sSubPr>
+                  <m:e>
+                    <m:r>
+                      <w:rPr>
+                        <w:rFonts w:ascii="Cambria Math" w:eastAsiaTheme="minorEastAsia" w:hAnsi="Cambria Math" w:cs="Times New Roman"/>
+                        <w:sz w:val="28"/>
+                        <w:szCs w:val="28"/>
+                      </w:rPr>
+                      <m:t>D</m:t>
+                    </m:r>
+                  </m:e>
+                  <m:sub>
+                    <m:r>
+                      <w:rPr>
+                        <w:rFonts w:ascii="Cambria Math" w:eastAsiaTheme="minorEastAsia" w:hAnsi="Cambria Math" w:cs="Times New Roman"/>
+                        <w:sz w:val="28"/>
+                        <w:szCs w:val="28"/>
+                      </w:rPr>
+                      <m:t>2</m:t>
+                    </m:r>
+                  </m:sub>
+                </m:sSub>
+                <m:r>
+                  <w:rPr>
+                    <w:rFonts w:ascii="Cambria Math" w:eastAsiaTheme="minorEastAsia" w:hAnsi="Cambria Math" w:cs="Times New Roman"/>
+                    <w:sz w:val="28"/>
+                    <w:szCs w:val="28"/>
+                  </w:rPr>
+                  <m:t>=-</m:t>
+                </m:r>
+                <m:f>
+                  <m:fPr>
+                    <m:ctrlPr>
+                      <w:rPr>
+                        <w:rFonts w:ascii="Cambria Math" w:eastAsiaTheme="minorEastAsia" w:hAnsi="Cambria Math" w:cs="Times New Roman"/>
+                        <w:bCs/>
+                        <w:i/>
+                        <w:sz w:val="28"/>
+                        <w:szCs w:val="28"/>
+                      </w:rPr>
+                    </m:ctrlPr>
+                  </m:fPr>
+                  <m:num>
+                    <m:r>
+                      <w:rPr>
+                        <w:rFonts w:ascii="Cambria Math" w:eastAsiaTheme="minorEastAsia" w:hAnsi="Cambria Math" w:cs="Times New Roman"/>
+                        <w:sz w:val="28"/>
+                        <w:szCs w:val="28"/>
+                      </w:rPr>
+                      <m:t>1</m:t>
+                    </m:r>
+                  </m:num>
+                  <m:den>
+                    <m:r>
+                      <w:rPr>
+                        <w:rFonts w:ascii="Cambria Math" w:eastAsiaTheme="minorEastAsia" w:hAnsi="Cambria Math" w:cs="Times New Roman"/>
+                        <w:sz w:val="28"/>
+                        <w:szCs w:val="28"/>
+                      </w:rPr>
+                      <m:t>m</m:t>
+                    </m:r>
+                  </m:den>
+                </m:f>
+                <m:nary>
+                  <m:naryPr>
+                    <m:limLoc m:val="subSup"/>
+                    <m:ctrlPr>
+                      <w:rPr>
+                        <w:rFonts w:ascii="Cambria Math" w:eastAsiaTheme="minorEastAsia" w:hAnsi="Cambria Math" w:cs="Times New Roman"/>
+                        <w:bCs/>
+                        <w:i/>
+                        <w:sz w:val="28"/>
+                        <w:szCs w:val="28"/>
+                      </w:rPr>
+                    </m:ctrlPr>
+                  </m:naryPr>
+                  <m:sub>
+                    <m:r>
+                      <w:rPr>
+                        <w:rFonts w:ascii="Cambria Math" w:eastAsiaTheme="minorEastAsia" w:hAnsi="Cambria Math" w:cs="Times New Roman"/>
+                        <w:sz w:val="28"/>
+                        <w:szCs w:val="28"/>
+                      </w:rPr>
+                      <m:t>0</m:t>
+                    </m:r>
+                  </m:sub>
+                  <m:sup>
+                    <m:r>
+                      <w:rPr>
+                        <w:rFonts w:ascii="Cambria Math" w:eastAsiaTheme="minorEastAsia" w:hAnsi="Cambria Math" w:cs="Times New Roman"/>
+                        <w:sz w:val="28"/>
+                        <w:szCs w:val="28"/>
+                      </w:rPr>
+                      <m:t>l</m:t>
+                    </m:r>
+                  </m:sup>
+                  <m:e>
+                    <m:r>
+                      <w:rPr>
+                        <w:rFonts w:ascii="Cambria Math" w:eastAsiaTheme="minorEastAsia" w:hAnsi="Cambria Math" w:cs="Times New Roman"/>
+                        <w:sz w:val="28"/>
+                        <w:szCs w:val="28"/>
+                      </w:rPr>
+                      <m:t>m</m:t>
+                    </m:r>
+                    <m:d>
+                      <m:dPr>
+                        <m:ctrlPr>
+                          <w:rPr>
+                            <w:rFonts w:ascii="Cambria Math" w:eastAsiaTheme="minorEastAsia" w:hAnsi="Cambria Math" w:cs="Times New Roman"/>
+                            <w:bCs/>
+                            <w:i/>
+                            <w:sz w:val="28"/>
+                            <w:szCs w:val="28"/>
+                          </w:rPr>
+                        </m:ctrlPr>
+                      </m:dPr>
+                      <m:e>
+                        <m:r>
+                          <w:rPr>
+                            <w:rFonts w:ascii="Cambria Math" w:eastAsiaTheme="minorEastAsia" w:hAnsi="Cambria Math" w:cs="Times New Roman"/>
+                            <w:sz w:val="28"/>
+                            <w:szCs w:val="28"/>
+                          </w:rPr>
+                          <m:t>x</m:t>
+                        </m:r>
+                      </m:e>
+                    </m:d>
+                    <m:r>
+                      <w:rPr>
+                        <w:rFonts w:ascii="Cambria Math" w:eastAsiaTheme="minorEastAsia" w:hAnsi="Cambria Math" w:cs="Times New Roman"/>
+                        <w:sz w:val="28"/>
+                        <w:szCs w:val="28"/>
+                      </w:rPr>
+                      <m:t>ψ</m:t>
+                    </m:r>
+                    <m:d>
+                      <m:dPr>
+                        <m:ctrlPr>
+                          <w:rPr>
+                            <w:rFonts w:ascii="Cambria Math" w:eastAsiaTheme="minorEastAsia" w:hAnsi="Cambria Math" w:cs="Times New Roman"/>
+                            <w:bCs/>
+                            <w:i/>
+                            <w:sz w:val="28"/>
+                            <w:szCs w:val="28"/>
+                          </w:rPr>
+                        </m:ctrlPr>
+                      </m:dPr>
+                      <m:e>
+                        <m:r>
+                          <w:rPr>
+                            <w:rFonts w:ascii="Cambria Math" w:eastAsiaTheme="minorEastAsia" w:hAnsi="Cambria Math" w:cs="Times New Roman"/>
+                            <w:sz w:val="28"/>
+                            <w:szCs w:val="28"/>
+                          </w:rPr>
+                          <m:t>x</m:t>
+                        </m:r>
+                      </m:e>
+                    </m:d>
+                    <m:r>
+                      <w:rPr>
+                        <w:rFonts w:ascii="Cambria Math" w:eastAsiaTheme="minorEastAsia" w:hAnsi="Cambria Math" w:cs="Times New Roman"/>
+                        <w:sz w:val="28"/>
+                        <w:szCs w:val="28"/>
+                      </w:rPr>
+                      <m:t>dx;</m:t>
+                    </m:r>
+                  </m:e>
+                </m:nary>
+              </m:oMath>
+            </m:oMathPara>
+          </w:p>
+        </w:tc>
+      </w:tr>
+      <w:tr>
+        <w:trPr>
+          <w:trHeight w:val="912"/>
+          <w:jc w:val="center"/>
+        </w:trPr>
+        <w:tc>
+          <w:tcPr>
+            <w:tcW w:w="4248" w:type="dxa"/>
+            <w:hideMark/>
+          </w:tcPr>
+          <w:p>
+            <w:pPr>
+              <w:spacing w:after="100"/>
+              <w:ind w:firstLine="708"/>
+              <w:rPr>
+                <w:rFonts w:ascii="Times New Roman" w:hAnsi="Times New Roman" w:cs="Times New Roman"/>
+                <w:bCs/>
+                <w:sz w:val="28"/>
+                <w:szCs w:val="28"/>
+                <w:lang w:val="en-US"/>
+              </w:rPr>
+            </w:pPr>
+            <m:oMathPara>
+              <m:oMathParaPr>
+                <m:jc m:val="left"/>
+              </m:oMathParaPr>
+              <m:oMath>
+                <m:r>
+                  <w:rPr>
+                    <w:rFonts w:ascii="Cambria Math" w:hAnsi="Cambria Math" w:cs="Times New Roman"/>
+                    <w:sz w:val="28"/>
+                    <w:szCs w:val="28"/>
+                    <w:lang w:val="en-US"/>
+                  </w:rPr>
+                  <m:t>I=</m:t>
+                </m:r>
+                <m:nary>
+                  <m:naryPr>
+                    <m:limLoc m:val="subSup"/>
+                    <m:ctrlPr>
+                      <w:rPr>
+                        <w:rFonts w:ascii="Cambria Math" w:hAnsi="Cambria Math" w:cs="Times New Roman"/>
+                        <w:bCs/>
+                        <w:i/>
+                        <w:sz w:val="28"/>
+                        <w:szCs w:val="28"/>
+                        <w:lang w:val="en-US"/>
+                      </w:rPr>
+                    </m:ctrlPr>
+                  </m:naryPr>
+                  <m:sub>
+                    <m:r>
+                      <w:rPr>
+                        <w:rFonts w:ascii="Cambria Math" w:hAnsi="Cambria Math" w:cs="Times New Roman"/>
+                        <w:sz w:val="28"/>
+                        <w:szCs w:val="28"/>
+                        <w:lang w:val="en-US"/>
+                      </w:rPr>
+                      <m:t>0</m:t>
+                    </m:r>
+                  </m:sub>
+                  <m:sup>
+                    <m:r>
+                      <w:rPr>
+                        <w:rFonts w:ascii="Cambria Math" w:hAnsi="Cambria Math" w:cs="Times New Roman"/>
+                        <w:sz w:val="28"/>
+                        <w:szCs w:val="28"/>
+                        <w:lang w:val="en-US"/>
+                      </w:rPr>
+                      <m:t>l</m:t>
+                    </m:r>
+                  </m:sup>
+                  <m:e>
+                    <m:r>
+                      <w:rPr>
+                        <w:rFonts w:ascii="Cambria Math" w:hAnsi="Cambria Math" w:cs="Times New Roman"/>
+                        <w:sz w:val="28"/>
+                        <w:szCs w:val="28"/>
+                        <w:lang w:val="en-US"/>
+                      </w:rPr>
+                      <m:t>m(x)</m:t>
+                    </m:r>
+                    <m:sSup>
+                      <m:sSupPr>
+                        <m:ctrlPr>
+                          <w:rPr>
+                            <w:rFonts w:ascii="Cambria Math" w:hAnsi="Cambria Math" w:cs="Times New Roman"/>
+                            <w:bCs/>
+                            <w:i/>
+                            <w:sz w:val="28"/>
+                            <w:szCs w:val="28"/>
+                            <w:lang w:val="en-US"/>
+                          </w:rPr>
+                        </m:ctrlPr>
+                      </m:sSupPr>
+                      <m:e>
+                        <m:r>
+                          <w:rPr>
+                            <w:rFonts w:ascii="Cambria Math" w:hAnsi="Cambria Math" w:cs="Times New Roman"/>
+                            <w:sz w:val="28"/>
+                            <w:szCs w:val="28"/>
+                            <w:lang w:val="en-US"/>
+                          </w:rPr>
+                          <m:t>(x-</m:t>
+                        </m:r>
+                        <m:sSub>
+                          <m:sSubPr>
+                            <m:ctrlPr>
+                              <w:rPr>
+                                <w:rFonts w:ascii="Cambria Math" w:hAnsi="Cambria Math" w:cs="Times New Roman"/>
+                                <w:bCs/>
+                                <w:i/>
+                                <w:sz w:val="28"/>
+                                <w:szCs w:val="28"/>
+                                <w:lang w:val="en-US"/>
+                              </w:rPr>
+                            </m:ctrlPr>
+                          </m:sSubPr>
+                          <m:e>
+                            <m:r>
+                              <w:rPr>
+                                <w:rFonts w:ascii="Cambria Math" w:hAnsi="Cambria Math" w:cs="Times New Roman"/>
+                                <w:sz w:val="28"/>
+                                <w:szCs w:val="28"/>
+                                <w:lang w:val="en-US"/>
+                              </w:rPr>
+                              <m:t>x</m:t>
+                            </m:r>
+                          </m:e>
+                          <m:sub>
+                            <m:r>
+                              <w:rPr>
+                                <w:rFonts w:ascii="Cambria Math" w:hAnsi="Cambria Math" w:cs="Times New Roman"/>
+                                <w:sz w:val="28"/>
+                                <w:szCs w:val="28"/>
+                                <w:lang w:val="en-US"/>
+                              </w:rPr>
+                              <m:t>M</m:t>
+                            </m:r>
+                          </m:sub>
+                        </m:sSub>
+                        <m:r>
+                          <w:rPr>
+                            <w:rFonts w:ascii="Cambria Math" w:hAnsi="Cambria Math" w:cs="Times New Roman"/>
+                            <w:sz w:val="28"/>
+                            <w:szCs w:val="28"/>
+                            <w:lang w:val="en-US"/>
+                          </w:rPr>
+                          <m:t>)</m:t>
+                        </m:r>
+                      </m:e>
+                      <m:sup>
+                        <m:r>
+                          <w:rPr>
+                            <w:rFonts w:ascii="Cambria Math" w:hAnsi="Cambria Math" w:cs="Times New Roman"/>
+                            <w:sz w:val="28"/>
+                            <w:szCs w:val="28"/>
+                            <w:lang w:val="en-US"/>
+                          </w:rPr>
+                          <m:t>2</m:t>
+                        </m:r>
+                      </m:sup>
+                    </m:sSup>
+                  </m:e>
+                </m:nary>
+                <m:r>
+                  <w:rPr>
+                    <w:rFonts w:ascii="Cambria Math" w:hAnsi="Cambria Math" w:cs="Times New Roman"/>
+                    <w:sz w:val="28"/>
+                    <w:szCs w:val="28"/>
+                    <w:lang w:val="en-US"/>
+                  </w:rPr>
+                  <m:t>dx;</m:t>
+                </m:r>
+              </m:oMath>
+            </m:oMathPara>
+          </w:p>
+        </w:tc>
+      </w:tr>
+      <w:tr>
+        <w:trPr>
+          <w:trHeight w:val="912"/>
+          <w:jc w:val="center"/>
+        </w:trPr>
+        <w:tc>
+          <w:tcPr>
+            <w:tcW w:w="4248" w:type="dxa"/>
+            <w:hideMark/>
+          </w:tcPr>
+          <w:p>
+            <w:pPr>
+              <w:spacing w:after="100"/>
+              <w:ind w:firstLine="708"/>
+              <w:rPr>
+                <w:rFonts w:ascii="Times New Roman" w:eastAsia="Times New Roman" w:hAnsi="Times New Roman" w:cs="Times New Roman"/>
+                <w:bCs/>
+                <w:i/>
+                <w:sz w:val="28"/>
+                <w:szCs w:val="28"/>
+                <w:lang w:val="en-US"/>
+              </w:rPr>
+            </w:pPr>
+            <m:oMathPara>
+              <m:oMathParaPr>
+                <m:jc m:val="left"/>
+              </m:oMathParaPr>
+              <m:oMath>
+                <m:r>
+                  <w:rPr>
+                    <w:rFonts w:ascii="Cambria Math" w:eastAsia="Times New Roman" w:hAnsi="Cambria Math" w:cs="Times New Roman"/>
+                    <w:sz w:val="28"/>
+                    <w:szCs w:val="28"/>
+                    <w:lang w:val="en-US"/>
+                  </w:rPr>
+                  <m:t>ψ</m:t>
+                </m:r>
+                <m:d>
+                  <m:dPr>
+                    <m:ctrlPr>
+                      <w:rPr>
+                        <w:rFonts w:ascii="Cambria Math" w:eastAsia="Times New Roman" w:hAnsi="Cambria Math" w:cs="Times New Roman"/>
+                        <w:bCs/>
+                        <w:i/>
+                        <w:sz w:val="28"/>
+                        <w:szCs w:val="28"/>
+                        <w:lang w:val="en-US"/>
+                      </w:rPr>
+                    </m:ctrlPr>
+                  </m:dPr>
+                  <m:e>
+                    <m:r>
+                      <w:rPr>
+                        <w:rFonts w:ascii="Cambria Math" w:eastAsia="Times New Roman" w:hAnsi="Cambria Math" w:cs="Times New Roman"/>
+                        <w:sz w:val="28"/>
+                        <w:szCs w:val="28"/>
+                        <w:lang w:val="en-US"/>
+                      </w:rPr>
+                      <m:t>x</m:t>
+                    </m:r>
+                  </m:e>
+                </m:d>
+                <m:r>
+                  <w:rPr>
+                    <w:rFonts w:ascii="Cambria Math" w:eastAsia="Times New Roman" w:hAnsi="Cambria Math" w:cs="Times New Roman"/>
+                    <w:sz w:val="28"/>
+                    <w:szCs w:val="28"/>
+                    <w:lang w:val="en-US"/>
+                  </w:rPr>
+                  <m:t>=</m:t>
+                </m:r>
+                <m:nary>
+                  <m:naryPr>
+                    <m:limLoc m:val="subSup"/>
+                    <m:ctrlPr>
+                      <w:rPr>
+                        <w:rFonts w:ascii="Cambria Math" w:eastAsia="Times New Roman" w:hAnsi="Cambria Math" w:cs="Times New Roman"/>
+                        <w:bCs/>
+                        <w:i/>
+                        <w:sz w:val="28"/>
+                        <w:szCs w:val="28"/>
+                        <w:lang w:val="en-US"/>
+                      </w:rPr>
+                    </m:ctrlPr>
+                  </m:naryPr>
+                  <m:sub>
+                    <m:r>
+                      <w:rPr>
+                        <w:rFonts w:ascii="Cambria Math" w:eastAsia="Times New Roman" w:hAnsi="Cambria Math" w:cs="Times New Roman"/>
+                        <w:sz w:val="28"/>
+                        <w:szCs w:val="28"/>
+                        <w:lang w:val="en-US"/>
+                      </w:rPr>
+                      <m:t>0</m:t>
+                    </m:r>
+                  </m:sub>
+                  <m:sup>
+                    <m:r>
+                      <w:rPr>
+                        <w:rFonts w:ascii="Cambria Math" w:eastAsia="Times New Roman" w:hAnsi="Cambria Math" w:cs="Times New Roman"/>
+                        <w:sz w:val="28"/>
+                        <w:szCs w:val="28"/>
+                        <w:lang w:val="en-US"/>
+                      </w:rPr>
+                      <m:t>x</m:t>
+                    </m:r>
+                  </m:sup>
+                  <m:e>
+                    <m:nary>
+                      <m:naryPr>
+                        <m:limLoc m:val="subSup"/>
+                        <m:ctrlPr>
+                          <w:rPr>
+                            <w:rFonts w:ascii="Cambria Math" w:eastAsia="Times New Roman" w:hAnsi="Cambria Math" w:cs="Times New Roman"/>
+                            <w:bCs/>
+                            <w:i/>
+                            <w:sz w:val="28"/>
+                            <w:szCs w:val="28"/>
+                            <w:lang w:val="en-US"/>
+                          </w:rPr>
+                        </m:ctrlPr>
+                      </m:naryPr>
+                      <m:sub>
+                        <m:r>
+                          <w:rPr>
+                            <w:rFonts w:ascii="Cambria Math" w:eastAsia="Times New Roman" w:hAnsi="Cambria Math" w:cs="Times New Roman"/>
+                            <w:sz w:val="28"/>
+                            <w:szCs w:val="28"/>
+                            <w:lang w:val="en-US"/>
+                          </w:rPr>
+                          <m:t>0</m:t>
+                        </m:r>
+                      </m:sub>
+                      <m:sup>
+                        <m:r>
+                          <w:rPr>
+                            <w:rFonts w:ascii="Cambria Math" w:eastAsia="Times New Roman" w:hAnsi="Cambria Math" w:cs="Times New Roman"/>
+                            <w:sz w:val="28"/>
+                            <w:szCs w:val="28"/>
+                            <w:lang w:val="en-US"/>
+                          </w:rPr>
+                          <m:t>x</m:t>
+                        </m:r>
+                      </m:sup>
+                      <m:e>
+                        <m:f>
+                          <m:fPr>
+                            <m:ctrlPr>
+                              <w:rPr>
+                                <w:rFonts w:ascii="Cambria Math" w:eastAsia="Times New Roman" w:hAnsi="Cambria Math" w:cs="Times New Roman"/>
+                                <w:bCs/>
+                                <w:i/>
+                                <w:sz w:val="28"/>
+                                <w:szCs w:val="28"/>
+                                <w:lang w:val="en-US"/>
+                              </w:rPr>
+                            </m:ctrlPr>
+                          </m:fPr>
+                          <m:num>
+                            <m:sSub>
+                              <m:sSubPr>
+                                <m:ctrlPr>
+                                  <w:rPr>
+                                    <w:rFonts w:ascii="Cambria Math" w:eastAsia="Times New Roman" w:hAnsi="Cambria Math" w:cs="Times New Roman"/>
+                                    <w:bCs/>
+                                    <w:i/>
+                                    <w:sz w:val="28"/>
+                                    <w:szCs w:val="28"/>
+                                    <w:lang w:val="en-US"/>
+                                  </w:rPr>
+                                </m:ctrlPr>
+                              </m:sSubPr>
+                              <m:e>
+                                <m:r>
+                                  <w:rPr>
+                                    <w:rFonts w:ascii="Cambria Math" w:eastAsia="Times New Roman" w:hAnsi="Cambria Math" w:cs="Times New Roman"/>
+                                    <w:sz w:val="28"/>
+                                    <w:szCs w:val="28"/>
+                                    <w:lang w:val="en-US"/>
+                                  </w:rPr>
+                                  <m:t>M</m:t>
+                                </m:r>
+                              </m:e>
+                              <m:sub>
+                                <m:r>
+                                  <w:rPr>
+                                    <w:rFonts w:ascii="Cambria Math" w:eastAsia="Times New Roman" w:hAnsi="Cambria Math" w:cs="Times New Roman"/>
+                                    <w:sz w:val="28"/>
+                                    <w:szCs w:val="28"/>
+                                    <w:lang w:val="en-US"/>
+                                  </w:rPr>
+                                  <m:t>1x</m:t>
+                                </m:r>
+                              </m:sub>
+                            </m:sSub>
+                          </m:num>
+                          <m:den>
+                            <m:r>
+                              <w:rPr>
+                                <w:rFonts w:ascii="Cambria Math" w:eastAsia="Times New Roman" w:hAnsi="Cambria Math" w:cs="Times New Roman"/>
+                                <w:sz w:val="28"/>
+                                <w:szCs w:val="28"/>
+                                <w:lang w:val="en-US"/>
+                              </w:rPr>
+                              <m:t>EJ(x)</m:t>
+                            </m:r>
+                          </m:den>
+                        </m:f>
+                        <m:sSup>
+                          <m:sSupPr>
+                            <m:ctrlPr>
+                              <w:rPr>
+                                <w:rFonts w:ascii="Cambria Math" w:eastAsia="Times New Roman" w:hAnsi="Cambria Math" w:cs="Times New Roman"/>
+                                <w:bCs/>
+                                <w:i/>
+                                <w:sz w:val="28"/>
+                                <w:szCs w:val="28"/>
+                                <w:lang w:val="en-US"/>
+                              </w:rPr>
+                            </m:ctrlPr>
+                          </m:sSupPr>
+                          <m:e>
+                            <m:r>
+                              <w:rPr>
+                                <w:rFonts w:ascii="Cambria Math" w:eastAsia="Times New Roman" w:hAnsi="Cambria Math" w:cs="Times New Roman"/>
+                                <w:sz w:val="28"/>
+                                <w:szCs w:val="28"/>
+                                <w:lang w:val="en-US"/>
+                              </w:rPr>
+                              <m:t>dx</m:t>
+                            </m:r>
+                          </m:e>
+                          <m:sup>
+                            <m:r>
+                              <w:rPr>
+                                <w:rFonts w:ascii="Cambria Math" w:eastAsia="Times New Roman" w:hAnsi="Cambria Math" w:cs="Times New Roman"/>
+                                <w:sz w:val="28"/>
+                                <w:szCs w:val="28"/>
+                                <w:lang w:val="en-US"/>
+                              </w:rPr>
+                              <m:t>2</m:t>
+                            </m:r>
+                          </m:sup>
+                        </m:sSup>
+                      </m:e>
+                    </m:nary>
+                  </m:e>
+                </m:nary>
+                <m:r>
+                  <w:rPr>
+                    <w:rFonts w:ascii="Cambria Math" w:eastAsia="Times New Roman" w:hAnsi="Cambria Math" w:cs="Times New Roman"/>
+                    <w:sz w:val="28"/>
+                    <w:szCs w:val="28"/>
+                    <w:lang w:val="en-US"/>
+                  </w:rPr>
+                  <m:t>;</m:t>
+                </m:r>
+              </m:oMath>
+            </m:oMathPara>
+          </w:p>
+        </w:tc>
+      </w:tr>
+      <w:tr>
+        <w:trPr>
+          <w:trHeight w:val="912"/>
+          <w:jc w:val="center"/>
+        </w:trPr>
+        <w:tc>
+          <w:tcPr>
+            <w:tcW w:w="4248" w:type="dxa"/>
+            <w:hideMark/>
+          </w:tcPr>
+          <w:p>
+            <w:pPr>
+              <w:spacing w:after="100"/>
+              <w:ind w:firstLine="708"/>
+              <w:rPr>
+                <w:rFonts w:ascii="Times New Roman" w:eastAsia="Times New Roman" w:hAnsi="Times New Roman" w:cs="Times New Roman"/>
+                <w:bCs/>
+                <w:sz w:val="28"/>
+                <w:szCs w:val="28"/>
+                <w:lang w:val="en-US"/>
+              </w:rPr>
+            </w:pPr>
+            <m:oMathPara>
+              <m:oMathParaPr>
+                <m:jc m:val="left"/>
+              </m:oMathParaPr>
+              <m:oMath>
+                <m:sSub>
+                  <m:sSubPr>
+                    <m:ctrlPr>
+                      <w:rPr>
+                        <w:rFonts w:ascii="Cambria Math" w:eastAsia="Times New Roman" w:hAnsi="Cambria Math" w:cs="Times New Roman"/>
+                        <w:bCs/>
+                        <w:i/>
+                        <w:sz w:val="28"/>
+                        <w:szCs w:val="28"/>
+                        <w:lang w:val="en-US"/>
+                      </w:rPr>
+                    </m:ctrlPr>
+                  </m:sSubPr>
+                  <m:e>
+                    <m:r>
+                      <w:rPr>
+                        <w:rFonts w:ascii="Cambria Math" w:eastAsia="Times New Roman" w:hAnsi="Cambria Math" w:cs="Times New Roman"/>
+                        <w:sz w:val="28"/>
+                        <w:szCs w:val="28"/>
+                        <w:lang w:val="en-US"/>
+                      </w:rPr>
+                      <m:t>M</m:t>
+                    </m:r>
+                  </m:e>
+                  <m:sub>
+                    <m:r>
+                      <w:rPr>
+                        <w:rFonts w:ascii="Cambria Math" w:eastAsia="Times New Roman" w:hAnsi="Cambria Math" w:cs="Times New Roman"/>
+                        <w:sz w:val="28"/>
+                        <w:szCs w:val="28"/>
+                        <w:lang w:val="en-US"/>
+                      </w:rPr>
+                      <m:t>1x</m:t>
+                    </m:r>
+                  </m:sub>
+                </m:sSub>
+                <m:r>
+                  <w:rPr>
+                    <w:rFonts w:ascii="Cambria Math" w:eastAsia="Times New Roman" w:hAnsi="Cambria Math" w:cs="Times New Roman"/>
+                    <w:sz w:val="28"/>
+                    <w:szCs w:val="28"/>
+                    <w:lang w:val="en-US"/>
+                  </w:rPr>
+                  <m:t>=</m:t>
+                </m:r>
+                <m:f>
+                  <m:fPr>
+                    <m:ctrlPr>
+                      <w:rPr>
+                        <w:rFonts w:ascii="Cambria Math" w:eastAsia="Times New Roman" w:hAnsi="Cambria Math" w:cs="Times New Roman"/>
+                        <w:bCs/>
+                        <w:i/>
+                        <w:sz w:val="28"/>
+                        <w:szCs w:val="28"/>
+                        <w:lang w:val="en-US"/>
+                      </w:rPr>
+                    </m:ctrlPr>
+                  </m:fPr>
+                  <m:num>
+                    <m:sSub>
+                      <m:sSubPr>
+                        <m:ctrlPr>
+                          <w:rPr>
+                            <w:rFonts w:ascii="Cambria Math" w:eastAsia="Times New Roman" w:hAnsi="Cambria Math" w:cs="Times New Roman"/>
+                            <w:bCs/>
+                            <w:i/>
+                            <w:sz w:val="28"/>
+                            <w:szCs w:val="28"/>
+                            <w:lang w:val="en-US"/>
+                          </w:rPr>
+                        </m:ctrlPr>
+                      </m:sSubPr>
+                      <m:e>
+                        <m:r>
+                          <w:rPr>
+                            <w:rFonts w:ascii="Cambria Math" w:eastAsia="Times New Roman" w:hAnsi="Cambria Math" w:cs="Times New Roman"/>
+                            <w:sz w:val="28"/>
+                            <w:szCs w:val="28"/>
+                            <w:lang w:val="en-US"/>
+                          </w:rPr>
+                          <m:t>M</m:t>
+                        </m:r>
+                      </m:e>
+                      <m:sub>
+                        <m:r>
+                          <w:rPr>
+                            <w:rFonts w:ascii="Cambria Math" w:eastAsia="Times New Roman" w:hAnsi="Cambria Math" w:cs="Times New Roman"/>
+                            <w:sz w:val="28"/>
+                            <w:szCs w:val="28"/>
+                            <w:lang w:val="en-US"/>
+                          </w:rPr>
+                          <m:t>x</m:t>
+                        </m:r>
+                      </m:sub>
+                    </m:sSub>
+                  </m:num>
+                  <m:den>
+                    <m:sSubSup>
+                      <m:sSubSupPr>
+                        <m:ctrlPr>
+                          <w:rPr>
+                            <w:rFonts w:ascii="Cambria Math" w:eastAsia="Times New Roman" w:hAnsi="Cambria Math" w:cs="Times New Roman"/>
+                            <w:bCs/>
+                            <w:i/>
+                            <w:sz w:val="28"/>
+                            <w:szCs w:val="28"/>
+                            <w:lang w:val="en-US"/>
+                          </w:rPr>
+                        </m:ctrlPr>
+                      </m:sSubSupPr>
+                      <m:e>
+                        <m:r>
+                          <w:rPr>
+                            <w:rFonts w:ascii="Cambria Math" w:eastAsia="Times New Roman" w:hAnsi="Cambria Math" w:cs="Times New Roman"/>
+                            <w:sz w:val="28"/>
+                            <w:szCs w:val="28"/>
+                            <w:lang w:val="en-US"/>
+                          </w:rPr>
+                          <m:t>ω</m:t>
+                        </m:r>
+                      </m:e>
+                      <m:sub>
+                        <m:r>
+                          <w:rPr>
+                            <w:rFonts w:ascii="Cambria Math" w:eastAsia="Times New Roman" w:hAnsi="Cambria Math" w:cs="Times New Roman"/>
+                            <w:sz w:val="28"/>
+                            <w:szCs w:val="28"/>
+                            <w:lang w:val="en-US"/>
+                          </w:rPr>
+                          <m:t>n</m:t>
+                        </m:r>
+                      </m:sub>
+                      <m:sup>
+                        <m:r>
+                          <w:rPr>
+                            <w:rFonts w:ascii="Cambria Math" w:eastAsia="Times New Roman" w:hAnsi="Cambria Math" w:cs="Times New Roman"/>
+                            <w:sz w:val="28"/>
+                            <w:szCs w:val="28"/>
+                            <w:lang w:val="en-US"/>
+                          </w:rPr>
+                          <m:t>2</m:t>
+                        </m:r>
+                      </m:sup>
+                    </m:sSubSup>
+                  </m:den>
+                </m:f>
+                <m:r>
+                  <w:rPr>
+                    <w:rFonts w:ascii="Cambria Math" w:eastAsia="Times New Roman" w:hAnsi="Cambria Math" w:cs="Times New Roman"/>
+                    <w:sz w:val="28"/>
+                    <w:szCs w:val="28"/>
+                    <w:lang w:val="en-US"/>
+                  </w:rPr>
+                  <m:t>,</m:t>
+                </m:r>
+              </m:oMath>
+            </m:oMathPara>
+          </w:p>
+        </w:tc>
+      </w:tr>
+    </w:tbl>
+    <w:p>
+      <w:pPr>
+        <w:spacing w:after="100"/>
+        <w:rPr>
+          <w:rFonts w:ascii="Times New Roman" w:eastAsiaTheme="minorEastAsia" w:hAnsi="Times New Roman" w:cs="Times New Roman"/>
+          <w:bCs/>
+          <w:sz w:val="28"/>
+          <w:szCs w:val="28"/>
+        </w:rPr>
+      </w:pPr>
+    </w:p>
+    <w:tbl>
+      <w:tblPr>
+        <w:tblStyle w:val="a5"/>
+        <w:tblW w:w="0" w:type="auto"/>
+        <w:tblBorders>
+          <w:top w:val="none" w:sz="0" w:space="0" w:color="auto"/>
+          <w:left w:val="none" w:sz="0" w:space="0" w:color="auto"/>
+          <w:bottom w:val="none" w:sz="0" w:space="0" w:color="auto"/>
+          <w:right w:val="none" w:sz="0" w:space="0" w:color="auto"/>
+          <w:insideH w:val="none" w:sz="0" w:space="0" w:color="auto"/>
+          <w:insideV w:val="none" w:sz="0" w:space="0" w:color="auto"/>
+        </w:tblBorders>
+        <w:tblLook w:val="04A0" w:firstRow="1" w:lastRow="0" w:firstColumn="1" w:lastColumn="0" w:noHBand="0" w:noVBand="1"/>
+      </w:tblPr>
+      <w:tblGrid>
+        <w:gridCol w:w="704"/>
+        <w:gridCol w:w="709"/>
+        <w:gridCol w:w="7932"/>
+      </w:tblGrid>
+      <w:tr>
+        <w:tc>
+          <w:tcPr>
+            <w:tcW w:w="704" w:type="dxa"/>
+            <w:hideMark/>
+          </w:tcPr>
+          <w:p>
+            <w:pPr>
+              <w:spacing w:after="100"/>
+              <w:rPr>
+                <w:rFonts w:ascii="Times New Roman" w:eastAsiaTheme="minorEastAsia" w:hAnsi="Times New Roman" w:cs="Times New Roman"/>
+                <w:bCs/>
+                <w:sz w:val="28"/>
+                <w:szCs w:val="28"/>
+              </w:rPr>
+            </w:pPr>
+            <w:r>
+              <w:rPr>
+                <w:rFonts w:ascii="Times New Roman" w:eastAsiaTheme="minorEastAsia" w:hAnsi="Times New Roman" w:cs="Times New Roman"/>
+                <w:bCs/>
+                <w:sz w:val="28"/>
+                <w:szCs w:val="28"/>
+              </w:rPr>
+              <w:t>где</w:t>
+            </w:r>
+          </w:p>
+        </w:tc>
+        <w:tc>
+          <w:tcPr>
+            <w:tcW w:w="709" w:type="dxa"/>
+            <w:hideMark/>
+          </w:tcPr>
+          <w:p>
+            <w:pPr>
+              <w:spacing w:after="100"/>
+              <w:jc w:val="center"/>
+              <w:rPr>
+                <w:rFonts w:ascii="Times New Roman" w:eastAsiaTheme="minorEastAsia" w:hAnsi="Times New Roman" w:cs="Times New Roman"/>
+                <w:bCs/>
+                <w:sz w:val="28"/>
+                <w:szCs w:val="28"/>
+              </w:rPr>
+            </w:pPr>
+            <m:oMathPara>
+              <m:oMath>
+                <m:r>
+                  <w:rPr>
+                    <w:rFonts w:ascii="Cambria Math" w:hAnsi="Cambria Math" w:cs="Times New Roman"/>
+                    <w:sz w:val="28"/>
+                    <w:szCs w:val="28"/>
+                  </w:rPr>
+                  <m:t>m</m:t>
+                </m:r>
+              </m:oMath>
+            </m:oMathPara>
+          </w:p>
+        </w:tc>
+        <w:tc>
+          <w:tcPr>
+            <w:tcW w:w="7932" w:type="dxa"/>
+            <w:hideMark/>
+          </w:tcPr>
+          <w:p>
+            <w:pPr>
+              <w:spacing w:after="100"/>
+              <w:rPr>
+                <w:rFonts w:ascii="Times New Roman" w:eastAsiaTheme="minorEastAsia" w:hAnsi="Times New Roman" w:cs="Times New Roman"/>
+                <w:bCs/>
+                <w:sz w:val="28"/>
+                <w:szCs w:val="28"/>
+                <w:lang w:val="en-US"/>
+              </w:rPr>
+            </w:pPr>
+            <w:r>
+              <w:rPr>
+                <w:rFonts w:ascii="Times New Roman" w:eastAsiaTheme="minorEastAsia" w:hAnsi="Times New Roman" w:cs="Times New Roman"/>
+                <w:bCs/>
+                <w:sz w:val="28"/>
+                <w:szCs w:val="28"/>
+              </w:rPr>
+              <w:t>- масса стержня</w:t>
+            </w:r>
+            <w:r>
+              <w:rPr>
+                <w:rFonts w:ascii="Times New Roman" w:eastAsiaTheme="minorEastAsia" w:hAnsi="Times New Roman" w:cs="Times New Roman"/>
+                <w:bCs/>
+                <w:sz w:val="28"/>
+                <w:szCs w:val="28"/>
+                <w:lang w:val="en-US"/>
+              </w:rPr>
+              <w:t>;</w:t>
+            </w:r>
+          </w:p>
+        </w:tc>
+      </w:tr>
+      <w:tr>
+        <w:tc>
+          <w:tcPr>
+            <w:tcW w:w="704" w:type="dxa"/>
+          </w:tcPr>
+          <w:p>
+            <w:pPr>
+              <w:spacing w:after="100"/>
+              <w:jc w:val="center"/>
+              <w:rPr>
+                <w:rFonts w:ascii="Times New Roman" w:eastAsiaTheme="minorEastAsia" w:hAnsi="Times New Roman" w:cs="Times New Roman"/>
+                <w:bCs/>
+                <w:sz w:val="28"/>
+                <w:szCs w:val="28"/>
+              </w:rPr>
+            </w:pPr>
+          </w:p>
+        </w:tc>
+        <w:tc>
+          <w:tcPr>
+            <w:tcW w:w="709" w:type="dxa"/>
+            <w:hideMark/>
+          </w:tcPr>
+          <w:p>
+            <w:pPr>
+              <w:spacing w:after="100"/>
+              <w:jc w:val="center"/>
+              <w:rPr>
+                <w:rFonts w:ascii="Times New Roman" w:eastAsia="Times New Roman" w:hAnsi="Times New Roman" w:cs="Times New Roman"/>
+                <w:bCs/>
+                <w:sz w:val="28"/>
+                <w:szCs w:val="28"/>
+                <w:lang w:val="en-US"/>
+              </w:rPr>
+            </w:pPr>
+            <m:oMathPara>
+              <m:oMath>
+                <m:r>
+                  <w:rPr>
+                    <w:rFonts w:ascii="Cambria Math" w:eastAsia="Times New Roman" w:hAnsi="Cambria Math" w:cs="Times New Roman"/>
+                    <w:sz w:val="28"/>
+                    <w:szCs w:val="28"/>
+                    <w:lang w:val="en-US"/>
+                  </w:rPr>
+                  <m:t>I</m:t>
+                </m:r>
+              </m:oMath>
+            </m:oMathPara>
+          </w:p>
+        </w:tc>
+        <w:tc>
+          <w:tcPr>
+            <w:tcW w:w="7932" w:type="dxa"/>
+            <w:hideMark/>
+          </w:tcPr>
+          <w:p>
+            <w:pPr>
+              <w:spacing w:after="100"/>
+              <w:rPr>
+                <w:rFonts w:ascii="Times New Roman" w:eastAsiaTheme="minorEastAsia" w:hAnsi="Times New Roman" w:cs="Times New Roman"/>
+                <w:bCs/>
+                <w:sz w:val="28"/>
+                <w:szCs w:val="28"/>
+              </w:rPr>
+            </w:pPr>
+            <w:r>
+              <w:rPr>
+                <w:rFonts w:ascii="Times New Roman" w:eastAsiaTheme="minorEastAsia" w:hAnsi="Times New Roman" w:cs="Times New Roman"/>
+                <w:bCs/>
+                <w:sz w:val="28"/>
+                <w:szCs w:val="28"/>
+              </w:rPr>
+              <w:t xml:space="preserve">- массовый момент инерции стержня относительно </w:t>
+            </w:r>
+          </w:p>
+          <w:p>
+            <w:pPr>
+              <w:spacing w:after="100"/>
+              <w:rPr>
+                <w:rFonts w:ascii="Times New Roman" w:eastAsiaTheme="minorEastAsia" w:hAnsi="Times New Roman" w:cs="Times New Roman"/>
+                <w:bCs/>
+                <w:sz w:val="28"/>
+                <w:szCs w:val="28"/>
+              </w:rPr>
+            </w:pPr>
+            <w:r>
+              <w:rPr>
+                <w:rFonts w:ascii="Times New Roman" w:eastAsiaTheme="minorEastAsia" w:hAnsi="Times New Roman" w:cs="Times New Roman"/>
+                <w:bCs/>
+                <w:sz w:val="28"/>
+                <w:szCs w:val="28"/>
+              </w:rPr>
+              <w:t xml:space="preserve">  поперечной оси, проходящей через центр масс;</w:t>
+            </w:r>
+          </w:p>
+        </w:tc>
+      </w:tr>
+      <w:tr>
+        <w:trPr>
+          <w:trHeight w:val="341"/>
+        </w:trPr>
+        <w:tc>
+          <w:tcPr>
+            <w:tcW w:w="704" w:type="dxa"/>
+          </w:tcPr>
+          <w:p>
+            <w:pPr>
+              <w:spacing w:after="100"/>
+              <w:jc w:val="center"/>
+              <w:rPr>
+                <w:rFonts w:ascii="Times New Roman" w:eastAsiaTheme="minorEastAsia" w:hAnsi="Times New Roman" w:cs="Times New Roman"/>
+                <w:bCs/>
+                <w:sz w:val="28"/>
+                <w:szCs w:val="28"/>
+              </w:rPr>
+            </w:pPr>
+          </w:p>
+        </w:tc>
+        <w:tc>
+          <w:tcPr>
+            <w:tcW w:w="709" w:type="dxa"/>
+            <w:hideMark/>
+          </w:tcPr>
+          <w:p>
+            <w:pPr>
+              <w:spacing w:after="100"/>
+              <w:jc w:val="center"/>
+              <w:rPr>
+                <w:rFonts w:ascii="Times New Roman" w:eastAsia="Times New Roman" w:hAnsi="Times New Roman" w:cs="Times New Roman"/>
+                <w:bCs/>
+                <w:sz w:val="28"/>
+                <w:szCs w:val="28"/>
+              </w:rPr>
+            </w:pPr>
+            <m:oMathPara>
+              <m:oMath>
+                <m:sSub>
+                  <m:sSubPr>
+                    <m:ctrlPr>
+                      <w:rPr>
+                        <w:rFonts w:ascii="Cambria Math" w:eastAsia="Times New Roman" w:hAnsi="Cambria Math" w:cs="Times New Roman"/>
+                        <w:bCs/>
+                        <w:i/>
+                        <w:sz w:val="28"/>
+                        <w:szCs w:val="28"/>
+                        <w:lang w:val="en-US"/>
+                      </w:rPr>
+                    </m:ctrlPr>
+                  </m:sSubPr>
+                  <m:e>
+                    <m:r>
+                      <w:rPr>
+                        <w:rFonts w:ascii="Cambria Math" w:eastAsia="Times New Roman" w:hAnsi="Cambria Math" w:cs="Times New Roman"/>
+                        <w:sz w:val="28"/>
+                        <w:szCs w:val="28"/>
+                        <w:lang w:val="en-US"/>
+                      </w:rPr>
+                      <m:t>M</m:t>
+                    </m:r>
+                  </m:e>
+                  <m:sub>
+                    <m:r>
+                      <w:rPr>
+                        <w:rFonts w:ascii="Cambria Math" w:eastAsia="Times New Roman" w:hAnsi="Cambria Math" w:cs="Times New Roman"/>
+                        <w:sz w:val="28"/>
+                        <w:szCs w:val="28"/>
+                        <w:lang w:val="en-US"/>
+                      </w:rPr>
+                      <m:t>x</m:t>
+                    </m:r>
+                  </m:sub>
+                </m:sSub>
+              </m:oMath>
+            </m:oMathPara>
+          </w:p>
+        </w:tc>
+        <w:tc>
+          <w:tcPr>
+            <w:tcW w:w="7932" w:type="dxa"/>
+            <w:hideMark/>
+          </w:tcPr>
+          <w:p>
+            <w:pPr>
+              <w:spacing w:after="100"/>
+              <w:rPr>
+                <w:rFonts w:ascii="Times New Roman" w:eastAsiaTheme="minorEastAsia" w:hAnsi="Times New Roman" w:cs="Times New Roman"/>
+                <w:bCs/>
+                <w:sz w:val="28"/>
+                <w:szCs w:val="28"/>
+              </w:rPr>
+            </w:pPr>
+            <w:r>
+              <w:rPr>
+                <w:rFonts w:ascii="Times New Roman" w:eastAsiaTheme="minorEastAsia" w:hAnsi="Times New Roman" w:cs="Times New Roman"/>
+                <w:bCs/>
+                <w:sz w:val="28"/>
+                <w:szCs w:val="28"/>
+              </w:rPr>
+              <w:t>-</w:t>
+            </w:r>
+            <w:r>
+              <w:rPr>
+                <w:rFonts w:ascii="Times New Roman" w:eastAsiaTheme="minorEastAsia" w:hAnsi="Times New Roman" w:cs="Times New Roman"/>
+                <w:bCs/>
+                <w:sz w:val="28"/>
+                <w:szCs w:val="28"/>
+                <w:lang w:val="en-US"/>
+              </w:rPr>
+              <w:t xml:space="preserve"> </w:t>
+            </w:r>
+            <w:r>
+              <w:rPr>
+                <w:rFonts w:ascii="Times New Roman" w:eastAsiaTheme="minorEastAsia" w:hAnsi="Times New Roman" w:cs="Times New Roman"/>
+                <w:bCs/>
+                <w:sz w:val="28"/>
+                <w:szCs w:val="28"/>
+              </w:rPr>
+              <w:t>изгибающий момент.</w:t>
+            </w:r>
+          </w:p>
+        </w:tc>
+      </w:tr>
+    </w:tbl>
+    <w:p>
+      <w:pPr>
+        <w:spacing w:after="100"/>
+        <w:ind w:firstLine="708"/>
+        <w:rPr>
+          <w:rFonts w:ascii="Times New Roman" w:eastAsiaTheme="minorEastAsia" w:hAnsi="Times New Roman" w:cs="Times New Roman"/>
+          <w:bCs/>
+          <w:iCs/>
+          <w:sz w:val="28"/>
+          <w:szCs w:val="28"/>
+        </w:rPr>
+      </w:pPr>
+    </w:p>
+    <w:p>
+      <w:pPr>
+        <w:spacing w:after="100"/>
+        <w:ind w:firstLine="708"/>
+        <w:rPr>
+          <w:rFonts w:ascii="Times New Roman" w:eastAsiaTheme="minorEastAsia" w:hAnsi="Times New Roman" w:cs="Times New Roman"/>
+          <w:b/>
+          <w:iCs/>
+          <w:sz w:val="28"/>
+          <w:szCs w:val="28"/>
+        </w:rPr>
+      </w:pPr>
+      <w:r>
+        <w:rPr>
+          <w:rFonts w:ascii="Times New Roman" w:hAnsi="Times New Roman" w:cs="Times New Roman"/>
+          <w:b/>
+          <w:sz w:val="28"/>
+          <w:szCs w:val="28"/>
+        </w:rPr>
+        <w:t>Форма колебаний второго тона</w:t>
+      </w:r>
+    </w:p>
+    <w:p>
+      <w:pPr>
+        <w:spacing w:after="100"/>
+        <w:ind w:firstLine="708"/>
+        <w:jc w:val="center"/>
+        <w:rPr>
+          <w:rFonts w:ascii="Times New Roman" w:eastAsiaTheme="minorEastAsia" w:hAnsi="Times New Roman" w:cs="Times New Roman"/>
+          <w:sz w:val="28"/>
+          <w:szCs w:val="28"/>
+        </w:rPr>
+      </w:pPr>
+      <m:oMathPara>
+        <m:oMath>
+          <m:sSub>
+            <m:sSubPr>
+              <m:ctrlPr>
+                <w:rPr>
+                  <w:rFonts w:ascii="Cambria Math" w:hAnsi="Cambria Math" w:cs="Times New Roman"/>
+                  <w:bCs/>
+                  <w:i/>
+                  <w:sz w:val="28"/>
+                  <w:szCs w:val="28"/>
+                </w:rPr>
+              </m:ctrlPr>
+            </m:sSubPr>
+            <m:e>
+              <m:r>
+                <w:rPr>
+                  <w:rFonts w:ascii="Cambria Math" w:hAnsi="Cambria Math" w:cs="Times New Roman"/>
+                  <w:sz w:val="28"/>
+                  <w:szCs w:val="28"/>
+                  <w:lang w:val="en-US"/>
+                </w:rPr>
+                <m:t>f</m:t>
+              </m:r>
+            </m:e>
+            <m:sub>
+              <m:r>
+                <w:rPr>
+                  <w:rFonts w:ascii="Cambria Math" w:hAnsi="Cambria Math" w:cs="Times New Roman"/>
+                  <w:sz w:val="28"/>
+                  <w:szCs w:val="28"/>
+                </w:rPr>
+                <m:t>2</m:t>
+              </m:r>
+            </m:sub>
+          </m:sSub>
+          <m:r>
+            <w:rPr>
+              <w:rFonts w:ascii="Cambria Math" w:hAnsi="Cambria Math" w:cs="Times New Roman"/>
+              <w:sz w:val="28"/>
+              <w:szCs w:val="28"/>
+            </w:rPr>
+            <m:t>=</m:t>
+          </m:r>
+          <m:sSubSup>
+            <m:sSubSupPr>
+              <m:ctrlPr>
+                <w:rPr>
+                  <w:rFonts w:ascii="Cambria Math" w:hAnsi="Cambria Math" w:cs="Times New Roman"/>
+                  <w:bCs/>
+                  <w:i/>
+                  <w:sz w:val="28"/>
+                  <w:szCs w:val="28"/>
+                </w:rPr>
+              </m:ctrlPr>
+            </m:sSubSupPr>
+            <m:e>
+              <m:r>
+                <w:rPr>
+                  <w:rFonts w:ascii="Cambria Math" w:hAnsi="Cambria Math" w:cs="Times New Roman"/>
+                  <w:sz w:val="28"/>
+                  <w:szCs w:val="28"/>
+                </w:rPr>
+                <m:t>f</m:t>
+              </m:r>
+            </m:e>
+            <m:sub>
+              <m:r>
+                <w:rPr>
+                  <w:rFonts w:ascii="Cambria Math" w:hAnsi="Cambria Math" w:cs="Times New Roman"/>
+                  <w:sz w:val="28"/>
+                  <w:szCs w:val="28"/>
+                </w:rPr>
+                <m:t>2</m:t>
+              </m:r>
+            </m:sub>
+            <m:sup>
+              <m:r>
+                <w:rPr>
+                  <w:rFonts w:ascii="Cambria Math" w:hAnsi="Cambria Math" w:cs="Times New Roman"/>
+                  <w:sz w:val="28"/>
+                  <w:szCs w:val="28"/>
+                </w:rPr>
+                <m:t>0</m:t>
+              </m:r>
+            </m:sup>
+          </m:sSubSup>
+          <m:r>
+            <w:rPr>
+              <w:rFonts w:ascii="Cambria Math" w:hAnsi="Cambria Math" w:cs="Times New Roman"/>
+              <w:sz w:val="28"/>
+              <w:szCs w:val="28"/>
+            </w:rPr>
+            <m:t>+</m:t>
+          </m:r>
+          <m:sSub>
+            <m:sSubPr>
+              <m:ctrlPr>
+                <w:rPr>
+                  <w:rFonts w:ascii="Cambria Math" w:hAnsi="Cambria Math" w:cs="Times New Roman"/>
+                  <w:i/>
+                  <w:sz w:val="28"/>
+                  <w:szCs w:val="28"/>
+                </w:rPr>
+              </m:ctrlPr>
+            </m:sSubPr>
+            <m:e>
+              <m:r>
+                <w:rPr>
+                  <w:rFonts w:ascii="Cambria Math" w:hAnsi="Cambria Math" w:cs="Times New Roman"/>
+                  <w:sz w:val="28"/>
+                  <w:szCs w:val="28"/>
+                </w:rPr>
+                <m:t>∆</m:t>
+              </m:r>
+            </m:e>
+            <m:sub>
+              <m:r>
+                <w:rPr>
+                  <w:rFonts w:ascii="Cambria Math" w:hAnsi="Cambria Math" w:cs="Times New Roman"/>
+                  <w:sz w:val="28"/>
+                  <w:szCs w:val="28"/>
+                </w:rPr>
+                <m:t>21</m:t>
+              </m:r>
+            </m:sub>
+          </m:sSub>
+          <m:sSub>
+            <m:sSubPr>
+              <m:ctrlPr>
+                <w:rPr>
+                  <w:rFonts w:ascii="Cambria Math" w:hAnsi="Cambria Math" w:cs="Times New Roman"/>
+                  <w:i/>
+                  <w:sz w:val="28"/>
+                  <w:szCs w:val="28"/>
+                </w:rPr>
+              </m:ctrlPr>
+            </m:sSubPr>
+            <m:e>
+              <m:r>
+                <w:rPr>
+                  <w:rFonts w:ascii="Cambria Math" w:hAnsi="Cambria Math" w:cs="Times New Roman"/>
+                  <w:sz w:val="28"/>
+                  <w:szCs w:val="28"/>
+                  <w:lang w:val="en-US"/>
+                </w:rPr>
+                <m:t>f</m:t>
+              </m:r>
+            </m:e>
+            <m:sub>
+              <m:r>
+                <w:rPr>
+                  <w:rFonts w:ascii="Cambria Math" w:hAnsi="Cambria Math" w:cs="Times New Roman"/>
+                  <w:sz w:val="28"/>
+                  <w:szCs w:val="28"/>
+                </w:rPr>
+                <m:t>1</m:t>
+              </m:r>
+            </m:sub>
+          </m:sSub>
+          <m:r>
+            <w:rPr>
+              <w:rFonts w:ascii="Cambria Math" w:hAnsi="Cambria Math" w:cs="Times New Roman"/>
+              <w:sz w:val="28"/>
+              <w:szCs w:val="28"/>
+            </w:rPr>
+            <m:t>+</m:t>
+          </m:r>
+          <m:sSub>
+            <m:sSubPr>
+              <m:ctrlPr>
+                <w:rPr>
+                  <w:rFonts w:ascii="Cambria Math" w:hAnsi="Cambria Math" w:cs="Times New Roman"/>
+                  <w:bCs/>
+                  <w:i/>
+                  <w:sz w:val="28"/>
+                  <w:szCs w:val="28"/>
+                </w:rPr>
+              </m:ctrlPr>
+            </m:sSubPr>
+            <m:e>
+              <m:r>
+                <w:rPr>
+                  <w:rFonts w:ascii="Cambria Math" w:hAnsi="Cambria Math" w:cs="Times New Roman"/>
+                  <w:sz w:val="28"/>
+                  <w:szCs w:val="28"/>
+                </w:rPr>
+                <m:t>D</m:t>
+              </m:r>
+            </m:e>
+            <m:sub>
+              <m:r>
+                <w:rPr>
+                  <w:rFonts w:ascii="Cambria Math" w:hAnsi="Cambria Math" w:cs="Times New Roman"/>
+                  <w:sz w:val="28"/>
+                  <w:szCs w:val="28"/>
+                </w:rPr>
+                <m:t>1</m:t>
+              </m:r>
+            </m:sub>
+          </m:sSub>
+          <m:d>
+            <m:dPr>
+              <m:ctrlPr>
+                <w:rPr>
+                  <w:rFonts w:ascii="Cambria Math" w:hAnsi="Cambria Math" w:cs="Times New Roman"/>
+                  <w:bCs/>
+                  <w:i/>
+                  <w:sz w:val="28"/>
+                  <w:szCs w:val="28"/>
+                </w:rPr>
+              </m:ctrlPr>
+            </m:dPr>
+            <m:e>
+              <m:r>
+                <w:rPr>
+                  <w:rFonts w:ascii="Cambria Math" w:hAnsi="Cambria Math" w:cs="Times New Roman"/>
+                  <w:sz w:val="28"/>
+                  <w:szCs w:val="28"/>
+                </w:rPr>
+                <m:t>x-</m:t>
+              </m:r>
+              <m:sSub>
+                <m:sSubPr>
+                  <m:ctrlPr>
+                    <w:rPr>
+                      <w:rFonts w:ascii="Cambria Math" w:hAnsi="Cambria Math" w:cs="Times New Roman"/>
+                      <w:bCs/>
+                      <w:i/>
+                      <w:sz w:val="28"/>
+                      <w:szCs w:val="28"/>
+                    </w:rPr>
+                  </m:ctrlPr>
+                </m:sSubPr>
+                <m:e>
+                  <m:r>
+                    <w:rPr>
+                      <w:rFonts w:ascii="Cambria Math" w:hAnsi="Cambria Math" w:cs="Times New Roman"/>
+                      <w:sz w:val="28"/>
+                      <w:szCs w:val="28"/>
+                    </w:rPr>
+                    <m:t>x</m:t>
+                  </m:r>
+                </m:e>
+                <m:sub>
+                  <m:r>
+                    <w:rPr>
+                      <w:rFonts w:ascii="Cambria Math" w:hAnsi="Cambria Math" w:cs="Times New Roman"/>
+                      <w:sz w:val="28"/>
+                      <w:szCs w:val="28"/>
+                    </w:rPr>
+                    <m:t>M</m:t>
+                  </m:r>
+                </m:sub>
+              </m:sSub>
+            </m:e>
+          </m:d>
+          <m:r>
+            <w:rPr>
+              <w:rFonts w:ascii="Cambria Math" w:hAnsi="Cambria Math" w:cs="Times New Roman"/>
+              <w:sz w:val="28"/>
+              <w:szCs w:val="28"/>
+            </w:rPr>
+            <m:t>+</m:t>
+          </m:r>
+          <m:sSub>
+            <m:sSubPr>
+              <m:ctrlPr>
+                <w:rPr>
+                  <w:rFonts w:ascii="Cambria Math" w:hAnsi="Cambria Math" w:cs="Times New Roman"/>
+                  <w:bCs/>
+                  <w:i/>
+                  <w:sz w:val="28"/>
+                  <w:szCs w:val="28"/>
+                </w:rPr>
+              </m:ctrlPr>
+            </m:sSubPr>
+            <m:e>
+              <m:r>
+                <w:rPr>
+                  <w:rFonts w:ascii="Cambria Math" w:hAnsi="Cambria Math" w:cs="Times New Roman"/>
+                  <w:sz w:val="28"/>
+                  <w:szCs w:val="28"/>
+                </w:rPr>
+                <m:t>D</m:t>
+              </m:r>
+            </m:e>
+            <m:sub>
+              <m:r>
+                <w:rPr>
+                  <w:rFonts w:ascii="Cambria Math" w:hAnsi="Cambria Math" w:cs="Times New Roman"/>
+                  <w:sz w:val="28"/>
+                  <w:szCs w:val="28"/>
+                </w:rPr>
+                <m:t>2</m:t>
+              </m:r>
+            </m:sub>
+          </m:sSub>
+          <m:r>
+            <w:rPr>
+              <w:rFonts w:ascii="Cambria Math" w:hAnsi="Cambria Math" w:cs="Times New Roman"/>
+              <w:sz w:val="28"/>
+              <w:szCs w:val="28"/>
+            </w:rPr>
+            <m:t>,</m:t>
+          </m:r>
+        </m:oMath>
+      </m:oMathPara>
+    </w:p>
+    <w:tbl>
+      <w:tblPr>
+        <w:tblStyle w:val="a5"/>
+        <w:tblW w:w="0" w:type="auto"/>
+        <w:tblBorders>
+          <w:top w:val="none" w:sz="0" w:space="0" w:color="auto"/>
+          <w:left w:val="none" w:sz="0" w:space="0" w:color="auto"/>
+          <w:bottom w:val="none" w:sz="0" w:space="0" w:color="auto"/>
+          <w:right w:val="none" w:sz="0" w:space="0" w:color="auto"/>
+          <w:insideH w:val="none" w:sz="0" w:space="0" w:color="auto"/>
+          <w:insideV w:val="none" w:sz="0" w:space="0" w:color="auto"/>
+        </w:tblBorders>
+        <w:tblLook w:val="04A0" w:firstRow="1" w:lastRow="0" w:firstColumn="1" w:lastColumn="0" w:noHBand="0" w:noVBand="1"/>
+      </w:tblPr>
+      <w:tblGrid>
+        <w:gridCol w:w="703"/>
+        <w:gridCol w:w="515"/>
+        <w:gridCol w:w="8137"/>
+      </w:tblGrid>
+      <w:tr>
+        <w:trPr>
+          <w:trHeight w:val="443"/>
+        </w:trPr>
+        <w:tc>
+          <w:tcPr>
+            <w:tcW w:w="704" w:type="dxa"/>
+            <w:hideMark/>
+          </w:tcPr>
+          <w:p>
+            <w:pPr>
+              <w:spacing w:after="100"/>
+              <w:rPr>
+                <w:rFonts w:ascii="Times New Roman" w:eastAsiaTheme="minorEastAsia" w:hAnsi="Times New Roman" w:cs="Times New Roman"/>
+                <w:bCs/>
+                <w:sz w:val="28"/>
+                <w:szCs w:val="28"/>
+              </w:rPr>
+            </w:pPr>
+            <w:r>
+              <w:rPr>
+                <w:rFonts w:ascii="Times New Roman" w:eastAsiaTheme="minorEastAsia" w:hAnsi="Times New Roman" w:cs="Times New Roman"/>
+                <w:bCs/>
+                <w:sz w:val="28"/>
+                <w:szCs w:val="28"/>
+              </w:rPr>
+              <w:t>где</w:t>
+            </w:r>
+          </w:p>
+        </w:tc>
+        <w:tc>
+          <w:tcPr>
+            <w:tcW w:w="425" w:type="dxa"/>
+            <w:hideMark/>
+          </w:tcPr>
+          <w:p>
+            <w:pPr>
+              <w:spacing w:after="100"/>
+              <w:jc w:val="center"/>
+              <w:rPr>
+                <w:rFonts w:ascii="Times New Roman" w:eastAsiaTheme="minorEastAsia" w:hAnsi="Times New Roman" w:cs="Times New Roman"/>
+                <w:bCs/>
+                <w:sz w:val="28"/>
+                <w:szCs w:val="28"/>
+              </w:rPr>
+            </w:pPr>
+            <m:oMathPara>
+              <m:oMath>
+                <m:sSubSup>
+                  <m:sSubSupPr>
+                    <m:ctrlPr>
+                      <w:rPr>
+                        <w:rFonts w:ascii="Cambria Math" w:hAnsi="Cambria Math" w:cs="Times New Roman"/>
+                        <w:bCs/>
+                        <w:i/>
+                        <w:sz w:val="28"/>
+                        <w:szCs w:val="28"/>
+                      </w:rPr>
+                    </m:ctrlPr>
+                  </m:sSubSupPr>
+                  <m:e>
+                    <m:r>
+                      <w:rPr>
+                        <w:rFonts w:ascii="Cambria Math" w:hAnsi="Cambria Math" w:cs="Times New Roman"/>
+                        <w:sz w:val="28"/>
+                        <w:szCs w:val="28"/>
+                      </w:rPr>
+                      <m:t>f</m:t>
+                    </m:r>
+                  </m:e>
+                  <m:sub>
+                    <m:r>
+                      <w:rPr>
+                        <w:rFonts w:ascii="Cambria Math" w:hAnsi="Cambria Math" w:cs="Times New Roman"/>
+                        <w:sz w:val="28"/>
+                        <w:szCs w:val="28"/>
+                      </w:rPr>
+                      <m:t>2</m:t>
+                    </m:r>
+                  </m:sub>
+                  <m:sup>
+                    <m:r>
+                      <w:rPr>
+                        <w:rFonts w:ascii="Cambria Math" w:hAnsi="Cambria Math" w:cs="Times New Roman"/>
+                        <w:sz w:val="28"/>
+                        <w:szCs w:val="28"/>
+                      </w:rPr>
+                      <m:t>0</m:t>
+                    </m:r>
+                  </m:sup>
+                </m:sSubSup>
+              </m:oMath>
+            </m:oMathPara>
+          </w:p>
+        </w:tc>
+        <w:tc>
+          <w:tcPr>
+            <w:tcW w:w="8216" w:type="dxa"/>
+            <w:hideMark/>
+          </w:tcPr>
+          <w:p>
+            <w:pPr>
+              <w:spacing w:after="100"/>
+              <w:rPr>
+                <w:rFonts w:ascii="Times New Roman" w:eastAsiaTheme="minorEastAsia" w:hAnsi="Times New Roman" w:cs="Times New Roman"/>
+                <w:bCs/>
+                <w:sz w:val="28"/>
+                <w:szCs w:val="28"/>
+              </w:rPr>
+            </w:pPr>
+            <w:r>
+              <w:rPr>
+                <w:rFonts w:ascii="Times New Roman" w:eastAsiaTheme="minorEastAsia" w:hAnsi="Times New Roman" w:cs="Times New Roman"/>
+                <w:bCs/>
+                <w:sz w:val="28"/>
+                <w:szCs w:val="28"/>
+              </w:rPr>
+              <w:t>- форма колебаний второго тона в предыдущем приближении;</w:t>
+            </w:r>
+          </w:p>
+        </w:tc>
+      </w:tr>
+    </w:tbl>
+    <w:p>
+      <w:pPr>
+        <w:jc w:val="center"/>
+        <w:rPr>
+          <w:rFonts w:ascii="Times New Roman" w:eastAsiaTheme="minorEastAsia" w:hAnsi="Times New Roman" w:cs="Times New Roman"/>
+          <w:color w:val="000000" w:themeColor="text1"/>
+          <w:sz w:val="28"/>
+          <w:szCs w:val="28"/>
+        </w:rPr>
+      </w:pPr>
+      <m:oMathPara>
+        <m:oMath>
+          <m:sSub>
+            <m:sSubPr>
+              <m:ctrlPr>
+                <w:rPr>
+                  <w:rFonts w:ascii="Cambria Math" w:hAnsi="Cambria Math" w:cs="Times New Roman"/>
+                  <w:i/>
+                  <w:color w:val="000000" w:themeColor="text1"/>
+                  <w:sz w:val="28"/>
+                  <w:szCs w:val="28"/>
+                </w:rPr>
+              </m:ctrlPr>
+            </m:sSubPr>
+            <m:e>
+              <m:r>
+                <w:rPr>
+                  <w:rFonts w:ascii="Cambria Math" w:hAnsi="Cambria Math" w:cs="Times New Roman"/>
+                  <w:color w:val="000000" w:themeColor="text1"/>
+                  <w:sz w:val="28"/>
+                  <w:szCs w:val="28"/>
+                </w:rPr>
+                <m:t>∆</m:t>
+              </m:r>
+            </m:e>
+            <m:sub>
+              <m:r>
+                <w:rPr>
+                  <w:rFonts w:ascii="Cambria Math" w:hAnsi="Cambria Math" w:cs="Times New Roman"/>
+                  <w:color w:val="000000" w:themeColor="text1"/>
+                  <w:sz w:val="28"/>
+                  <w:szCs w:val="28"/>
+                </w:rPr>
+                <m:t>21</m:t>
+              </m:r>
+            </m:sub>
+          </m:sSub>
+          <m:r>
+            <w:rPr>
+              <w:rFonts w:ascii="Cambria Math" w:hAnsi="Cambria Math" w:cs="Times New Roman"/>
+              <w:color w:val="000000" w:themeColor="text1"/>
+              <w:sz w:val="28"/>
+              <w:szCs w:val="28"/>
+            </w:rPr>
+            <m:t>=-</m:t>
+          </m:r>
+          <m:f>
+            <m:fPr>
+              <m:ctrlPr>
+                <w:rPr>
+                  <w:rFonts w:ascii="Cambria Math" w:hAnsi="Cambria Math" w:cs="Times New Roman"/>
+                  <w:i/>
+                  <w:color w:val="000000" w:themeColor="text1"/>
+                  <w:sz w:val="28"/>
+                  <w:szCs w:val="28"/>
+                </w:rPr>
+              </m:ctrlPr>
+            </m:fPr>
+            <m:num>
+              <m:r>
+                <w:rPr>
+                  <w:rFonts w:ascii="Cambria Math" w:hAnsi="Cambria Math" w:cs="Times New Roman"/>
+                  <w:color w:val="000000" w:themeColor="text1"/>
+                  <w:sz w:val="28"/>
+                  <w:szCs w:val="28"/>
+                </w:rPr>
+                <m:t>1</m:t>
+              </m:r>
+            </m:num>
+            <m:den>
+              <m:sSub>
+                <m:sSubPr>
+                  <m:ctrlPr>
+                    <w:rPr>
+                      <w:rFonts w:ascii="Cambria Math" w:hAnsi="Cambria Math" w:cs="Times New Roman"/>
+                      <w:i/>
+                      <w:color w:val="000000" w:themeColor="text1"/>
+                      <w:sz w:val="28"/>
+                      <w:szCs w:val="28"/>
+                    </w:rPr>
+                  </m:ctrlPr>
+                </m:sSubPr>
+                <m:e>
+                  <m:r>
+                    <w:rPr>
+                      <w:rFonts w:ascii="Cambria Math" w:hAnsi="Cambria Math" w:cs="Times New Roman"/>
+                      <w:color w:val="000000" w:themeColor="text1"/>
+                      <w:sz w:val="28"/>
+                      <w:szCs w:val="28"/>
+                      <w:lang w:val="en-US"/>
+                    </w:rPr>
+                    <m:t>m</m:t>
+                  </m:r>
+                </m:e>
+                <m:sub>
+                  <m:r>
+                    <w:rPr>
+                      <w:rFonts w:ascii="Cambria Math" w:hAnsi="Cambria Math" w:cs="Times New Roman"/>
+                      <w:color w:val="000000" w:themeColor="text1"/>
+                      <w:sz w:val="28"/>
+                      <w:szCs w:val="28"/>
+                    </w:rPr>
+                    <m:t>1</m:t>
+                  </m:r>
+                </m:sub>
+              </m:sSub>
+            </m:den>
+          </m:f>
+          <m:nary>
+            <m:naryPr>
+              <m:limLoc m:val="subSup"/>
+              <m:ctrlPr>
+                <w:rPr>
+                  <w:rFonts w:ascii="Cambria Math" w:hAnsi="Cambria Math" w:cs="Times New Roman"/>
+                  <w:i/>
+                  <w:color w:val="000000" w:themeColor="text1"/>
+                  <w:sz w:val="28"/>
+                  <w:szCs w:val="28"/>
+                </w:rPr>
+              </m:ctrlPr>
+            </m:naryPr>
+            <m:sub>
+              <m:r>
+                <w:rPr>
+                  <w:rFonts w:ascii="Cambria Math" w:hAnsi="Cambria Math" w:cs="Times New Roman"/>
+                  <w:color w:val="000000" w:themeColor="text1"/>
+                  <w:sz w:val="28"/>
+                  <w:szCs w:val="28"/>
+                </w:rPr>
+                <m:t>0</m:t>
+              </m:r>
+            </m:sub>
+            <m:sup>
+              <m:r>
+                <w:rPr>
+                  <w:rFonts w:ascii="Cambria Math" w:hAnsi="Cambria Math" w:cs="Times New Roman"/>
+                  <w:color w:val="000000" w:themeColor="text1"/>
+                  <w:sz w:val="28"/>
+                  <w:szCs w:val="28"/>
+                </w:rPr>
+                <m:t>l</m:t>
+              </m:r>
+            </m:sup>
+            <m:e>
+              <m:r>
+                <w:rPr>
+                  <w:rFonts w:ascii="Cambria Math" w:hAnsi="Cambria Math" w:cs="Times New Roman"/>
+                  <w:color w:val="000000" w:themeColor="text1"/>
+                  <w:sz w:val="28"/>
+                  <w:szCs w:val="28"/>
+                </w:rPr>
+                <m:t>m</m:t>
+              </m:r>
+              <m:d>
+                <m:dPr>
+                  <m:ctrlPr>
+                    <w:rPr>
+                      <w:rFonts w:ascii="Cambria Math" w:hAnsi="Cambria Math" w:cs="Times New Roman"/>
+                      <w:i/>
+                      <w:color w:val="000000" w:themeColor="text1"/>
+                      <w:sz w:val="28"/>
+                      <w:szCs w:val="28"/>
+                    </w:rPr>
+                  </m:ctrlPr>
+                </m:dPr>
+                <m:e>
+                  <m:r>
+                    <w:rPr>
+                      <w:rFonts w:ascii="Cambria Math" w:hAnsi="Cambria Math" w:cs="Times New Roman"/>
+                      <w:color w:val="000000" w:themeColor="text1"/>
+                      <w:sz w:val="28"/>
+                      <w:szCs w:val="28"/>
+                    </w:rPr>
+                    <m:t>x</m:t>
+                  </m:r>
+                </m:e>
+              </m:d>
+              <m:sSub>
+                <m:sSubPr>
+                  <m:ctrlPr>
+                    <w:rPr>
+                      <w:rFonts w:ascii="Cambria Math" w:hAnsi="Cambria Math" w:cs="Times New Roman"/>
+                      <w:i/>
+                      <w:color w:val="000000" w:themeColor="text1"/>
+                      <w:sz w:val="28"/>
+                      <w:szCs w:val="28"/>
+                    </w:rPr>
+                  </m:ctrlPr>
+                </m:sSubPr>
+                <m:e>
+                  <m:r>
+                    <w:rPr>
+                      <w:rFonts w:ascii="Cambria Math" w:hAnsi="Cambria Math" w:cs="Times New Roman"/>
+                      <w:color w:val="000000" w:themeColor="text1"/>
+                      <w:sz w:val="28"/>
+                      <w:szCs w:val="28"/>
+                    </w:rPr>
+                    <m:t>f</m:t>
+                  </m:r>
+                </m:e>
+                <m:sub>
+                  <m:r>
+                    <w:rPr>
+                      <w:rFonts w:ascii="Cambria Math" w:hAnsi="Cambria Math" w:cs="Times New Roman"/>
+                      <w:color w:val="000000" w:themeColor="text1"/>
+                      <w:sz w:val="28"/>
+                      <w:szCs w:val="28"/>
+                    </w:rPr>
+                    <m:t>1</m:t>
+                  </m:r>
+                </m:sub>
+              </m:sSub>
+              <m:sSubSup>
+                <m:sSubSupPr>
+                  <m:ctrlPr>
+                    <w:rPr>
+                      <w:rFonts w:ascii="Cambria Math" w:hAnsi="Cambria Math" w:cs="Times New Roman"/>
+                      <w:bCs/>
+                      <w:i/>
+                      <w:color w:val="000000" w:themeColor="text1"/>
+                      <w:sz w:val="28"/>
+                      <w:szCs w:val="28"/>
+                    </w:rPr>
+                  </m:ctrlPr>
+                </m:sSubSupPr>
+                <m:e>
+                  <m:r>
+                    <w:rPr>
+                      <w:rFonts w:ascii="Cambria Math" w:hAnsi="Cambria Math" w:cs="Times New Roman"/>
+                      <w:color w:val="000000" w:themeColor="text1"/>
+                      <w:sz w:val="28"/>
+                      <w:szCs w:val="28"/>
+                    </w:rPr>
+                    <m:t>f</m:t>
+                  </m:r>
+                </m:e>
+                <m:sub>
+                  <m:r>
+                    <w:rPr>
+                      <w:rFonts w:ascii="Cambria Math" w:hAnsi="Cambria Math" w:cs="Times New Roman"/>
+                      <w:color w:val="000000" w:themeColor="text1"/>
+                      <w:sz w:val="28"/>
+                      <w:szCs w:val="28"/>
+                    </w:rPr>
+                    <m:t>2</m:t>
+                  </m:r>
+                </m:sub>
+                <m:sup>
+                  <m:r>
+                    <w:rPr>
+                      <w:rFonts w:ascii="Cambria Math" w:hAnsi="Cambria Math" w:cs="Times New Roman"/>
+                      <w:color w:val="000000" w:themeColor="text1"/>
+                      <w:sz w:val="28"/>
+                      <w:szCs w:val="28"/>
+                    </w:rPr>
+                    <m:t>0</m:t>
+                  </m:r>
+                </m:sup>
+              </m:sSubSup>
+              <m:r>
+                <w:rPr>
+                  <w:rFonts w:ascii="Cambria Math" w:hAnsi="Cambria Math" w:cs="Times New Roman"/>
+                  <w:color w:val="000000" w:themeColor="text1"/>
+                  <w:sz w:val="28"/>
+                  <w:szCs w:val="28"/>
+                </w:rPr>
+                <m:t>dx</m:t>
+              </m:r>
+            </m:e>
+          </m:nary>
+          <m:r>
+            <w:rPr>
+              <w:rFonts w:ascii="Cambria Math" w:hAnsi="Cambria Math" w:cs="Times New Roman"/>
+              <w:color w:val="000000" w:themeColor="text1"/>
+              <w:sz w:val="28"/>
+              <w:szCs w:val="28"/>
+            </w:rPr>
+            <m:t>;</m:t>
+          </m:r>
+          <m:r>
+            <w:rPr>
+              <w:rFonts w:ascii="Cambria Math" w:eastAsiaTheme="minorEastAsia" w:hAnsi="Cambria Math" w:cs="Times New Roman"/>
+              <w:color w:val="000000" w:themeColor="text1"/>
+              <w:sz w:val="28"/>
+              <w:szCs w:val="28"/>
+            </w:rPr>
+            <m:t xml:space="preserve">                 </m:t>
+          </m:r>
+          <m:sSub>
+            <m:sSubPr>
+              <m:ctrlPr>
+                <w:rPr>
+                  <w:rFonts w:ascii="Cambria Math" w:eastAsiaTheme="minorEastAsia" w:hAnsi="Cambria Math" w:cs="Times New Roman"/>
+                  <w:i/>
+                  <w:color w:val="000000" w:themeColor="text1"/>
+                  <w:sz w:val="28"/>
+                  <w:szCs w:val="28"/>
+                </w:rPr>
+              </m:ctrlPr>
+            </m:sSubPr>
+            <m:e>
+              <m:r>
+                <w:rPr>
+                  <w:rFonts w:ascii="Cambria Math" w:eastAsiaTheme="minorEastAsia" w:hAnsi="Cambria Math" w:cs="Times New Roman"/>
+                  <w:color w:val="000000" w:themeColor="text1"/>
+                  <w:sz w:val="28"/>
+                  <w:szCs w:val="28"/>
+                </w:rPr>
+                <m:t>m</m:t>
+              </m:r>
+            </m:e>
+            <m:sub>
+              <m:r>
+                <w:rPr>
+                  <w:rFonts w:ascii="Cambria Math" w:eastAsiaTheme="minorEastAsia" w:hAnsi="Cambria Math" w:cs="Times New Roman"/>
+                  <w:color w:val="000000" w:themeColor="text1"/>
+                  <w:sz w:val="28"/>
+                  <w:szCs w:val="28"/>
+                </w:rPr>
+                <m:t>1</m:t>
+              </m:r>
+            </m:sub>
+          </m:sSub>
+          <m:r>
+            <w:rPr>
+              <w:rFonts w:ascii="Cambria Math" w:eastAsiaTheme="minorEastAsia" w:hAnsi="Cambria Math" w:cs="Times New Roman"/>
+              <w:color w:val="000000" w:themeColor="text1"/>
+              <w:sz w:val="28"/>
+              <w:szCs w:val="28"/>
+            </w:rPr>
+            <m:t>=</m:t>
+          </m:r>
+          <m:nary>
+            <m:naryPr>
+              <m:limLoc m:val="subSup"/>
+              <m:ctrlPr>
+                <w:rPr>
+                  <w:rFonts w:ascii="Cambria Math" w:eastAsiaTheme="minorEastAsia" w:hAnsi="Cambria Math" w:cs="Times New Roman"/>
+                  <w:i/>
+                  <w:color w:val="000000" w:themeColor="text1"/>
+                  <w:sz w:val="28"/>
+                  <w:szCs w:val="28"/>
+                </w:rPr>
+              </m:ctrlPr>
+            </m:naryPr>
+            <m:sub>
+              <m:r>
+                <w:rPr>
+                  <w:rFonts w:ascii="Cambria Math" w:eastAsiaTheme="minorEastAsia" w:hAnsi="Cambria Math" w:cs="Times New Roman"/>
+                  <w:color w:val="000000" w:themeColor="text1"/>
+                  <w:sz w:val="28"/>
+                  <w:szCs w:val="28"/>
+                </w:rPr>
+                <m:t>0</m:t>
+              </m:r>
+            </m:sub>
+            <m:sup>
+              <m:r>
+                <w:rPr>
+                  <w:rFonts w:ascii="Cambria Math" w:eastAsiaTheme="minorEastAsia" w:hAnsi="Cambria Math" w:cs="Times New Roman"/>
+                  <w:color w:val="000000" w:themeColor="text1"/>
+                  <w:sz w:val="28"/>
+                  <w:szCs w:val="28"/>
+                </w:rPr>
+                <m:t>l</m:t>
+              </m:r>
+            </m:sup>
+            <m:e>
+              <m:r>
+                <w:rPr>
+                  <w:rFonts w:ascii="Cambria Math" w:eastAsiaTheme="minorEastAsia" w:hAnsi="Cambria Math" w:cs="Times New Roman"/>
+                  <w:color w:val="000000" w:themeColor="text1"/>
+                  <w:sz w:val="28"/>
+                  <w:szCs w:val="28"/>
+                </w:rPr>
+                <m:t>m(x)</m:t>
+              </m:r>
+            </m:e>
+          </m:nary>
+          <m:sSubSup>
+            <m:sSubSupPr>
+              <m:ctrlPr>
+                <w:rPr>
+                  <w:rFonts w:ascii="Cambria Math" w:eastAsiaTheme="minorEastAsia" w:hAnsi="Cambria Math" w:cs="Times New Roman"/>
+                  <w:i/>
+                  <w:color w:val="000000" w:themeColor="text1"/>
+                  <w:sz w:val="28"/>
+                  <w:szCs w:val="28"/>
+                </w:rPr>
+              </m:ctrlPr>
+            </m:sSubSupPr>
+            <m:e>
+              <m:r>
+                <w:rPr>
+                  <w:rFonts w:ascii="Cambria Math" w:eastAsiaTheme="minorEastAsia" w:hAnsi="Cambria Math" w:cs="Times New Roman"/>
+                  <w:color w:val="000000" w:themeColor="text1"/>
+                  <w:sz w:val="28"/>
+                  <w:szCs w:val="28"/>
+                </w:rPr>
+                <m:t>f</m:t>
+              </m:r>
+            </m:e>
+            <m:sub>
+              <m:r>
+                <w:rPr>
+                  <w:rFonts w:ascii="Cambria Math" w:eastAsiaTheme="minorEastAsia" w:hAnsi="Cambria Math" w:cs="Times New Roman"/>
+                  <w:color w:val="000000" w:themeColor="text1"/>
+                  <w:sz w:val="28"/>
+                  <w:szCs w:val="28"/>
+                </w:rPr>
+                <m:t>1</m:t>
+              </m:r>
+            </m:sub>
+            <m:sup>
+              <m:r>
+                <w:rPr>
+                  <w:rFonts w:ascii="Cambria Math" w:eastAsiaTheme="minorEastAsia" w:hAnsi="Cambria Math" w:cs="Times New Roman"/>
+                  <w:color w:val="000000" w:themeColor="text1"/>
+                  <w:sz w:val="28"/>
+                  <w:szCs w:val="28"/>
+                </w:rPr>
+                <m:t>2</m:t>
+              </m:r>
+            </m:sup>
+          </m:sSubSup>
+          <m:r>
+            <w:rPr>
+              <w:rFonts w:ascii="Cambria Math" w:eastAsiaTheme="minorEastAsia" w:hAnsi="Cambria Math" w:cs="Times New Roman"/>
+              <w:color w:val="000000" w:themeColor="text1"/>
+              <w:sz w:val="28"/>
+              <w:szCs w:val="28"/>
+            </w:rPr>
+            <m:t>dx;</m:t>
+          </m:r>
+        </m:oMath>
+      </m:oMathPara>
+    </w:p>
+    <w:p>
+      <w:pPr>
+        <w:spacing w:after="100"/>
+        <w:jc w:val="center"/>
+        <w:rPr>
+          <w:rFonts w:ascii="Times New Roman" w:eastAsiaTheme="minorEastAsia" w:hAnsi="Times New Roman" w:cs="Times New Roman"/>
+          <w:color w:val="000000" w:themeColor="text1"/>
+          <w:sz w:val="28"/>
+          <w:szCs w:val="28"/>
+        </w:rPr>
+      </w:pPr>
+    </w:p>
+    <w:p>
+      <w:pPr>
+        <w:ind w:firstLine="708"/>
+        <w:rPr>
+          <w:rFonts w:ascii="Times New Roman" w:eastAsiaTheme="minorEastAsia" w:hAnsi="Times New Roman" w:cs="Times New Roman"/>
+          <w:b/>
+          <w:iCs/>
+          <w:sz w:val="28"/>
+          <w:szCs w:val="28"/>
+        </w:rPr>
+      </w:pPr>
+      <w:r>
+        <w:rPr>
+          <w:rFonts w:ascii="Times New Roman" w:hAnsi="Times New Roman" w:cs="Times New Roman"/>
+          <w:b/>
+          <w:sz w:val="28"/>
+          <w:szCs w:val="28"/>
+        </w:rPr>
+        <w:t>Форма колебаний третьего тона</w:t>
+      </w:r>
+    </w:p>
+    <w:p>
+      <w:pPr>
+        <w:ind w:firstLine="708"/>
+        <w:rPr>
+          <w:rFonts w:ascii="Times New Roman" w:eastAsiaTheme="minorEastAsia" w:hAnsi="Times New Roman" w:cs="Times New Roman"/>
+          <w:sz w:val="28"/>
+          <w:szCs w:val="28"/>
+        </w:rPr>
+      </w:pPr>
+      <m:oMathPara>
+        <m:oMath>
+          <m:sSub>
+            <m:sSubPr>
+              <m:ctrlPr>
+                <w:rPr>
+                  <w:rFonts w:ascii="Cambria Math" w:hAnsi="Cambria Math" w:cs="Times New Roman"/>
+                  <w:bCs/>
+                  <w:i/>
+                  <w:sz w:val="28"/>
+                  <w:szCs w:val="28"/>
+                </w:rPr>
+              </m:ctrlPr>
+            </m:sSubPr>
+            <m:e>
+              <m:r>
+                <w:rPr>
+                  <w:rFonts w:ascii="Cambria Math" w:hAnsi="Cambria Math" w:cs="Times New Roman"/>
+                  <w:sz w:val="28"/>
+                  <w:szCs w:val="28"/>
+                  <w:lang w:val="en-US"/>
+                </w:rPr>
+                <m:t>f</m:t>
+              </m:r>
+            </m:e>
+            <m:sub>
+              <m:r>
+                <w:rPr>
+                  <w:rFonts w:ascii="Cambria Math" w:hAnsi="Cambria Math" w:cs="Times New Roman"/>
+                  <w:sz w:val="28"/>
+                  <w:szCs w:val="28"/>
+                </w:rPr>
+                <m:t>3</m:t>
+              </m:r>
+            </m:sub>
+          </m:sSub>
+          <m:r>
+            <w:rPr>
+              <w:rFonts w:ascii="Cambria Math" w:hAnsi="Cambria Math" w:cs="Times New Roman"/>
+              <w:sz w:val="28"/>
+              <w:szCs w:val="28"/>
+            </w:rPr>
+            <m:t>=</m:t>
+          </m:r>
+          <m:sSubSup>
+            <m:sSubSupPr>
+              <m:ctrlPr>
+                <w:rPr>
+                  <w:rFonts w:ascii="Cambria Math" w:hAnsi="Cambria Math" w:cs="Times New Roman"/>
+                  <w:bCs/>
+                  <w:i/>
+                  <w:sz w:val="28"/>
+                  <w:szCs w:val="28"/>
+                </w:rPr>
+              </m:ctrlPr>
+            </m:sSubSupPr>
+            <m:e>
+              <m:r>
+                <w:rPr>
+                  <w:rFonts w:ascii="Cambria Math" w:hAnsi="Cambria Math" w:cs="Times New Roman"/>
+                  <w:sz w:val="28"/>
+                  <w:szCs w:val="28"/>
+                </w:rPr>
+                <m:t>f</m:t>
+              </m:r>
+            </m:e>
+            <m:sub>
+              <m:r>
+                <w:rPr>
+                  <w:rFonts w:ascii="Cambria Math" w:hAnsi="Cambria Math" w:cs="Times New Roman"/>
+                  <w:sz w:val="28"/>
+                  <w:szCs w:val="28"/>
+                </w:rPr>
+                <m:t>3</m:t>
+              </m:r>
+            </m:sub>
+            <m:sup>
+              <m:r>
+                <w:rPr>
+                  <w:rFonts w:ascii="Cambria Math" w:hAnsi="Cambria Math" w:cs="Times New Roman"/>
+                  <w:sz w:val="28"/>
+                  <w:szCs w:val="28"/>
+                </w:rPr>
+                <m:t>0</m:t>
+              </m:r>
+            </m:sup>
+          </m:sSubSup>
+          <m:r>
+            <w:rPr>
+              <w:rFonts w:ascii="Cambria Math" w:hAnsi="Cambria Math" w:cs="Times New Roman"/>
+              <w:sz w:val="28"/>
+              <w:szCs w:val="28"/>
+            </w:rPr>
+            <m:t>+</m:t>
+          </m:r>
+          <m:sSub>
+            <m:sSubPr>
+              <m:ctrlPr>
+                <w:rPr>
+                  <w:rFonts w:ascii="Cambria Math" w:hAnsi="Cambria Math" w:cs="Times New Roman"/>
+                  <w:i/>
+                  <w:sz w:val="28"/>
+                  <w:szCs w:val="28"/>
+                </w:rPr>
+              </m:ctrlPr>
+            </m:sSubPr>
+            <m:e>
+              <m:r>
+                <w:rPr>
+                  <w:rFonts w:ascii="Cambria Math" w:hAnsi="Cambria Math" w:cs="Times New Roman"/>
+                  <w:sz w:val="28"/>
+                  <w:szCs w:val="28"/>
+                </w:rPr>
+                <m:t>∆</m:t>
+              </m:r>
+            </m:e>
+            <m:sub>
+              <m:r>
+                <w:rPr>
+                  <w:rFonts w:ascii="Cambria Math" w:hAnsi="Cambria Math" w:cs="Times New Roman"/>
+                  <w:sz w:val="28"/>
+                  <w:szCs w:val="28"/>
+                </w:rPr>
+                <m:t>31</m:t>
+              </m:r>
+            </m:sub>
+          </m:sSub>
+          <m:sSub>
+            <m:sSubPr>
+              <m:ctrlPr>
+                <w:rPr>
+                  <w:rFonts w:ascii="Cambria Math" w:hAnsi="Cambria Math" w:cs="Times New Roman"/>
+                  <w:i/>
+                  <w:sz w:val="28"/>
+                  <w:szCs w:val="28"/>
+                </w:rPr>
+              </m:ctrlPr>
+            </m:sSubPr>
+            <m:e>
+              <m:r>
+                <w:rPr>
+                  <w:rFonts w:ascii="Cambria Math" w:hAnsi="Cambria Math" w:cs="Times New Roman"/>
+                  <w:sz w:val="28"/>
+                  <w:szCs w:val="28"/>
+                  <w:lang w:val="en-US"/>
+                </w:rPr>
+                <m:t>f</m:t>
+              </m:r>
+            </m:e>
+            <m:sub>
+              <m:r>
+                <w:rPr>
+                  <w:rFonts w:ascii="Cambria Math" w:hAnsi="Cambria Math" w:cs="Times New Roman"/>
+                  <w:sz w:val="28"/>
+                  <w:szCs w:val="28"/>
+                </w:rPr>
+                <m:t>1</m:t>
+              </m:r>
+            </m:sub>
+          </m:sSub>
+          <m:r>
+            <w:rPr>
+              <w:rFonts w:ascii="Cambria Math" w:hAnsi="Cambria Math" w:cs="Times New Roman"/>
+              <w:sz w:val="28"/>
+              <w:szCs w:val="28"/>
+            </w:rPr>
+            <m:t>+</m:t>
+          </m:r>
+          <m:sSub>
+            <m:sSubPr>
+              <m:ctrlPr>
+                <w:rPr>
+                  <w:rFonts w:ascii="Cambria Math" w:hAnsi="Cambria Math" w:cs="Times New Roman"/>
+                  <w:i/>
+                  <w:sz w:val="28"/>
+                  <w:szCs w:val="28"/>
+                </w:rPr>
+              </m:ctrlPr>
+            </m:sSubPr>
+            <m:e>
+              <m:r>
+                <w:rPr>
+                  <w:rFonts w:ascii="Cambria Math" w:hAnsi="Cambria Math" w:cs="Times New Roman"/>
+                  <w:sz w:val="28"/>
+                  <w:szCs w:val="28"/>
+                </w:rPr>
+                <m:t>∆</m:t>
+              </m:r>
+            </m:e>
+            <m:sub>
+              <m:r>
+                <w:rPr>
+                  <w:rFonts w:ascii="Cambria Math" w:hAnsi="Cambria Math" w:cs="Times New Roman"/>
+                  <w:sz w:val="28"/>
+                  <w:szCs w:val="28"/>
+                </w:rPr>
+                <m:t>32</m:t>
+              </m:r>
+            </m:sub>
+          </m:sSub>
+          <m:sSub>
+            <m:sSubPr>
+              <m:ctrlPr>
+                <w:rPr>
+                  <w:rFonts w:ascii="Cambria Math" w:hAnsi="Cambria Math" w:cs="Times New Roman"/>
+                  <w:i/>
+                  <w:sz w:val="28"/>
+                  <w:szCs w:val="28"/>
+                </w:rPr>
+              </m:ctrlPr>
+            </m:sSubPr>
+            <m:e>
+              <m:r>
+                <w:rPr>
+                  <w:rFonts w:ascii="Cambria Math" w:hAnsi="Cambria Math" w:cs="Times New Roman"/>
+                  <w:sz w:val="28"/>
+                  <w:szCs w:val="28"/>
+                  <w:lang w:val="en-US"/>
+                </w:rPr>
+                <m:t>f</m:t>
+              </m:r>
+            </m:e>
+            <m:sub>
+              <m:r>
+                <w:rPr>
+                  <w:rFonts w:ascii="Cambria Math" w:hAnsi="Cambria Math" w:cs="Times New Roman"/>
+                  <w:sz w:val="28"/>
+                  <w:szCs w:val="28"/>
+                </w:rPr>
+                <m:t>2</m:t>
+              </m:r>
+            </m:sub>
+          </m:sSub>
+          <m:r>
+            <w:rPr>
+              <w:rFonts w:ascii="Cambria Math" w:hAnsi="Cambria Math" w:cs="Times New Roman"/>
+              <w:sz w:val="28"/>
+              <w:szCs w:val="28"/>
+            </w:rPr>
+            <m:t>+</m:t>
+          </m:r>
+          <m:sSub>
+            <m:sSubPr>
+              <m:ctrlPr>
+                <w:rPr>
+                  <w:rFonts w:ascii="Cambria Math" w:hAnsi="Cambria Math" w:cs="Times New Roman"/>
+                  <w:bCs/>
+                  <w:i/>
+                  <w:sz w:val="28"/>
+                  <w:szCs w:val="28"/>
+                </w:rPr>
+              </m:ctrlPr>
+            </m:sSubPr>
+            <m:e>
+              <m:r>
+                <w:rPr>
+                  <w:rFonts w:ascii="Cambria Math" w:hAnsi="Cambria Math" w:cs="Times New Roman"/>
+                  <w:sz w:val="28"/>
+                  <w:szCs w:val="28"/>
+                </w:rPr>
+                <m:t>D</m:t>
+              </m:r>
+            </m:e>
+            <m:sub>
+              <m:r>
+                <w:rPr>
+                  <w:rFonts w:ascii="Cambria Math" w:hAnsi="Cambria Math" w:cs="Times New Roman"/>
+                  <w:sz w:val="28"/>
+                  <w:szCs w:val="28"/>
+                </w:rPr>
+                <m:t>1</m:t>
+              </m:r>
+            </m:sub>
+          </m:sSub>
+          <m:d>
+            <m:dPr>
+              <m:ctrlPr>
+                <w:rPr>
+                  <w:rFonts w:ascii="Cambria Math" w:hAnsi="Cambria Math" w:cs="Times New Roman"/>
+                  <w:bCs/>
+                  <w:i/>
+                  <w:sz w:val="28"/>
+                  <w:szCs w:val="28"/>
+                </w:rPr>
+              </m:ctrlPr>
+            </m:dPr>
+            <m:e>
+              <m:r>
+                <w:rPr>
+                  <w:rFonts w:ascii="Cambria Math" w:hAnsi="Cambria Math" w:cs="Times New Roman"/>
+                  <w:sz w:val="28"/>
+                  <w:szCs w:val="28"/>
+                </w:rPr>
+                <m:t>x-</m:t>
+              </m:r>
+              <m:sSub>
+                <m:sSubPr>
+                  <m:ctrlPr>
+                    <w:rPr>
+                      <w:rFonts w:ascii="Cambria Math" w:hAnsi="Cambria Math" w:cs="Times New Roman"/>
+                      <w:bCs/>
+                      <w:i/>
+                      <w:sz w:val="28"/>
+                      <w:szCs w:val="28"/>
+                    </w:rPr>
+                  </m:ctrlPr>
+                </m:sSubPr>
+                <m:e>
+                  <m:r>
+                    <w:rPr>
+                      <w:rFonts w:ascii="Cambria Math" w:hAnsi="Cambria Math" w:cs="Times New Roman"/>
+                      <w:sz w:val="28"/>
+                      <w:szCs w:val="28"/>
+                    </w:rPr>
+                    <m:t>x</m:t>
+                  </m:r>
+                </m:e>
+                <m:sub>
+                  <m:r>
+                    <w:rPr>
+                      <w:rFonts w:ascii="Cambria Math" w:hAnsi="Cambria Math" w:cs="Times New Roman"/>
+                      <w:sz w:val="28"/>
+                      <w:szCs w:val="28"/>
+                    </w:rPr>
+                    <m:t>M</m:t>
+                  </m:r>
+                </m:sub>
+              </m:sSub>
+            </m:e>
+          </m:d>
+          <m:r>
+            <w:rPr>
+              <w:rFonts w:ascii="Cambria Math" w:hAnsi="Cambria Math" w:cs="Times New Roman"/>
+              <w:sz w:val="28"/>
+              <w:szCs w:val="28"/>
+            </w:rPr>
+            <m:t>+</m:t>
+          </m:r>
+          <m:sSub>
+            <m:sSubPr>
+              <m:ctrlPr>
+                <w:rPr>
+                  <w:rFonts w:ascii="Cambria Math" w:hAnsi="Cambria Math" w:cs="Times New Roman"/>
+                  <w:bCs/>
+                  <w:i/>
+                  <w:sz w:val="28"/>
+                  <w:szCs w:val="28"/>
+                </w:rPr>
+              </m:ctrlPr>
+            </m:sSubPr>
+            <m:e>
+              <m:r>
+                <w:rPr>
+                  <w:rFonts w:ascii="Cambria Math" w:hAnsi="Cambria Math" w:cs="Times New Roman"/>
+                  <w:sz w:val="28"/>
+                  <w:szCs w:val="28"/>
+                </w:rPr>
+                <m:t>D</m:t>
+              </m:r>
+            </m:e>
+            <m:sub>
+              <m:r>
+                <w:rPr>
+                  <w:rFonts w:ascii="Cambria Math" w:hAnsi="Cambria Math" w:cs="Times New Roman"/>
+                  <w:sz w:val="28"/>
+                  <w:szCs w:val="28"/>
+                </w:rPr>
+                <m:t>2</m:t>
+              </m:r>
+            </m:sub>
+          </m:sSub>
+          <m:r>
+            <w:rPr>
+              <w:rFonts w:ascii="Cambria Math" w:hAnsi="Cambria Math" w:cs="Times New Roman"/>
+              <w:sz w:val="28"/>
+              <w:szCs w:val="28"/>
+            </w:rPr>
+            <m:t>,</m:t>
+          </m:r>
+        </m:oMath>
+      </m:oMathPara>
+    </w:p>
+    <w:tbl>
+      <w:tblPr>
+        <w:tblStyle w:val="a5"/>
+        <w:tblW w:w="0" w:type="auto"/>
+        <w:tblBorders>
+          <w:top w:val="none" w:sz="0" w:space="0" w:color="auto"/>
+          <w:left w:val="none" w:sz="0" w:space="0" w:color="auto"/>
+          <w:bottom w:val="none" w:sz="0" w:space="0" w:color="auto"/>
+          <w:right w:val="none" w:sz="0" w:space="0" w:color="auto"/>
+          <w:insideH w:val="none" w:sz="0" w:space="0" w:color="auto"/>
+          <w:insideV w:val="none" w:sz="0" w:space="0" w:color="auto"/>
+        </w:tblBorders>
+        <w:tblLook w:val="04A0" w:firstRow="1" w:lastRow="0" w:firstColumn="1" w:lastColumn="0" w:noHBand="0" w:noVBand="1"/>
+      </w:tblPr>
+      <w:tblGrid>
+        <w:gridCol w:w="703"/>
+        <w:gridCol w:w="515"/>
+        <w:gridCol w:w="8137"/>
+      </w:tblGrid>
+      <w:tr>
+        <w:trPr>
+          <w:trHeight w:val="443"/>
+        </w:trPr>
+        <w:tc>
+          <w:tcPr>
+            <w:tcW w:w="704" w:type="dxa"/>
+            <w:hideMark/>
+          </w:tcPr>
+          <w:p>
+            <w:pPr>
+              <w:rPr>
+                <w:rFonts w:ascii="Times New Roman" w:eastAsiaTheme="minorEastAsia" w:hAnsi="Times New Roman" w:cs="Times New Roman"/>
+                <w:bCs/>
+                <w:sz w:val="28"/>
+                <w:szCs w:val="28"/>
+              </w:rPr>
+            </w:pPr>
+            <w:r>
+              <w:rPr>
+                <w:rFonts w:ascii="Times New Roman" w:eastAsiaTheme="minorEastAsia" w:hAnsi="Times New Roman" w:cs="Times New Roman"/>
+                <w:bCs/>
+                <w:sz w:val="28"/>
+                <w:szCs w:val="28"/>
+              </w:rPr>
+              <w:t>где</w:t>
+            </w:r>
+          </w:p>
+        </w:tc>
+        <w:tc>
+          <w:tcPr>
+            <w:tcW w:w="425" w:type="dxa"/>
+            <w:hideMark/>
+          </w:tcPr>
+          <w:p>
+            <w:pPr>
+              <w:jc w:val="center"/>
+              <w:rPr>
+                <w:rFonts w:ascii="Times New Roman" w:eastAsiaTheme="minorEastAsia" w:hAnsi="Times New Roman" w:cs="Times New Roman"/>
+                <w:bCs/>
+                <w:sz w:val="28"/>
+                <w:szCs w:val="28"/>
+              </w:rPr>
+            </w:pPr>
+            <m:oMathPara>
+              <m:oMath>
+                <m:sSubSup>
+                  <m:sSubSupPr>
+                    <m:ctrlPr>
+                      <w:rPr>
+                        <w:rFonts w:ascii="Cambria Math" w:hAnsi="Cambria Math" w:cs="Times New Roman"/>
+                        <w:bCs/>
+                        <w:i/>
+                        <w:sz w:val="28"/>
+                        <w:szCs w:val="28"/>
+                      </w:rPr>
+                    </m:ctrlPr>
+                  </m:sSubSupPr>
+                  <m:e>
+                    <m:r>
+                      <w:rPr>
+                        <w:rFonts w:ascii="Cambria Math" w:hAnsi="Cambria Math" w:cs="Times New Roman"/>
+                        <w:sz w:val="28"/>
+                        <w:szCs w:val="28"/>
+                      </w:rPr>
+                      <m:t>f</m:t>
+                    </m:r>
+                  </m:e>
+                  <m:sub>
+                    <m:r>
+                      <w:rPr>
+                        <w:rFonts w:ascii="Cambria Math" w:hAnsi="Cambria Math" w:cs="Times New Roman"/>
+                        <w:sz w:val="28"/>
+                        <w:szCs w:val="28"/>
+                      </w:rPr>
+                      <m:t>3</m:t>
+                    </m:r>
+                  </m:sub>
+                  <m:sup>
+                    <m:r>
+                      <w:rPr>
+                        <w:rFonts w:ascii="Cambria Math" w:hAnsi="Cambria Math" w:cs="Times New Roman"/>
+                        <w:sz w:val="28"/>
+                        <w:szCs w:val="28"/>
+                      </w:rPr>
+                      <m:t>0</m:t>
+                    </m:r>
+                  </m:sup>
+                </m:sSubSup>
+              </m:oMath>
+            </m:oMathPara>
+          </w:p>
+        </w:tc>
+        <w:tc>
+          <w:tcPr>
+            <w:tcW w:w="8216" w:type="dxa"/>
+            <w:hideMark/>
+          </w:tcPr>
+          <w:p>
+            <w:pPr>
+              <w:rPr>
+                <w:rFonts w:ascii="Times New Roman" w:eastAsiaTheme="minorEastAsia" w:hAnsi="Times New Roman" w:cs="Times New Roman"/>
+                <w:bCs/>
+                <w:sz w:val="28"/>
+                <w:szCs w:val="28"/>
+              </w:rPr>
+            </w:pPr>
+            <w:r>
+              <w:rPr>
+                <w:rFonts w:ascii="Times New Roman" w:eastAsiaTheme="minorEastAsia" w:hAnsi="Times New Roman" w:cs="Times New Roman"/>
+                <w:bCs/>
+                <w:sz w:val="28"/>
+                <w:szCs w:val="28"/>
+              </w:rPr>
+              <w:t>- форма колебаний третьего тона в предыдущем приближении;</w:t>
+            </w:r>
+          </w:p>
+        </w:tc>
+      </w:tr>
+    </w:tbl>
+    <w:p>
+      <w:pPr>
+        <w:jc w:val="center"/>
+        <w:rPr>
+          <w:rFonts w:ascii="Times New Roman" w:eastAsiaTheme="minorEastAsia" w:hAnsi="Times New Roman" w:cs="Times New Roman"/>
+          <w:sz w:val="28"/>
+          <w:szCs w:val="28"/>
+        </w:rPr>
+      </w:pPr>
+      <m:oMathPara>
+        <m:oMath>
+          <m:sSub>
+            <m:sSubPr>
+              <m:ctrlPr>
+                <w:rPr>
+                  <w:rFonts w:ascii="Cambria Math" w:hAnsi="Cambria Math" w:cs="Times New Roman"/>
+                  <w:i/>
+                  <w:sz w:val="28"/>
+                  <w:szCs w:val="28"/>
+                </w:rPr>
+              </m:ctrlPr>
+            </m:sSubPr>
+            <m:e>
+              <m:r>
+                <w:rPr>
+                  <w:rFonts w:ascii="Cambria Math" w:hAnsi="Cambria Math" w:cs="Times New Roman"/>
+                  <w:sz w:val="28"/>
+                  <w:szCs w:val="28"/>
+                </w:rPr>
+                <m:t>∆</m:t>
+              </m:r>
+            </m:e>
+            <m:sub>
+              <m:r>
+                <w:rPr>
+                  <w:rFonts w:ascii="Cambria Math" w:hAnsi="Cambria Math" w:cs="Times New Roman"/>
+                  <w:sz w:val="28"/>
+                  <w:szCs w:val="28"/>
+                </w:rPr>
+                <m:t>31</m:t>
+              </m:r>
+            </m:sub>
+          </m:sSub>
+          <m:r>
+            <w:rPr>
+              <w:rFonts w:ascii="Cambria Math" w:hAnsi="Cambria Math" w:cs="Times New Roman"/>
+              <w:sz w:val="28"/>
+              <w:szCs w:val="28"/>
+            </w:rPr>
+            <m:t>=-</m:t>
+          </m:r>
+          <m:f>
+            <m:fPr>
+              <m:ctrlPr>
+                <w:rPr>
+                  <w:rFonts w:ascii="Cambria Math" w:hAnsi="Cambria Math" w:cs="Times New Roman"/>
+                  <w:i/>
+                  <w:sz w:val="28"/>
+                  <w:szCs w:val="28"/>
+                </w:rPr>
+              </m:ctrlPr>
+            </m:fPr>
+            <m:num>
+              <m:r>
+                <w:rPr>
+                  <w:rFonts w:ascii="Cambria Math" w:hAnsi="Cambria Math" w:cs="Times New Roman"/>
+                  <w:sz w:val="28"/>
+                  <w:szCs w:val="28"/>
+                </w:rPr>
+                <m:t>1</m:t>
+              </m:r>
+            </m:num>
+            <m:den>
+              <m:sSub>
+                <m:sSubPr>
+                  <m:ctrlPr>
+                    <w:rPr>
+                      <w:rFonts w:ascii="Cambria Math" w:hAnsi="Cambria Math" w:cs="Times New Roman"/>
+                      <w:i/>
+                      <w:sz w:val="28"/>
+                      <w:szCs w:val="28"/>
+                    </w:rPr>
+                  </m:ctrlPr>
+                </m:sSubPr>
+                <m:e>
+                  <m:r>
+                    <w:rPr>
+                      <w:rFonts w:ascii="Cambria Math" w:hAnsi="Cambria Math" w:cs="Times New Roman"/>
+                      <w:sz w:val="28"/>
+                      <w:szCs w:val="28"/>
+                      <w:lang w:val="en-US"/>
+                    </w:rPr>
+                    <m:t>m</m:t>
+                  </m:r>
+                </m:e>
+                <m:sub>
+                  <m:r>
+                    <w:rPr>
+                      <w:rFonts w:ascii="Cambria Math" w:hAnsi="Cambria Math" w:cs="Times New Roman"/>
+                      <w:sz w:val="28"/>
+                      <w:szCs w:val="28"/>
+                    </w:rPr>
+                    <m:t>1</m:t>
+                  </m:r>
+                </m:sub>
+              </m:sSub>
+            </m:den>
+          </m:f>
+          <m:nary>
+            <m:naryPr>
+              <m:limLoc m:val="subSup"/>
+              <m:ctrlPr>
+                <w:rPr>
+                  <w:rFonts w:ascii="Cambria Math" w:hAnsi="Cambria Math" w:cs="Times New Roman"/>
+                  <w:i/>
+                  <w:sz w:val="28"/>
+                  <w:szCs w:val="28"/>
+                </w:rPr>
+              </m:ctrlPr>
+            </m:naryPr>
+            <m:sub>
+              <m:r>
+                <w:rPr>
+                  <w:rFonts w:ascii="Cambria Math" w:hAnsi="Cambria Math" w:cs="Times New Roman"/>
+                  <w:sz w:val="28"/>
+                  <w:szCs w:val="28"/>
+                </w:rPr>
+                <m:t>0</m:t>
+              </m:r>
+            </m:sub>
+            <m:sup>
+              <m:r>
+                <w:rPr>
+                  <w:rFonts w:ascii="Cambria Math" w:hAnsi="Cambria Math" w:cs="Times New Roman"/>
+                  <w:sz w:val="28"/>
+                  <w:szCs w:val="28"/>
+                </w:rPr>
+                <m:t>l</m:t>
+              </m:r>
+            </m:sup>
+            <m:e>
+              <m:r>
+                <w:rPr>
+                  <w:rFonts w:ascii="Cambria Math" w:hAnsi="Cambria Math" w:cs="Times New Roman"/>
+                  <w:sz w:val="28"/>
+                  <w:szCs w:val="28"/>
+                </w:rPr>
+                <m:t>m</m:t>
+              </m:r>
+              <m:d>
+                <m:dPr>
+                  <m:ctrlPr>
+                    <w:rPr>
+                      <w:rFonts w:ascii="Cambria Math" w:hAnsi="Cambria Math" w:cs="Times New Roman"/>
+                      <w:i/>
+                      <w:sz w:val="28"/>
+                      <w:szCs w:val="28"/>
+                    </w:rPr>
+                  </m:ctrlPr>
+                </m:dPr>
+                <m:e>
+                  <m:r>
+                    <w:rPr>
+                      <w:rFonts w:ascii="Cambria Math" w:hAnsi="Cambria Math" w:cs="Times New Roman"/>
+                      <w:sz w:val="28"/>
+                      <w:szCs w:val="28"/>
+                    </w:rPr>
+                    <m:t>x</m:t>
+                  </m:r>
+                </m:e>
+              </m:d>
+              <m:sSub>
+                <m:sSubPr>
+                  <m:ctrlPr>
+                    <w:rPr>
+                      <w:rFonts w:ascii="Cambria Math" w:hAnsi="Cambria Math" w:cs="Times New Roman"/>
+                      <w:i/>
+                      <w:sz w:val="28"/>
+                      <w:szCs w:val="28"/>
+                    </w:rPr>
+                  </m:ctrlPr>
+                </m:sSubPr>
+                <m:e>
+                  <m:r>
+                    <w:rPr>
+                      <w:rFonts w:ascii="Cambria Math" w:hAnsi="Cambria Math" w:cs="Times New Roman"/>
+                      <w:sz w:val="28"/>
+                      <w:szCs w:val="28"/>
+                    </w:rPr>
+                    <m:t>f</m:t>
+                  </m:r>
+                </m:e>
+                <m:sub>
+                  <m:r>
+                    <w:rPr>
+                      <w:rFonts w:ascii="Cambria Math" w:hAnsi="Cambria Math" w:cs="Times New Roman"/>
+                      <w:sz w:val="28"/>
+                      <w:szCs w:val="28"/>
+                    </w:rPr>
+                    <m:t>1</m:t>
+                  </m:r>
+                </m:sub>
+              </m:sSub>
+              <m:sSubSup>
+                <m:sSubSupPr>
+                  <m:ctrlPr>
+                    <w:rPr>
+                      <w:rFonts w:ascii="Cambria Math" w:hAnsi="Cambria Math" w:cs="Times New Roman"/>
+                      <w:bCs/>
+                      <w:i/>
+                      <w:sz w:val="28"/>
+                      <w:szCs w:val="28"/>
+                    </w:rPr>
+                  </m:ctrlPr>
+                </m:sSubSupPr>
+                <m:e>
+                  <m:r>
+                    <w:rPr>
+                      <w:rFonts w:ascii="Cambria Math" w:hAnsi="Cambria Math" w:cs="Times New Roman"/>
+                      <w:sz w:val="28"/>
+                      <w:szCs w:val="28"/>
+                    </w:rPr>
+                    <m:t>f</m:t>
+                  </m:r>
+                </m:e>
+                <m:sub>
+                  <m:r>
+                    <w:rPr>
+                      <w:rFonts w:ascii="Cambria Math" w:hAnsi="Cambria Math" w:cs="Times New Roman"/>
+                      <w:sz w:val="28"/>
+                      <w:szCs w:val="28"/>
+                    </w:rPr>
+                    <m:t>3</m:t>
+                  </m:r>
+                </m:sub>
+                <m:sup>
+                  <m:r>
+                    <w:rPr>
+                      <w:rFonts w:ascii="Cambria Math" w:hAnsi="Cambria Math" w:cs="Times New Roman"/>
+                      <w:sz w:val="28"/>
+                      <w:szCs w:val="28"/>
+                    </w:rPr>
+                    <m:t>0</m:t>
+                  </m:r>
+                </m:sup>
+              </m:sSubSup>
+              <m:r>
+                <w:rPr>
+                  <w:rFonts w:ascii="Cambria Math" w:hAnsi="Cambria Math" w:cs="Times New Roman"/>
+                  <w:sz w:val="28"/>
+                  <w:szCs w:val="28"/>
+                </w:rPr>
+                <m:t>dx</m:t>
+              </m:r>
+            </m:e>
+          </m:nary>
+          <m:r>
+            <w:rPr>
+              <w:rFonts w:ascii="Cambria Math" w:hAnsi="Cambria Math" w:cs="Times New Roman"/>
+              <w:sz w:val="28"/>
+              <w:szCs w:val="28"/>
+            </w:rPr>
+            <m:t>;</m:t>
+          </m:r>
+        </m:oMath>
+      </m:oMathPara>
+    </w:p>
+    <w:p>
+      <w:pPr>
+        <w:jc w:val="center"/>
+        <w:rPr>
+          <w:rFonts w:ascii="Times New Roman" w:eastAsiaTheme="minorEastAsia" w:hAnsi="Times New Roman" w:cs="Times New Roman"/>
+          <w:sz w:val="28"/>
+          <w:szCs w:val="28"/>
+        </w:rPr>
+      </w:pPr>
+      <m:oMathPara>
+        <m:oMath>
+          <m:sSub>
+            <m:sSubPr>
+              <m:ctrlPr>
+                <w:rPr>
+                  <w:rFonts w:ascii="Cambria Math" w:hAnsi="Cambria Math" w:cs="Times New Roman"/>
+                  <w:i/>
+                  <w:sz w:val="28"/>
+                  <w:szCs w:val="28"/>
+                </w:rPr>
+              </m:ctrlPr>
+            </m:sSubPr>
+            <m:e>
+              <m:r>
+                <w:rPr>
+                  <w:rFonts w:ascii="Cambria Math" w:hAnsi="Cambria Math" w:cs="Times New Roman"/>
+                  <w:sz w:val="28"/>
+                  <w:szCs w:val="28"/>
+                </w:rPr>
+                <m:t>∆</m:t>
+              </m:r>
+            </m:e>
+            <m:sub>
+              <m:r>
+                <w:rPr>
+                  <w:rFonts w:ascii="Cambria Math" w:hAnsi="Cambria Math" w:cs="Times New Roman"/>
+                  <w:sz w:val="28"/>
+                  <w:szCs w:val="28"/>
+                </w:rPr>
+                <m:t>32</m:t>
+              </m:r>
+            </m:sub>
+          </m:sSub>
+          <m:r>
+            <w:rPr>
+              <w:rFonts w:ascii="Cambria Math" w:hAnsi="Cambria Math" w:cs="Times New Roman"/>
+              <w:sz w:val="28"/>
+              <w:szCs w:val="28"/>
+            </w:rPr>
+            <m:t>=-</m:t>
+          </m:r>
+          <m:f>
+            <m:fPr>
+              <m:ctrlPr>
+                <w:rPr>
+                  <w:rFonts w:ascii="Cambria Math" w:hAnsi="Cambria Math" w:cs="Times New Roman"/>
+                  <w:i/>
+                  <w:sz w:val="28"/>
+                  <w:szCs w:val="28"/>
+                </w:rPr>
+              </m:ctrlPr>
+            </m:fPr>
+            <m:num>
+              <m:r>
+                <w:rPr>
+                  <w:rFonts w:ascii="Cambria Math" w:hAnsi="Cambria Math" w:cs="Times New Roman"/>
+                  <w:sz w:val="28"/>
+                  <w:szCs w:val="28"/>
+                </w:rPr>
+                <m:t>1</m:t>
+              </m:r>
+            </m:num>
+            <m:den>
+              <m:sSub>
+                <m:sSubPr>
+                  <m:ctrlPr>
+                    <w:rPr>
+                      <w:rFonts w:ascii="Cambria Math" w:hAnsi="Cambria Math" w:cs="Times New Roman"/>
+                      <w:i/>
+                      <w:sz w:val="28"/>
+                      <w:szCs w:val="28"/>
+                    </w:rPr>
+                  </m:ctrlPr>
+                </m:sSubPr>
+                <m:e>
+                  <m:r>
+                    <w:rPr>
+                      <w:rFonts w:ascii="Cambria Math" w:hAnsi="Cambria Math" w:cs="Times New Roman"/>
+                      <w:sz w:val="28"/>
+                      <w:szCs w:val="28"/>
+                      <w:lang w:val="en-US"/>
+                    </w:rPr>
+                    <m:t>m</m:t>
+                  </m:r>
+                </m:e>
+                <m:sub>
+                  <m:r>
+                    <w:rPr>
+                      <w:rFonts w:ascii="Cambria Math" w:hAnsi="Cambria Math" w:cs="Times New Roman"/>
+                      <w:sz w:val="28"/>
+                      <w:szCs w:val="28"/>
+                    </w:rPr>
+                    <m:t>2</m:t>
+                  </m:r>
+                </m:sub>
+              </m:sSub>
+            </m:den>
+          </m:f>
+          <m:nary>
+            <m:naryPr>
+              <m:limLoc m:val="subSup"/>
+              <m:ctrlPr>
+                <w:rPr>
+                  <w:rFonts w:ascii="Cambria Math" w:hAnsi="Cambria Math" w:cs="Times New Roman"/>
+                  <w:i/>
+                  <w:sz w:val="28"/>
+                  <w:szCs w:val="28"/>
+                </w:rPr>
+              </m:ctrlPr>
+            </m:naryPr>
+            <m:sub>
+              <m:r>
+                <w:rPr>
+                  <w:rFonts w:ascii="Cambria Math" w:hAnsi="Cambria Math" w:cs="Times New Roman"/>
+                  <w:sz w:val="28"/>
+                  <w:szCs w:val="28"/>
+                </w:rPr>
+                <m:t>0</m:t>
+              </m:r>
+            </m:sub>
+            <m:sup>
+              <m:r>
+                <w:rPr>
+                  <w:rFonts w:ascii="Cambria Math" w:hAnsi="Cambria Math" w:cs="Times New Roman"/>
+                  <w:sz w:val="28"/>
+                  <w:szCs w:val="28"/>
+                </w:rPr>
+                <m:t>l</m:t>
+              </m:r>
+            </m:sup>
+            <m:e>
+              <m:r>
+                <w:rPr>
+                  <w:rFonts w:ascii="Cambria Math" w:hAnsi="Cambria Math" w:cs="Times New Roman"/>
+                  <w:sz w:val="28"/>
+                  <w:szCs w:val="28"/>
+                </w:rPr>
+                <m:t>m</m:t>
+              </m:r>
+              <m:d>
+                <m:dPr>
+                  <m:ctrlPr>
+                    <w:rPr>
+                      <w:rFonts w:ascii="Cambria Math" w:hAnsi="Cambria Math" w:cs="Times New Roman"/>
+                      <w:i/>
+                      <w:sz w:val="28"/>
+                      <w:szCs w:val="28"/>
+                    </w:rPr>
+                  </m:ctrlPr>
+                </m:dPr>
+                <m:e>
+                  <m:r>
+                    <w:rPr>
+                      <w:rFonts w:ascii="Cambria Math" w:hAnsi="Cambria Math" w:cs="Times New Roman"/>
+                      <w:sz w:val="28"/>
+                      <w:szCs w:val="28"/>
+                    </w:rPr>
+                    <m:t>x</m:t>
+                  </m:r>
+                </m:e>
+              </m:d>
+              <m:sSub>
+                <m:sSubPr>
+                  <m:ctrlPr>
+                    <w:rPr>
+                      <w:rFonts w:ascii="Cambria Math" w:hAnsi="Cambria Math" w:cs="Times New Roman"/>
+                      <w:i/>
+                      <w:sz w:val="28"/>
+                      <w:szCs w:val="28"/>
+                    </w:rPr>
+                  </m:ctrlPr>
+                </m:sSubPr>
+                <m:e>
+                  <m:r>
+                    <w:rPr>
+                      <w:rFonts w:ascii="Cambria Math" w:hAnsi="Cambria Math" w:cs="Times New Roman"/>
+                      <w:sz w:val="28"/>
+                      <w:szCs w:val="28"/>
+                    </w:rPr>
+                    <m:t>f</m:t>
+                  </m:r>
+                </m:e>
+                <m:sub>
+                  <m:r>
+                    <w:rPr>
+                      <w:rFonts w:ascii="Cambria Math" w:hAnsi="Cambria Math" w:cs="Times New Roman"/>
+                      <w:sz w:val="28"/>
+                      <w:szCs w:val="28"/>
+                    </w:rPr>
+                    <m:t>2</m:t>
+                  </m:r>
+                </m:sub>
+              </m:sSub>
+              <m:sSubSup>
+                <m:sSubSupPr>
+                  <m:ctrlPr>
+                    <w:rPr>
+                      <w:rFonts w:ascii="Cambria Math" w:hAnsi="Cambria Math" w:cs="Times New Roman"/>
+                      <w:bCs/>
+                      <w:i/>
+                      <w:sz w:val="28"/>
+                      <w:szCs w:val="28"/>
+                    </w:rPr>
+                  </m:ctrlPr>
+                </m:sSubSupPr>
+                <m:e>
+                  <m:r>
+                    <w:rPr>
+                      <w:rFonts w:ascii="Cambria Math" w:hAnsi="Cambria Math" w:cs="Times New Roman"/>
+                      <w:sz w:val="28"/>
+                      <w:szCs w:val="28"/>
+                    </w:rPr>
+                    <m:t>f</m:t>
+                  </m:r>
+                </m:e>
+                <m:sub>
+                  <m:r>
+                    <w:rPr>
+                      <w:rFonts w:ascii="Cambria Math" w:hAnsi="Cambria Math" w:cs="Times New Roman"/>
+                      <w:sz w:val="28"/>
+                      <w:szCs w:val="28"/>
+                    </w:rPr>
+                    <m:t>3</m:t>
+                  </m:r>
+                </m:sub>
+                <m:sup>
+                  <m:r>
+                    <w:rPr>
+                      <w:rFonts w:ascii="Cambria Math" w:hAnsi="Cambria Math" w:cs="Times New Roman"/>
+                      <w:sz w:val="28"/>
+                      <w:szCs w:val="28"/>
+                    </w:rPr>
+                    <m:t>0</m:t>
+                  </m:r>
+                </m:sup>
+              </m:sSubSup>
+              <m:r>
+                <w:rPr>
+                  <w:rFonts w:ascii="Cambria Math" w:hAnsi="Cambria Math" w:cs="Times New Roman"/>
+                  <w:sz w:val="28"/>
+                  <w:szCs w:val="28"/>
+                </w:rPr>
+                <m:t>dx</m:t>
+              </m:r>
+            </m:e>
+          </m:nary>
+          <m:r>
+            <w:rPr>
+              <w:rFonts w:ascii="Cambria Math" w:hAnsi="Cambria Math" w:cs="Times New Roman"/>
+              <w:sz w:val="28"/>
+              <w:szCs w:val="28"/>
+            </w:rPr>
+            <m:t>;</m:t>
+          </m:r>
+        </m:oMath>
+      </m:oMathPara>
+    </w:p>
+    <w:p>
+      <w:pPr>
+        <w:jc w:val="center"/>
+        <w:rPr>
+          <w:rFonts w:ascii="Times New Roman" w:eastAsiaTheme="minorEastAsia" w:hAnsi="Times New Roman" w:cs="Times New Roman"/>
+          <w:sz w:val="28"/>
+          <w:szCs w:val="28"/>
+        </w:rPr>
+      </w:pPr>
+      <m:oMathPara>
+        <m:oMath>
+          <m:sSub>
+            <m:sSubPr>
+              <m:ctrlPr>
+                <w:rPr>
+                  <w:rFonts w:ascii="Cambria Math" w:eastAsiaTheme="minorEastAsia" w:hAnsi="Cambria Math" w:cs="Times New Roman"/>
+                  <w:i/>
+                  <w:sz w:val="28"/>
+                  <w:szCs w:val="28"/>
+                </w:rPr>
+              </m:ctrlPr>
+            </m:sSubPr>
+            <m:e>
+              <m:r>
+                <w:rPr>
+                  <w:rFonts w:ascii="Cambria Math" w:eastAsiaTheme="minorEastAsia" w:hAnsi="Cambria Math" w:cs="Times New Roman"/>
+                  <w:sz w:val="28"/>
+                  <w:szCs w:val="28"/>
+                </w:rPr>
+                <m:t>m</m:t>
+              </m:r>
+            </m:e>
+            <m:sub>
+              <m:r>
+                <w:rPr>
+                  <w:rFonts w:ascii="Cambria Math" w:eastAsiaTheme="minorEastAsia" w:hAnsi="Cambria Math" w:cs="Times New Roman"/>
+                  <w:sz w:val="28"/>
+                  <w:szCs w:val="28"/>
+                </w:rPr>
+                <m:t>2</m:t>
+              </m:r>
+            </m:sub>
+          </m:sSub>
+          <m:r>
+            <w:rPr>
+              <w:rFonts w:ascii="Cambria Math" w:eastAsiaTheme="minorEastAsia" w:hAnsi="Cambria Math" w:cs="Times New Roman"/>
+              <w:sz w:val="28"/>
+              <w:szCs w:val="28"/>
+            </w:rPr>
+            <m:t>=</m:t>
+          </m:r>
+          <m:nary>
+            <m:naryPr>
+              <m:limLoc m:val="subSup"/>
+              <m:ctrlPr>
+                <w:rPr>
+                  <w:rFonts w:ascii="Cambria Math" w:eastAsiaTheme="minorEastAsia" w:hAnsi="Cambria Math" w:cs="Times New Roman"/>
+                  <w:i/>
+                  <w:sz w:val="28"/>
+                  <w:szCs w:val="28"/>
+                </w:rPr>
+              </m:ctrlPr>
+            </m:naryPr>
+            <m:sub>
+              <m:r>
+                <w:rPr>
+                  <w:rFonts w:ascii="Cambria Math" w:eastAsiaTheme="minorEastAsia" w:hAnsi="Cambria Math" w:cs="Times New Roman"/>
+                  <w:sz w:val="28"/>
+                  <w:szCs w:val="28"/>
+                </w:rPr>
+                <m:t>0</m:t>
+              </m:r>
+            </m:sub>
+            <m:sup>
+              <m:r>
+                <w:rPr>
+                  <w:rFonts w:ascii="Cambria Math" w:eastAsiaTheme="minorEastAsia" w:hAnsi="Cambria Math" w:cs="Times New Roman"/>
+                  <w:sz w:val="28"/>
+                  <w:szCs w:val="28"/>
+                </w:rPr>
+                <m:t>l</m:t>
+              </m:r>
+            </m:sup>
+            <m:e>
+              <m:r>
+                <w:rPr>
+                  <w:rFonts w:ascii="Cambria Math" w:eastAsiaTheme="minorEastAsia" w:hAnsi="Cambria Math" w:cs="Times New Roman"/>
+                  <w:sz w:val="28"/>
+                  <w:szCs w:val="28"/>
+                </w:rPr>
+                <m:t>m(x)</m:t>
+              </m:r>
+            </m:e>
+          </m:nary>
+          <m:sSubSup>
+            <m:sSubSupPr>
+              <m:ctrlPr>
+                <w:rPr>
+                  <w:rFonts w:ascii="Cambria Math" w:eastAsiaTheme="minorEastAsia" w:hAnsi="Cambria Math" w:cs="Times New Roman"/>
+                  <w:i/>
+                  <w:sz w:val="28"/>
+                  <w:szCs w:val="28"/>
+                </w:rPr>
+              </m:ctrlPr>
+            </m:sSubSupPr>
+            <m:e>
+              <m:r>
+                <w:rPr>
+                  <w:rFonts w:ascii="Cambria Math" w:eastAsiaTheme="minorEastAsia" w:hAnsi="Cambria Math" w:cs="Times New Roman"/>
+                  <w:sz w:val="28"/>
+                  <w:szCs w:val="28"/>
+                </w:rPr>
+                <m:t>f</m:t>
+              </m:r>
+            </m:e>
+            <m:sub>
+              <m:r>
+                <w:rPr>
+                  <w:rFonts w:ascii="Cambria Math" w:eastAsiaTheme="minorEastAsia" w:hAnsi="Cambria Math" w:cs="Times New Roman"/>
+                  <w:sz w:val="28"/>
+                  <w:szCs w:val="28"/>
+                </w:rPr>
+                <m:t>2</m:t>
+              </m:r>
+            </m:sub>
+            <m:sup>
+              <m:r>
+                <w:rPr>
+                  <w:rFonts w:ascii="Cambria Math" w:eastAsiaTheme="minorEastAsia" w:hAnsi="Cambria Math" w:cs="Times New Roman"/>
+                  <w:sz w:val="28"/>
+                  <w:szCs w:val="28"/>
+                </w:rPr>
+                <m:t>2</m:t>
+              </m:r>
+            </m:sup>
+          </m:sSubSup>
+          <m:r>
+            <w:rPr>
+              <w:rFonts w:ascii="Cambria Math" w:eastAsiaTheme="minorEastAsia" w:hAnsi="Cambria Math" w:cs="Times New Roman"/>
+              <w:sz w:val="28"/>
+              <w:szCs w:val="28"/>
+            </w:rPr>
+            <m:t>dx;</m:t>
+          </m:r>
+        </m:oMath>
+      </m:oMathPara>
+    </w:p>
+    <w:p>
+      <w:pPr>
+        <w:spacing w:line="360" w:lineRule="auto"/>
+        <w:jc w:val="both"/>
+        <w:rPr>
+          <w:rFonts w:ascii="Times New Roman" w:eastAsiaTheme="minorEastAsia" w:hAnsi="Times New Roman" w:cs="Times New Roman"/>
+          <w:sz w:val="28"/>
+          <w:szCs w:val="28"/>
+        </w:rPr>
+      </w:pPr>
+      <w:r>
+        <w:rPr>
+          <w:rFonts w:ascii="Times New Roman" w:eastAsiaTheme="minorEastAsia" w:hAnsi="Times New Roman" w:cs="Times New Roman"/>
+          <w:sz w:val="28"/>
+          <w:szCs w:val="28"/>
+        </w:rPr>
+        <w:lastRenderedPageBreak/>
+        <w:tab/>
+        <w:t xml:space="preserve">Согласно методике, расчет повторяется несколько раз для достижения необходимой точности (в разрабатываемой библиотеке расчет производится до тех пор, пока разница между новым и существующим значением частот колебаний не будет меньше </w:t>
+      </w:r>
+      <m:oMath>
+        <m:sSup>
+          <m:sSupPr>
+            <m:ctrlPr>
+              <w:rPr>
+                <w:rFonts w:ascii="Cambria Math" w:eastAsiaTheme="minorEastAsia" w:hAnsi="Cambria Math" w:cs="Times New Roman"/>
+                <w:i/>
+                <w:sz w:val="28"/>
+                <w:szCs w:val="28"/>
+              </w:rPr>
+            </m:ctrlPr>
+          </m:sSupPr>
+          <m:e>
+            <m:r>
+              <w:rPr>
+                <w:rFonts w:ascii="Cambria Math" w:eastAsiaTheme="minorEastAsia" w:hAnsi="Cambria Math" w:cs="Times New Roman"/>
+                <w:sz w:val="28"/>
+                <w:szCs w:val="28"/>
+              </w:rPr>
+              <m:t>10</m:t>
+            </m:r>
+          </m:e>
+          <m:sup>
+            <m:r>
+              <w:rPr>
+                <w:rFonts w:ascii="Cambria Math" w:eastAsiaTheme="minorEastAsia" w:hAnsi="Cambria Math" w:cs="Times New Roman"/>
+                <w:sz w:val="28"/>
+                <w:szCs w:val="28"/>
+              </w:rPr>
+              <m:t>-8</m:t>
+            </m:r>
+          </m:sup>
+        </m:sSup>
+      </m:oMath>
+      <w:r>
+        <w:rPr>
+          <w:rFonts w:ascii="Times New Roman" w:eastAsiaTheme="minorEastAsia" w:hAnsi="Times New Roman" w:cs="Times New Roman"/>
+          <w:sz w:val="28"/>
+          <w:szCs w:val="28"/>
+        </w:rPr>
+        <w:t xml:space="preserve"> Гц).</w:t>
+      </w:r>
+    </w:p>
+    <w:p>
+      <w:pPr>
+        <w:rPr>
+          <w:rFonts w:ascii="Times New Roman" w:eastAsiaTheme="minorEastAsia" w:hAnsi="Times New Roman" w:cs="Times New Roman"/>
+          <w:b/>
+          <w:bCs/>
+          <w:sz w:val="28"/>
+          <w:szCs w:val="28"/>
+        </w:rPr>
+      </w:pPr>
+      <w:r>
+        <w:rPr>
+          <w:rFonts w:ascii="Times New Roman" w:eastAsiaTheme="minorEastAsia" w:hAnsi="Times New Roman" w:cs="Times New Roman"/>
+          <w:sz w:val="28"/>
+          <w:szCs w:val="28"/>
+        </w:rPr>
+        <w:tab/>
+      </w:r>
+      <w:r>
+        <w:rPr>
+          <w:rFonts w:ascii="Times New Roman" w:eastAsiaTheme="minorEastAsia" w:hAnsi="Times New Roman" w:cs="Times New Roman"/>
+          <w:b/>
+          <w:bCs/>
+          <w:sz w:val="28"/>
+          <w:szCs w:val="28"/>
+        </w:rPr>
+        <w:t>Частота колебаний</w:t>
+      </w:r>
+    </w:p>
+    <w:p>
+      <w:pPr>
+        <w:ind w:firstLine="708"/>
+        <w:rPr>
+          <w:rFonts w:ascii="Times New Roman" w:eastAsiaTheme="minorEastAsia" w:hAnsi="Times New Roman" w:cs="Times New Roman"/>
+          <w:bCs/>
+          <w:sz w:val="28"/>
+          <w:szCs w:val="28"/>
+        </w:rPr>
+      </w:pPr>
+      <w:r>
+        <w:rPr>
+          <w:rFonts w:ascii="Times New Roman" w:eastAsiaTheme="minorEastAsia" w:hAnsi="Times New Roman" w:cs="Times New Roman"/>
+          <w:bCs/>
+          <w:sz w:val="28"/>
+          <w:szCs w:val="28"/>
+        </w:rPr>
+        <w:t>Частота колебаний рассчитывается по формуле Рэлея:</w:t>
+      </w:r>
+    </w:p>
+    <w:p>
+      <w:pPr>
+        <w:ind w:firstLine="708"/>
+        <w:rPr>
+          <w:rFonts w:ascii="Times New Roman" w:eastAsiaTheme="minorEastAsia" w:hAnsi="Times New Roman" w:cs="Times New Roman"/>
+          <w:bCs/>
+          <w:sz w:val="28"/>
+          <w:szCs w:val="28"/>
+        </w:rPr>
+      </w:pPr>
+      <m:oMathPara>
+        <m:oMath>
+          <m:sSub>
+            <m:sSubPr>
+              <m:ctrlPr>
+                <w:rPr>
+                  <w:rFonts w:ascii="Cambria Math" w:eastAsiaTheme="minorEastAsia" w:hAnsi="Cambria Math" w:cs="Times New Roman"/>
+                  <w:bCs/>
+                  <w:i/>
+                  <w:sz w:val="28"/>
+                  <w:szCs w:val="28"/>
+                </w:rPr>
+              </m:ctrlPr>
+            </m:sSubPr>
+            <m:e>
+              <m:r>
+                <w:rPr>
+                  <w:rFonts w:ascii="Cambria Math" w:eastAsiaTheme="minorEastAsia" w:hAnsi="Cambria Math" w:cs="Times New Roman"/>
+                  <w:sz w:val="28"/>
+                  <w:szCs w:val="28"/>
+                </w:rPr>
+                <m:t>ω</m:t>
+              </m:r>
+            </m:e>
+            <m:sub>
+              <m:r>
+                <w:rPr>
+                  <w:rFonts w:ascii="Cambria Math" w:eastAsiaTheme="minorEastAsia" w:hAnsi="Cambria Math" w:cs="Times New Roman"/>
+                  <w:sz w:val="28"/>
+                  <w:szCs w:val="28"/>
+                </w:rPr>
+                <m:t>n</m:t>
+              </m:r>
+            </m:sub>
+          </m:sSub>
+          <m:r>
+            <w:rPr>
+              <w:rFonts w:ascii="Cambria Math" w:eastAsiaTheme="minorEastAsia" w:hAnsi="Cambria Math" w:cs="Times New Roman"/>
+              <w:sz w:val="28"/>
+              <w:szCs w:val="28"/>
+            </w:rPr>
+            <m:t>=</m:t>
+          </m:r>
+          <m:f>
+            <m:fPr>
+              <m:ctrlPr>
+                <w:rPr>
+                  <w:rFonts w:ascii="Cambria Math" w:eastAsiaTheme="minorEastAsia" w:hAnsi="Cambria Math" w:cs="Times New Roman"/>
+                  <w:bCs/>
+                  <w:i/>
+                  <w:sz w:val="28"/>
+                  <w:szCs w:val="28"/>
+                </w:rPr>
+              </m:ctrlPr>
+            </m:fPr>
+            <m:num>
+              <m:sSub>
+                <m:sSubPr>
+                  <m:ctrlPr>
+                    <w:rPr>
+                      <w:rFonts w:ascii="Cambria Math" w:eastAsiaTheme="minorEastAsia" w:hAnsi="Cambria Math" w:cs="Times New Roman"/>
+                      <w:bCs/>
+                      <w:i/>
+                      <w:sz w:val="28"/>
+                      <w:szCs w:val="28"/>
+                    </w:rPr>
+                  </m:ctrlPr>
+                </m:sSubPr>
+                <m:e>
+                  <m:r>
+                    <w:rPr>
+                      <w:rFonts w:ascii="Cambria Math" w:eastAsiaTheme="minorEastAsia" w:hAnsi="Cambria Math" w:cs="Times New Roman"/>
+                      <w:sz w:val="28"/>
+                      <w:szCs w:val="28"/>
+                    </w:rPr>
+                    <m:t>m</m:t>
+                  </m:r>
+                </m:e>
+                <m:sub>
+                  <m:r>
+                    <w:rPr>
+                      <w:rFonts w:ascii="Cambria Math" w:eastAsiaTheme="minorEastAsia" w:hAnsi="Cambria Math" w:cs="Times New Roman"/>
+                      <w:sz w:val="28"/>
+                      <w:szCs w:val="28"/>
+                    </w:rPr>
+                    <m:t>n</m:t>
+                  </m:r>
+                </m:sub>
+              </m:sSub>
+            </m:num>
+            <m:den>
+              <m:sSubSup>
+                <m:sSubSupPr>
+                  <m:ctrlPr>
+                    <w:rPr>
+                      <w:rFonts w:ascii="Cambria Math" w:eastAsiaTheme="minorEastAsia" w:hAnsi="Cambria Math" w:cs="Times New Roman"/>
+                      <w:bCs/>
+                      <w:i/>
+                      <w:sz w:val="28"/>
+                      <w:szCs w:val="28"/>
+                    </w:rPr>
+                  </m:ctrlPr>
+                </m:sSubSupPr>
+                <m:e>
+                  <m:r>
+                    <w:rPr>
+                      <w:rFonts w:ascii="Cambria Math" w:eastAsiaTheme="minorEastAsia" w:hAnsi="Cambria Math" w:cs="Times New Roman"/>
+                      <w:sz w:val="28"/>
+                      <w:szCs w:val="28"/>
+                    </w:rPr>
+                    <m:t>k</m:t>
+                  </m:r>
+                </m:e>
+                <m:sub>
+                  <m:r>
+                    <w:rPr>
+                      <w:rFonts w:ascii="Cambria Math" w:eastAsiaTheme="minorEastAsia" w:hAnsi="Cambria Math" w:cs="Times New Roman"/>
+                      <w:sz w:val="28"/>
+                      <w:szCs w:val="28"/>
+                    </w:rPr>
+                    <m:t>n</m:t>
+                  </m:r>
+                </m:sub>
+                <m:sup>
+                  <m:r>
+                    <w:rPr>
+                      <w:rFonts w:ascii="Cambria Math" w:eastAsiaTheme="minorEastAsia" w:hAnsi="Cambria Math" w:cs="Times New Roman"/>
+                      <w:sz w:val="28"/>
+                      <w:szCs w:val="28"/>
+                    </w:rPr>
+                    <m:t>'</m:t>
+                  </m:r>
+                </m:sup>
+              </m:sSubSup>
+            </m:den>
+          </m:f>
+          <m:r>
+            <w:rPr>
+              <w:rFonts w:ascii="Cambria Math" w:eastAsiaTheme="minorEastAsia" w:hAnsi="Cambria Math" w:cs="Times New Roman"/>
+              <w:sz w:val="28"/>
+              <w:szCs w:val="28"/>
+            </w:rPr>
+            <m:t>,</m:t>
+          </m:r>
+        </m:oMath>
+      </m:oMathPara>
+    </w:p>
+    <w:p>
+      <w:pPr>
+        <w:jc w:val="center"/>
+        <w:rPr>
+          <w:rFonts w:ascii="Times New Roman" w:eastAsiaTheme="minorEastAsia" w:hAnsi="Times New Roman" w:cs="Times New Roman"/>
+          <w:sz w:val="28"/>
+          <w:szCs w:val="28"/>
+        </w:rPr>
+      </w:pPr>
+      <m:oMathPara>
+        <m:oMath>
+          <m:sSub>
+            <m:sSubPr>
+              <m:ctrlPr>
+                <w:rPr>
+                  <w:rFonts w:ascii="Cambria Math" w:eastAsiaTheme="minorEastAsia" w:hAnsi="Cambria Math" w:cs="Times New Roman"/>
+                  <w:i/>
+                  <w:sz w:val="28"/>
+                  <w:szCs w:val="28"/>
+                </w:rPr>
+              </m:ctrlPr>
+            </m:sSubPr>
+            <m:e>
+              <m:r>
+                <w:rPr>
+                  <w:rFonts w:ascii="Cambria Math" w:eastAsiaTheme="minorEastAsia" w:hAnsi="Cambria Math" w:cs="Times New Roman"/>
+                  <w:sz w:val="28"/>
+                  <w:szCs w:val="28"/>
+                </w:rPr>
+                <m:t>m</m:t>
+              </m:r>
+            </m:e>
+            <m:sub>
+              <m:r>
+                <w:rPr>
+                  <w:rFonts w:ascii="Cambria Math" w:eastAsiaTheme="minorEastAsia" w:hAnsi="Cambria Math" w:cs="Times New Roman"/>
+                  <w:sz w:val="28"/>
+                  <w:szCs w:val="28"/>
+                </w:rPr>
+                <m:t>n</m:t>
+              </m:r>
+            </m:sub>
+          </m:sSub>
+          <m:r>
+            <w:rPr>
+              <w:rFonts w:ascii="Cambria Math" w:eastAsiaTheme="minorEastAsia" w:hAnsi="Cambria Math" w:cs="Times New Roman"/>
+              <w:sz w:val="28"/>
+              <w:szCs w:val="28"/>
+            </w:rPr>
+            <m:t>=</m:t>
+          </m:r>
+          <m:nary>
+            <m:naryPr>
+              <m:limLoc m:val="subSup"/>
+              <m:ctrlPr>
+                <w:rPr>
+                  <w:rFonts w:ascii="Cambria Math" w:eastAsiaTheme="minorEastAsia" w:hAnsi="Cambria Math" w:cs="Times New Roman"/>
+                  <w:i/>
+                  <w:sz w:val="28"/>
+                  <w:szCs w:val="28"/>
+                </w:rPr>
+              </m:ctrlPr>
+            </m:naryPr>
+            <m:sub>
+              <m:r>
+                <w:rPr>
+                  <w:rFonts w:ascii="Cambria Math" w:eastAsiaTheme="minorEastAsia" w:hAnsi="Cambria Math" w:cs="Times New Roman"/>
+                  <w:sz w:val="28"/>
+                  <w:szCs w:val="28"/>
+                </w:rPr>
+                <m:t>0</m:t>
+              </m:r>
+            </m:sub>
+            <m:sup>
+              <m:r>
+                <w:rPr>
+                  <w:rFonts w:ascii="Cambria Math" w:eastAsiaTheme="minorEastAsia" w:hAnsi="Cambria Math" w:cs="Times New Roman"/>
+                  <w:sz w:val="28"/>
+                  <w:szCs w:val="28"/>
+                </w:rPr>
+                <m:t>l</m:t>
+              </m:r>
+            </m:sup>
+            <m:e>
+              <m:r>
+                <w:rPr>
+                  <w:rFonts w:ascii="Cambria Math" w:eastAsiaTheme="minorEastAsia" w:hAnsi="Cambria Math" w:cs="Times New Roman"/>
+                  <w:sz w:val="28"/>
+                  <w:szCs w:val="28"/>
+                </w:rPr>
+                <m:t>m(x)</m:t>
+              </m:r>
+            </m:e>
+          </m:nary>
+          <m:sSubSup>
+            <m:sSubSupPr>
+              <m:ctrlPr>
+                <w:rPr>
+                  <w:rFonts w:ascii="Cambria Math" w:eastAsiaTheme="minorEastAsia" w:hAnsi="Cambria Math" w:cs="Times New Roman"/>
+                  <w:i/>
+                  <w:sz w:val="28"/>
+                  <w:szCs w:val="28"/>
+                </w:rPr>
+              </m:ctrlPr>
+            </m:sSubSupPr>
+            <m:e>
+              <m:r>
+                <w:rPr>
+                  <w:rFonts w:ascii="Cambria Math" w:eastAsiaTheme="minorEastAsia" w:hAnsi="Cambria Math" w:cs="Times New Roman"/>
+                  <w:sz w:val="28"/>
+                  <w:szCs w:val="28"/>
+                </w:rPr>
+                <m:t>f</m:t>
+              </m:r>
+            </m:e>
+            <m:sub>
+              <m:r>
+                <w:rPr>
+                  <w:rFonts w:ascii="Cambria Math" w:eastAsiaTheme="minorEastAsia" w:hAnsi="Cambria Math" w:cs="Times New Roman"/>
+                  <w:sz w:val="28"/>
+                  <w:szCs w:val="28"/>
+                </w:rPr>
+                <m:t>n</m:t>
+              </m:r>
+            </m:sub>
+            <m:sup>
+              <m:r>
+                <w:rPr>
+                  <w:rFonts w:ascii="Cambria Math" w:eastAsiaTheme="minorEastAsia" w:hAnsi="Cambria Math" w:cs="Times New Roman"/>
+                  <w:sz w:val="28"/>
+                  <w:szCs w:val="28"/>
+                </w:rPr>
+                <m:t>2</m:t>
+              </m:r>
+            </m:sup>
+          </m:sSubSup>
+          <m:r>
+            <w:rPr>
+              <w:rFonts w:ascii="Cambria Math" w:eastAsiaTheme="minorEastAsia" w:hAnsi="Cambria Math" w:cs="Times New Roman"/>
+              <w:sz w:val="28"/>
+              <w:szCs w:val="28"/>
+            </w:rPr>
+            <m:t>dx;</m:t>
+          </m:r>
+        </m:oMath>
+      </m:oMathPara>
+    </w:p>
+    <w:tbl>
+      <w:tblPr>
+        <w:tblStyle w:val="a5"/>
+        <w:tblpPr w:leftFromText="180" w:rightFromText="180" w:vertAnchor="text" w:horzAnchor="margin" w:tblpY="842"/>
+        <w:tblW w:w="0" w:type="auto"/>
+        <w:tblBorders>
+          <w:top w:val="none" w:sz="0" w:space="0" w:color="auto"/>
+          <w:left w:val="none" w:sz="0" w:space="0" w:color="auto"/>
+          <w:bottom w:val="none" w:sz="0" w:space="0" w:color="auto"/>
+          <w:right w:val="none" w:sz="0" w:space="0" w:color="auto"/>
+          <w:insideH w:val="none" w:sz="0" w:space="0" w:color="auto"/>
+          <w:insideV w:val="none" w:sz="0" w:space="0" w:color="auto"/>
+        </w:tblBorders>
+        <w:tblLook w:val="04A0" w:firstRow="1" w:lastRow="0" w:firstColumn="1" w:lastColumn="0" w:noHBand="0" w:noVBand="1"/>
+      </w:tblPr>
+      <w:tblGrid>
+        <w:gridCol w:w="704"/>
+        <w:gridCol w:w="709"/>
+        <w:gridCol w:w="7932"/>
+      </w:tblGrid>
+      <w:tr>
+        <w:tc>
+          <w:tcPr>
+            <w:tcW w:w="704" w:type="dxa"/>
+            <w:hideMark/>
+          </w:tcPr>
+          <w:p>
+            <w:pPr>
+              <w:rPr>
+                <w:rFonts w:ascii="Times New Roman" w:eastAsiaTheme="minorEastAsia" w:hAnsi="Times New Roman" w:cs="Times New Roman"/>
+                <w:bCs/>
+                <w:sz w:val="28"/>
+                <w:szCs w:val="28"/>
+              </w:rPr>
+            </w:pPr>
+            <w:r>
+              <w:rPr>
+                <w:rFonts w:ascii="Times New Roman" w:eastAsiaTheme="minorEastAsia" w:hAnsi="Times New Roman" w:cs="Times New Roman"/>
+                <w:bCs/>
+                <w:sz w:val="28"/>
+                <w:szCs w:val="28"/>
+              </w:rPr>
+              <w:t>где</w:t>
+            </w:r>
+          </w:p>
+        </w:tc>
+        <w:tc>
+          <w:tcPr>
+            <w:tcW w:w="709" w:type="dxa"/>
+            <w:hideMark/>
+          </w:tcPr>
+          <w:p>
+            <w:pPr>
+              <w:jc w:val="center"/>
+              <w:rPr>
+                <w:rFonts w:ascii="Times New Roman" w:eastAsiaTheme="minorEastAsia" w:hAnsi="Times New Roman" w:cs="Times New Roman"/>
+                <w:bCs/>
+                <w:i/>
+                <w:sz w:val="28"/>
+                <w:szCs w:val="28"/>
+              </w:rPr>
+            </w:pPr>
+            <m:oMathPara>
+              <m:oMath>
+                <m:r>
+                  <w:rPr>
+                    <w:rFonts w:ascii="Cambria Math" w:hAnsi="Cambria Math" w:cs="Times New Roman"/>
+                    <w:sz w:val="28"/>
+                    <w:szCs w:val="28"/>
+                  </w:rPr>
+                  <m:t>n</m:t>
+                </m:r>
+              </m:oMath>
+            </m:oMathPara>
+          </w:p>
+        </w:tc>
+        <w:tc>
+          <w:tcPr>
+            <w:tcW w:w="7932" w:type="dxa"/>
+            <w:hideMark/>
+          </w:tcPr>
+          <w:p>
+            <w:pPr>
+              <w:rPr>
+                <w:rFonts w:ascii="Times New Roman" w:eastAsiaTheme="minorEastAsia" w:hAnsi="Times New Roman" w:cs="Times New Roman"/>
+                <w:bCs/>
+                <w:sz w:val="28"/>
+                <w:szCs w:val="28"/>
+                <w:lang w:val="en-US"/>
+              </w:rPr>
+            </w:pPr>
+            <w:r>
+              <w:rPr>
+                <w:rFonts w:ascii="Times New Roman" w:eastAsiaTheme="minorEastAsia" w:hAnsi="Times New Roman" w:cs="Times New Roman"/>
+                <w:bCs/>
+                <w:sz w:val="28"/>
+                <w:szCs w:val="28"/>
+              </w:rPr>
+              <w:t>- номер тона</w:t>
+            </w:r>
+            <w:r>
+              <w:rPr>
+                <w:rFonts w:ascii="Times New Roman" w:eastAsiaTheme="minorEastAsia" w:hAnsi="Times New Roman" w:cs="Times New Roman"/>
+                <w:bCs/>
+                <w:sz w:val="28"/>
+                <w:szCs w:val="28"/>
+                <w:lang w:val="en-US"/>
+              </w:rPr>
+              <w:t>;</w:t>
+            </w:r>
+          </w:p>
+        </w:tc>
+      </w:tr>
+    </w:tbl>
+    <w:p>
+      <w:pPr>
+        <w:ind w:firstLine="708"/>
+        <w:rPr>
+          <w:rFonts w:ascii="Times New Roman" w:eastAsiaTheme="minorEastAsia" w:hAnsi="Times New Roman" w:cs="Times New Roman"/>
+          <w:bCs/>
+          <w:i/>
+          <w:sz w:val="28"/>
+          <w:szCs w:val="28"/>
+        </w:rPr>
+      </w:pPr>
+      <m:oMathPara>
+        <m:oMath>
+          <m:sSubSup>
+            <m:sSubSupPr>
+              <m:ctrlPr>
+                <w:rPr>
+                  <w:rFonts w:ascii="Cambria Math" w:eastAsiaTheme="minorEastAsia" w:hAnsi="Cambria Math" w:cs="Times New Roman"/>
+                  <w:bCs/>
+                  <w:i/>
+                  <w:sz w:val="28"/>
+                  <w:szCs w:val="28"/>
+                </w:rPr>
+              </m:ctrlPr>
+            </m:sSubSupPr>
+            <m:e>
+              <m:r>
+                <w:rPr>
+                  <w:rFonts w:ascii="Cambria Math" w:eastAsiaTheme="minorEastAsia" w:hAnsi="Cambria Math" w:cs="Times New Roman"/>
+                  <w:sz w:val="28"/>
+                  <w:szCs w:val="28"/>
+                </w:rPr>
+                <m:t>k</m:t>
+              </m:r>
+            </m:e>
+            <m:sub>
+              <m:r>
+                <w:rPr>
+                  <w:rFonts w:ascii="Cambria Math" w:eastAsiaTheme="minorEastAsia" w:hAnsi="Cambria Math" w:cs="Times New Roman"/>
+                  <w:sz w:val="28"/>
+                  <w:szCs w:val="28"/>
+                </w:rPr>
+                <m:t>n</m:t>
+              </m:r>
+            </m:sub>
+            <m:sup>
+              <m:r>
+                <w:rPr>
+                  <w:rFonts w:ascii="Cambria Math" w:eastAsiaTheme="minorEastAsia" w:hAnsi="Cambria Math" w:cs="Times New Roman"/>
+                  <w:sz w:val="28"/>
+                  <w:szCs w:val="28"/>
+                </w:rPr>
+                <m:t>'</m:t>
+              </m:r>
+            </m:sup>
+          </m:sSubSup>
+          <m:r>
+            <w:rPr>
+              <w:rFonts w:ascii="Cambria Math" w:eastAsiaTheme="minorEastAsia" w:hAnsi="Cambria Math" w:cs="Times New Roman"/>
+              <w:sz w:val="28"/>
+              <w:szCs w:val="28"/>
+            </w:rPr>
+            <m:t>=</m:t>
+          </m:r>
+          <m:nary>
+            <m:naryPr>
+              <m:limLoc m:val="subSup"/>
+              <m:ctrlPr>
+                <w:rPr>
+                  <w:rFonts w:ascii="Cambria Math" w:eastAsiaTheme="minorEastAsia" w:hAnsi="Cambria Math" w:cs="Times New Roman"/>
+                  <w:bCs/>
+                  <w:i/>
+                  <w:sz w:val="28"/>
+                  <w:szCs w:val="28"/>
+                </w:rPr>
+              </m:ctrlPr>
+            </m:naryPr>
+            <m:sub>
+              <m:r>
+                <w:rPr>
+                  <w:rFonts w:ascii="Cambria Math" w:eastAsiaTheme="minorEastAsia" w:hAnsi="Cambria Math" w:cs="Times New Roman"/>
+                  <w:sz w:val="28"/>
+                  <w:szCs w:val="28"/>
+                </w:rPr>
+                <m:t>0</m:t>
+              </m:r>
+            </m:sub>
+            <m:sup>
+              <m:r>
+                <w:rPr>
+                  <w:rFonts w:ascii="Cambria Math" w:eastAsiaTheme="minorEastAsia" w:hAnsi="Cambria Math" w:cs="Times New Roman"/>
+                  <w:sz w:val="28"/>
+                  <w:szCs w:val="28"/>
+                  <w:lang w:val="en-US"/>
+                </w:rPr>
+                <m:t>l</m:t>
+              </m:r>
+            </m:sup>
+            <m:e>
+              <m:f>
+                <m:fPr>
+                  <m:ctrlPr>
+                    <w:rPr>
+                      <w:rFonts w:ascii="Cambria Math" w:eastAsiaTheme="minorEastAsia" w:hAnsi="Cambria Math" w:cs="Times New Roman"/>
+                      <w:bCs/>
+                      <w:i/>
+                      <w:sz w:val="28"/>
+                      <w:szCs w:val="28"/>
+                    </w:rPr>
+                  </m:ctrlPr>
+                </m:fPr>
+                <m:num>
+                  <m:sSubSup>
+                    <m:sSubSupPr>
+                      <m:ctrlPr>
+                        <w:rPr>
+                          <w:rFonts w:ascii="Cambria Math" w:eastAsiaTheme="minorEastAsia" w:hAnsi="Cambria Math" w:cs="Times New Roman"/>
+                          <w:bCs/>
+                          <w:i/>
+                          <w:sz w:val="28"/>
+                          <w:szCs w:val="28"/>
+                        </w:rPr>
+                      </m:ctrlPr>
+                    </m:sSubSupPr>
+                    <m:e>
+                      <m:r>
+                        <w:rPr>
+                          <w:rFonts w:ascii="Cambria Math" w:eastAsiaTheme="minorEastAsia" w:hAnsi="Cambria Math" w:cs="Times New Roman"/>
+                          <w:sz w:val="28"/>
+                          <w:szCs w:val="28"/>
+                        </w:rPr>
+                        <m:t>M</m:t>
+                      </m:r>
+                    </m:e>
+                    <m:sub>
+                      <m:r>
+                        <w:rPr>
+                          <w:rFonts w:ascii="Cambria Math" w:eastAsiaTheme="minorEastAsia" w:hAnsi="Cambria Math" w:cs="Times New Roman"/>
+                          <w:sz w:val="28"/>
+                          <w:szCs w:val="28"/>
+                        </w:rPr>
+                        <m:t>1x</m:t>
+                      </m:r>
+                    </m:sub>
+                    <m:sup>
+                      <m:r>
+                        <w:rPr>
+                          <w:rFonts w:ascii="Cambria Math" w:eastAsiaTheme="minorEastAsia" w:hAnsi="Cambria Math" w:cs="Times New Roman"/>
+                          <w:sz w:val="28"/>
+                          <w:szCs w:val="28"/>
+                        </w:rPr>
+                        <m:t>2</m:t>
+                      </m:r>
+                    </m:sup>
+                  </m:sSubSup>
+                </m:num>
+                <m:den>
+                  <m:r>
+                    <w:rPr>
+                      <w:rFonts w:ascii="Cambria Math" w:eastAsiaTheme="minorEastAsia" w:hAnsi="Cambria Math" w:cs="Times New Roman"/>
+                      <w:sz w:val="28"/>
+                      <w:szCs w:val="28"/>
+                    </w:rPr>
+                    <m:t>EJ(x)</m:t>
+                  </m:r>
+                </m:den>
+              </m:f>
+            </m:e>
+          </m:nary>
+          <m:r>
+            <w:rPr>
+              <w:rFonts w:ascii="Cambria Math" w:eastAsiaTheme="minorEastAsia" w:hAnsi="Cambria Math" w:cs="Times New Roman"/>
+              <w:sz w:val="28"/>
+              <w:szCs w:val="28"/>
+            </w:rPr>
+            <m:t>dx.</m:t>
+          </m:r>
+        </m:oMath>
+      </m:oMathPara>
+    </w:p>
+    <w:p>
+      <w:pPr>
+        <w:ind w:firstLine="708"/>
+        <w:jc w:val="both"/>
+        <w:rPr>
+          <w:rFonts w:ascii="Times New Roman" w:hAnsi="Times New Roman" w:cs="Times New Roman"/>
+          <w:b/>
+          <w:sz w:val="28"/>
+          <w:szCs w:val="28"/>
+        </w:rPr>
+      </w:pPr>
+    </w:p>
+    <w:p>
+      <w:pPr>
+        <w:ind w:firstLine="708"/>
+        <w:jc w:val="both"/>
+        <w:rPr>
+          <w:rFonts w:ascii="Times New Roman" w:hAnsi="Times New Roman" w:cs="Times New Roman"/>
+          <w:b/>
+          <w:sz w:val="28"/>
+          <w:szCs w:val="28"/>
+        </w:rPr>
+      </w:pPr>
+      <w:r>
+        <w:rPr>
+          <w:rFonts w:ascii="Times New Roman" w:hAnsi="Times New Roman" w:cs="Times New Roman"/>
+          <w:b/>
+          <w:sz w:val="28"/>
+          <w:szCs w:val="28"/>
+        </w:rPr>
+        <w:t>Относительная формулы, учитывающая влияние массы топлива:</w:t>
+      </w:r>
+    </w:p>
+    <w:p>
+      <w:pPr>
+        <w:jc w:val="center"/>
+        <w:rPr>
+          <w:rFonts w:ascii="Times New Roman" w:hAnsi="Times New Roman" w:cs="Times New Roman"/>
+          <w:i/>
+          <w:sz w:val="28"/>
+          <w:szCs w:val="28"/>
+          <w:lang w:val="en-US"/>
+        </w:rPr>
+      </w:pPr>
+      <m:oMathPara>
+        <m:oMath>
+          <m:r>
+            <w:rPr>
+              <w:rFonts w:ascii="Cambria Math" w:hAnsi="Cambria Math" w:cs="Times New Roman"/>
+              <w:sz w:val="28"/>
+              <w:szCs w:val="28"/>
+            </w:rPr>
+            <m:t>m</m:t>
+          </m:r>
+          <m:sSub>
+            <m:sSubPr>
+              <m:ctrlPr>
+                <w:rPr>
+                  <w:rFonts w:ascii="Cambria Math" w:hAnsi="Cambria Math" w:cs="Times New Roman"/>
+                  <w:i/>
+                  <w:sz w:val="28"/>
+                  <w:szCs w:val="28"/>
+                </w:rPr>
+              </m:ctrlPr>
+            </m:sSubPr>
+            <m:e>
+              <m:r>
+                <w:rPr>
+                  <w:rFonts w:ascii="Cambria Math" w:hAnsi="Cambria Math" w:cs="Times New Roman"/>
+                  <w:sz w:val="28"/>
+                  <w:szCs w:val="28"/>
+                </w:rPr>
+                <m:t xml:space="preserve"> </m:t>
+              </m:r>
+            </m:e>
+            <m:sub>
+              <m:r>
+                <w:rPr>
+                  <w:rFonts w:ascii="Cambria Math" w:hAnsi="Cambria Math" w:cs="Times New Roman"/>
+                  <w:sz w:val="28"/>
+                  <w:szCs w:val="28"/>
+                </w:rPr>
+                <m:t xml:space="preserve">эф </m:t>
+              </m:r>
+            </m:sub>
+          </m:sSub>
+          <m:d>
+            <m:dPr>
+              <m:ctrlPr>
+                <w:rPr>
+                  <w:rFonts w:ascii="Cambria Math" w:hAnsi="Cambria Math" w:cs="Times New Roman"/>
+                  <w:i/>
+                  <w:sz w:val="28"/>
+                  <w:szCs w:val="28"/>
+                </w:rPr>
+              </m:ctrlPr>
+            </m:dPr>
+            <m:e>
+              <m:r>
+                <w:rPr>
+                  <w:rFonts w:ascii="Cambria Math" w:hAnsi="Cambria Math" w:cs="Times New Roman"/>
+                  <w:sz w:val="28"/>
+                  <w:szCs w:val="28"/>
+                </w:rPr>
+                <m:t>t</m:t>
+              </m:r>
+            </m:e>
+          </m:d>
+          <m:r>
+            <w:rPr>
+              <w:rFonts w:ascii="Cambria Math" w:hAnsi="Cambria Math" w:cs="Times New Roman"/>
+              <w:sz w:val="28"/>
+              <w:szCs w:val="28"/>
+            </w:rPr>
+            <m:t>=</m:t>
+          </m:r>
+          <m:sSub>
+            <m:sSubPr>
+              <m:ctrlPr>
+                <w:rPr>
+                  <w:rFonts w:ascii="Cambria Math" w:hAnsi="Cambria Math" w:cs="Times New Roman"/>
+                  <w:i/>
+                  <w:sz w:val="28"/>
+                  <w:szCs w:val="28"/>
+                </w:rPr>
+              </m:ctrlPr>
+            </m:sSubPr>
+            <m:e>
+              <m:r>
+                <w:rPr>
+                  <w:rFonts w:ascii="Cambria Math" w:hAnsi="Cambria Math" w:cs="Times New Roman"/>
+                  <w:sz w:val="28"/>
+                  <w:szCs w:val="28"/>
+                </w:rPr>
+                <m:t>k</m:t>
+              </m:r>
+            </m:e>
+            <m:sub>
+              <m:r>
+                <w:rPr>
+                  <w:rFonts w:ascii="Cambria Math" w:hAnsi="Cambria Math" w:cs="Times New Roman"/>
+                  <w:sz w:val="28"/>
+                  <w:szCs w:val="28"/>
+                </w:rPr>
+                <m:t>зап</m:t>
+              </m:r>
+            </m:sub>
+          </m:sSub>
+          <m:sSub>
+            <m:sSubPr>
+              <m:ctrlPr>
+                <w:rPr>
+                  <w:rFonts w:ascii="Cambria Math" w:hAnsi="Cambria Math" w:cs="Times New Roman"/>
+                  <w:i/>
+                  <w:sz w:val="28"/>
+                  <w:szCs w:val="28"/>
+                </w:rPr>
+              </m:ctrlPr>
+            </m:sSubPr>
+            <m:e>
+              <m:r>
+                <w:rPr>
+                  <w:rFonts w:ascii="Cambria Math" w:hAnsi="Cambria Math" w:cs="Times New Roman"/>
+                  <w:sz w:val="28"/>
+                  <w:szCs w:val="28"/>
+                </w:rPr>
+                <m:t>k</m:t>
+              </m:r>
+            </m:e>
+            <m:sub>
+              <m:r>
+                <w:rPr>
+                  <w:rFonts w:ascii="Cambria Math" w:hAnsi="Cambria Math" w:cs="Times New Roman"/>
+                  <w:sz w:val="28"/>
+                  <w:szCs w:val="28"/>
+                </w:rPr>
+                <m:t>тон</m:t>
+              </m:r>
+            </m:sub>
+          </m:sSub>
+          <m:r>
+            <w:rPr>
+              <w:rFonts w:ascii="Cambria Math" w:hAnsi="Cambria Math" w:cs="Times New Roman"/>
+              <w:sz w:val="28"/>
+              <w:szCs w:val="28"/>
+              <w:lang w:val="en-US"/>
+            </w:rPr>
+            <m:t>m(t)</m:t>
+          </m:r>
+        </m:oMath>
+      </m:oMathPara>
+    </w:p>
+    <w:p>
+      <w:pPr>
+        <w:jc w:val="center"/>
+        <w:rPr>
+          <w:rFonts w:ascii="Times New Roman" w:hAnsi="Times New Roman" w:cs="Times New Roman"/>
+          <w:sz w:val="28"/>
+          <w:szCs w:val="28"/>
+        </w:rPr>
+      </w:pPr>
+      <w:r>
+        <w:rPr>
           <w:noProof/>
         </w:rPr>
         <w:lastRenderedPageBreak/>
         <w:drawing>
-          <wp:inline distT="0" distB="0" distL="0" distR="0" wp14:anchorId="35EAEE32" wp14:editId="6C7BA6AD">
-            <wp:extent cx="4191000" cy="3632797"/>
-            <wp:effectExtent l="0" t="0" r="0" b="6350"/>
-            <wp:docPr id="5" name="Рисунок 5"/>
+          <wp:inline distT="0" distB="0" distL="0" distR="0" wp14:anchorId="75BF6C93" wp14:editId="33B8CA77">
+            <wp:extent cx="4410075" cy="4797576"/>
+            <wp:effectExtent l="0" t="0" r="0" b="3175"/>
+            <wp:docPr id="7" name="Рисунок 7"/>
             <wp:cNvGraphicFramePr>
               <a:graphicFrameLocks xmlns:a="http://schemas.openxmlformats.org/drawingml/2006/main" noChangeAspect="1"/>
             </wp:cNvGraphicFramePr>
@@ -388,7 +5656,7 @@
                   <pic:spPr>
                     <a:xfrm>
                       <a:off x="0" y="0"/>
-                      <a:ext cx="4198998" cy="3639730"/>
+                      <a:ext cx="4410214" cy="4797727"/>
                     </a:xfrm>
                     <a:prstGeom prst="rect">
                       <a:avLst/>
@@ -410,9 +5678,59 @@
           <w:szCs w:val="28"/>
         </w:rPr>
       </w:pPr>
+      <w:r>
+        <w:rPr>
+          <w:noProof/>
+        </w:rPr>
+        <w:drawing>
+          <wp:inline distT="0" distB="0" distL="0" distR="0" wp14:anchorId="60DA001B" wp14:editId="65B18D06">
+            <wp:extent cx="4000500" cy="3466815"/>
+            <wp:effectExtent l="0" t="0" r="0" b="635"/>
+            <wp:docPr id="8" name="Рисунок 8"/>
+            <wp:cNvGraphicFramePr>
+              <a:graphicFrameLocks xmlns:a="http://schemas.openxmlformats.org/drawingml/2006/main" noChangeAspect="1"/>
+            </wp:cNvGraphicFramePr>
+            <a:graphic xmlns:a="http://schemas.openxmlformats.org/drawingml/2006/main">
+              <a:graphicData uri="http://schemas.openxmlformats.org/drawingml/2006/picture">
+                <pic:pic xmlns:pic="http://schemas.openxmlformats.org/drawingml/2006/picture">
+                  <pic:nvPicPr>
+                    <pic:cNvPr id="1" name=""/>
+                    <pic:cNvPicPr/>
+                  </pic:nvPicPr>
+                  <pic:blipFill>
+                    <a:blip r:embed="rId8"/>
+                    <a:stretch>
+                      <a:fillRect/>
+                    </a:stretch>
+                  </pic:blipFill>
+                  <pic:spPr>
+                    <a:xfrm>
+                      <a:off x="0" y="0"/>
+                      <a:ext cx="4006872" cy="3472337"/>
+                    </a:xfrm>
+                    <a:prstGeom prst="rect">
+                      <a:avLst/>
+                    </a:prstGeom>
+                  </pic:spPr>
+                </pic:pic>
+              </a:graphicData>
+            </a:graphic>
+          </wp:inline>
+        </w:drawing>
+      </w:r>
     </w:p>
     <w:p>
       <w:pPr>
+        <w:jc w:val="center"/>
+        <w:rPr>
+          <w:rFonts w:ascii="Times New Roman" w:hAnsi="Times New Roman" w:cs="Times New Roman"/>
+          <w:sz w:val="28"/>
+          <w:szCs w:val="28"/>
+        </w:rPr>
+      </w:pPr>
+    </w:p>
+    <w:p>
+      <w:pPr>
         <w:rPr>
           <w:rFonts w:ascii="Times New Roman" w:hAnsi="Times New Roman" w:cs="Times New Roman"/>
           <w:b/>
@@ -421,7 +5739,9 @@
           <w:szCs w:val="28"/>
         </w:rPr>
       </w:pPr>
-      <w:r>
+    </w:p>
+    <w:p>
+      <w:pPr>
         <w:rPr>
           <w:rFonts w:ascii="Times New Roman" w:hAnsi="Times New Roman" w:cs="Times New Roman"/>
           <w:b/>
@@ -429,6 +5749,16 @@
           <w:sz w:val="28"/>
           <w:szCs w:val="28"/>
         </w:rPr>
+      </w:pPr>
+      <w:r>
+        <w:rPr>
+          <w:rFonts w:ascii="Times New Roman" w:hAnsi="Times New Roman" w:cs="Times New Roman"/>
+          <w:b/>
+          <w:bCs/>
+          <w:sz w:val="28"/>
+          <w:szCs w:val="28"/>
+        </w:rPr>
+        <w:lastRenderedPageBreak/>
         <w:t xml:space="preserve">2 </w:t>
       </w:r>
       <w:r>
@@ -591,15 +5921,7 @@
                       <w:sz w:val="28"/>
                       <w:szCs w:val="28"/>
                     </w:rPr>
-                    <m:t>y</m:t>
-                  </m:r>
-                  <m:r>
-                    <w:rPr>
-                      <w:rFonts w:ascii="Cambria Math" w:hAnsi="Cambria Math" w:cs="Times New Roman"/>
-                      <w:sz w:val="28"/>
-                      <w:szCs w:val="28"/>
-                    </w:rPr>
-                    <m:t>i</m:t>
+                    <m:t>yi</m:t>
                   </m:r>
                 </m:sub>
                 <m:sup>
@@ -822,16 +6144,7 @@
                   <w:szCs w:val="28"/>
                   <w:lang w:val="en-US"/>
                 </w:rPr>
-                <m:t>x</m:t>
-              </m:r>
-              <m:r>
-                <w:rPr>
-                  <w:rFonts w:ascii="Cambria Math" w:hAnsi="Cambria Math" w:cs="Times New Roman"/>
-                  <w:sz w:val="28"/>
-                  <w:szCs w:val="28"/>
-                  <w:lang w:val="en-US"/>
-                </w:rPr>
-                <m:t xml:space="preserve"> трен</m:t>
+                <m:t>x трен</m:t>
               </m:r>
             </m:sub>
           </m:sSub>
@@ -875,16 +6188,7 @@
                   <w:szCs w:val="28"/>
                   <w:lang w:val="en-US"/>
                 </w:rPr>
-                <m:t>x</m:t>
-              </m:r>
-              <m:r>
-                <w:rPr>
-                  <w:rFonts w:ascii="Cambria Math" w:hAnsi="Cambria Math" w:cs="Times New Roman"/>
-                  <w:sz w:val="28"/>
-                  <w:szCs w:val="28"/>
-                  <w:lang w:val="en-US"/>
-                </w:rPr>
-                <m:t xml:space="preserve"> дав</m:t>
+                <m:t>x дав</m:t>
               </m:r>
             </m:sub>
           </m:sSub>
@@ -1284,6 +6588,7 @@
     </w:p>
     <w:p>
       <w:pPr>
+        <w:jc w:val="center"/>
         <w:rPr>
           <w:rFonts w:ascii="Times New Roman" w:hAnsi="Times New Roman" w:cs="Times New Roman"/>
           <w:b/>
@@ -1296,11 +6601,10 @@
         <w:rPr>
           <w:noProof/>
         </w:rPr>
-        <w:lastRenderedPageBreak/>
         <w:drawing>
-          <wp:inline distT="0" distB="0" distL="0" distR="0" wp14:anchorId="73D253FF" wp14:editId="54D5A613">
-            <wp:extent cx="5886450" cy="6353175"/>
-            <wp:effectExtent l="0" t="0" r="0" b="9525"/>
+          <wp:inline distT="0" distB="0" distL="0" distR="0" wp14:anchorId="73D253FF" wp14:editId="79271F65">
+            <wp:extent cx="4533900" cy="4893384"/>
+            <wp:effectExtent l="0" t="0" r="0" b="2540"/>
             <wp:docPr id="1" name="Рисунок 1"/>
             <wp:cNvGraphicFramePr>
               <a:graphicFrameLocks xmlns:a="http://schemas.openxmlformats.org/drawingml/2006/main" noChangeAspect="1"/>
@@ -1313,14 +6617,14 @@
                     <pic:cNvPicPr/>
                   </pic:nvPicPr>
                   <pic:blipFill rotWithShape="1">
-                    <a:blip r:embed="rId8"/>
+                    <a:blip r:embed="rId9"/>
                     <a:srcRect r="908"/>
                     <a:stretch/>
                   </pic:blipFill>
                   <pic:spPr bwMode="auto">
                     <a:xfrm>
                       <a:off x="0" y="0"/>
-                      <a:ext cx="5886450" cy="6353175"/>
+                      <a:ext cx="4536632" cy="4896333"/>
                     </a:xfrm>
                     <a:prstGeom prst="rect">
                       <a:avLst/>
@@ -1383,39 +6687,13 @@
           <w:szCs w:val="28"/>
         </w:rPr>
       </w:pPr>
-    </w:p>
-    <w:p>
-      <w:pPr>
+      <w:r>
         <w:rPr>
           <w:rFonts w:ascii="Times New Roman" w:hAnsi="Times New Roman" w:cs="Times New Roman"/>
           <w:sz w:val="28"/>
           <w:szCs w:val="28"/>
         </w:rPr>
-      </w:pPr>
-    </w:p>
-    <w:p>
-      <w:pPr>
-        <w:rPr>
-          <w:rFonts w:ascii="Times New Roman" w:hAnsi="Times New Roman" w:cs="Times New Roman"/>
-          <w:sz w:val="28"/>
-          <w:szCs w:val="28"/>
-        </w:rPr>
-      </w:pPr>
-    </w:p>
-    <w:p>
-      <w:pPr>
-        <w:rPr>
-          <w:rFonts w:ascii="Times New Roman" w:hAnsi="Times New Roman" w:cs="Times New Roman"/>
-          <w:sz w:val="28"/>
-          <w:szCs w:val="28"/>
-        </w:rPr>
-      </w:pPr>
-      <w:r>
-        <w:rPr>
-          <w:rFonts w:ascii="Times New Roman" w:hAnsi="Times New Roman" w:cs="Times New Roman"/>
-          <w:sz w:val="28"/>
-          <w:szCs w:val="28"/>
-        </w:rPr>
+        <w:lastRenderedPageBreak/>
         <w:t>Ограничения базового метода:</w:t>
       </w:r>
     </w:p>
@@ -1522,7 +6800,6 @@
           <w:sz w:val="28"/>
           <w:szCs w:val="28"/>
         </w:rPr>
-        <w:lastRenderedPageBreak/>
         <w:t>При больших углах атаки возникают срывные явления, нелинейность характеристик, которые метод не учитывает.</w:t>
       </w:r>
     </w:p>
@@ -4036,6 +9313,1640 @@
     <w:p>
       <w:pPr>
         <w:rPr>
+          <w:rFonts w:ascii="Times New Roman" w:eastAsiaTheme="minorEastAsia" w:hAnsi="Times New Roman" w:cs="Times New Roman"/>
+          <w:sz w:val="28"/>
+          <w:szCs w:val="28"/>
+          <w:lang w:val="en-US"/>
+        </w:rPr>
+      </w:pPr>
+    </w:p>
+    <w:tbl>
+      <w:tblPr>
+        <w:tblStyle w:val="a5"/>
+        <w:tblW w:w="0" w:type="auto"/>
+        <w:jc w:val="center"/>
+        <w:tblLook w:val="04A0" w:firstRow="1" w:lastRow="0" w:firstColumn="1" w:lastColumn="0" w:noHBand="0" w:noVBand="1"/>
+      </w:tblPr>
+      <w:tblGrid>
+        <w:gridCol w:w="2336"/>
+        <w:gridCol w:w="2336"/>
+        <w:gridCol w:w="2336"/>
+        <w:gridCol w:w="2337"/>
+      </w:tblGrid>
+      <w:tr>
+        <w:trPr>
+          <w:jc w:val="center"/>
+        </w:trPr>
+        <w:tc>
+          <w:tcPr>
+            <w:tcW w:w="2336" w:type="dxa"/>
+          </w:tcPr>
+          <w:p>
+            <w:pPr>
+              <w:jc w:val="center"/>
+              <w:rPr>
+                <w:rFonts w:ascii="Times New Roman" w:eastAsiaTheme="minorEastAsia" w:hAnsi="Times New Roman" w:cs="Times New Roman"/>
+                <w:sz w:val="28"/>
+                <w:szCs w:val="28"/>
+              </w:rPr>
+            </w:pPr>
+            <w:r>
+              <w:rPr>
+                <w:rFonts w:ascii="Times New Roman" w:eastAsiaTheme="minorEastAsia" w:hAnsi="Times New Roman" w:cs="Times New Roman"/>
+                <w:sz w:val="28"/>
+                <w:szCs w:val="28"/>
+              </w:rPr>
+              <w:t>Время, с</w:t>
+            </w:r>
+          </w:p>
+        </w:tc>
+        <w:tc>
+          <w:tcPr>
+            <w:tcW w:w="2336" w:type="dxa"/>
+          </w:tcPr>
+          <w:p>
+            <w:pPr>
+              <w:jc w:val="center"/>
+              <w:rPr>
+                <w:rFonts w:ascii="Times New Roman" w:eastAsiaTheme="minorEastAsia" w:hAnsi="Times New Roman" w:cs="Times New Roman"/>
+                <w:sz w:val="28"/>
+                <w:szCs w:val="28"/>
+              </w:rPr>
+            </w:pPr>
+            <w:r>
+              <w:rPr>
+                <w:rFonts w:ascii="Times New Roman" w:eastAsiaTheme="minorEastAsia" w:hAnsi="Times New Roman" w:cs="Times New Roman"/>
+                <w:sz w:val="28"/>
+                <w:szCs w:val="28"/>
+              </w:rPr>
+              <w:t>10</w:t>
+            </w:r>
+          </w:p>
+        </w:tc>
+        <w:tc>
+          <w:tcPr>
+            <w:tcW w:w="2336" w:type="dxa"/>
+          </w:tcPr>
+          <w:p>
+            <w:pPr>
+              <w:jc w:val="center"/>
+              <w:rPr>
+                <w:rFonts w:ascii="Times New Roman" w:eastAsiaTheme="minorEastAsia" w:hAnsi="Times New Roman" w:cs="Times New Roman"/>
+                <w:sz w:val="28"/>
+                <w:szCs w:val="28"/>
+              </w:rPr>
+            </w:pPr>
+            <w:r>
+              <w:rPr>
+                <w:rFonts w:ascii="Times New Roman" w:eastAsiaTheme="minorEastAsia" w:hAnsi="Times New Roman" w:cs="Times New Roman"/>
+                <w:sz w:val="28"/>
+                <w:szCs w:val="28"/>
+              </w:rPr>
+              <w:t>40</w:t>
+            </w:r>
+          </w:p>
+        </w:tc>
+        <w:tc>
+          <w:tcPr>
+            <w:tcW w:w="2337" w:type="dxa"/>
+          </w:tcPr>
+          <w:p>
+            <w:pPr>
+              <w:jc w:val="center"/>
+              <w:rPr>
+                <w:rFonts w:ascii="Times New Roman" w:eastAsiaTheme="minorEastAsia" w:hAnsi="Times New Roman" w:cs="Times New Roman"/>
+                <w:sz w:val="28"/>
+                <w:szCs w:val="28"/>
+              </w:rPr>
+            </w:pPr>
+            <w:r>
+              <w:rPr>
+                <w:rFonts w:ascii="Times New Roman" w:eastAsiaTheme="minorEastAsia" w:hAnsi="Times New Roman" w:cs="Times New Roman"/>
+                <w:sz w:val="28"/>
+                <w:szCs w:val="28"/>
+              </w:rPr>
+              <w:t>80</w:t>
+            </w:r>
+          </w:p>
+        </w:tc>
+      </w:tr>
+      <w:tr>
+        <w:trPr>
+          <w:jc w:val="center"/>
+        </w:trPr>
+        <w:tc>
+          <w:tcPr>
+            <w:tcW w:w="2336" w:type="dxa"/>
+          </w:tcPr>
+          <w:p>
+            <w:pPr>
+              <w:jc w:val="center"/>
+              <w:rPr>
+                <w:rFonts w:ascii="Times New Roman" w:eastAsiaTheme="minorEastAsia" w:hAnsi="Times New Roman" w:cs="Times New Roman"/>
+                <w:sz w:val="28"/>
+                <w:szCs w:val="28"/>
+                <w:lang w:val="en-US"/>
+              </w:rPr>
+            </w:pPr>
+            <w:r>
+              <w:rPr>
+                <w:rFonts w:ascii="Times New Roman" w:eastAsiaTheme="minorEastAsia" w:hAnsi="Times New Roman" w:cs="Times New Roman"/>
+                <w:sz w:val="28"/>
+                <w:szCs w:val="28"/>
+              </w:rPr>
+              <w:t>Скорость, м</w:t>
+            </w:r>
+            <w:r>
+              <w:rPr>
+                <w:rFonts w:ascii="Times New Roman" w:eastAsiaTheme="minorEastAsia" w:hAnsi="Times New Roman" w:cs="Times New Roman"/>
+                <w:sz w:val="28"/>
+                <w:szCs w:val="28"/>
+                <w:lang w:val="en-US"/>
+              </w:rPr>
+              <w:t>/c</w:t>
+            </w:r>
+          </w:p>
+        </w:tc>
+        <w:tc>
+          <w:tcPr>
+            <w:tcW w:w="2336" w:type="dxa"/>
+          </w:tcPr>
+          <w:p>
+            <w:pPr>
+              <w:jc w:val="center"/>
+              <w:rPr>
+                <w:rFonts w:ascii="Times New Roman" w:eastAsiaTheme="minorEastAsia" w:hAnsi="Times New Roman" w:cs="Times New Roman"/>
+                <w:sz w:val="28"/>
+                <w:szCs w:val="28"/>
+                <w:lang w:val="en-US"/>
+              </w:rPr>
+            </w:pPr>
+            <w:r>
+              <w:rPr>
+                <w:rFonts w:ascii="Times New Roman" w:eastAsiaTheme="minorEastAsia" w:hAnsi="Times New Roman" w:cs="Times New Roman"/>
+                <w:sz w:val="28"/>
+                <w:szCs w:val="28"/>
+                <w:lang w:val="en-US"/>
+              </w:rPr>
+              <w:t>200</w:t>
+            </w:r>
+          </w:p>
+        </w:tc>
+        <w:tc>
+          <w:tcPr>
+            <w:tcW w:w="2336" w:type="dxa"/>
+          </w:tcPr>
+          <w:p>
+            <w:pPr>
+              <w:jc w:val="center"/>
+              <w:rPr>
+                <w:rFonts w:ascii="Times New Roman" w:eastAsiaTheme="minorEastAsia" w:hAnsi="Times New Roman" w:cs="Times New Roman"/>
+                <w:sz w:val="28"/>
+                <w:szCs w:val="28"/>
+                <w:lang w:val="en-US"/>
+              </w:rPr>
+            </w:pPr>
+            <w:r>
+              <w:rPr>
+                <w:rFonts w:ascii="Times New Roman" w:eastAsiaTheme="minorEastAsia" w:hAnsi="Times New Roman" w:cs="Times New Roman"/>
+                <w:sz w:val="28"/>
+                <w:szCs w:val="28"/>
+                <w:lang w:val="en-US"/>
+              </w:rPr>
+              <w:t>1000</w:t>
+            </w:r>
+          </w:p>
+        </w:tc>
+        <w:tc>
+          <w:tcPr>
+            <w:tcW w:w="2337" w:type="dxa"/>
+          </w:tcPr>
+          <w:p>
+            <w:pPr>
+              <w:jc w:val="center"/>
+              <w:rPr>
+                <w:rFonts w:ascii="Times New Roman" w:eastAsiaTheme="minorEastAsia" w:hAnsi="Times New Roman" w:cs="Times New Roman"/>
+                <w:sz w:val="28"/>
+                <w:szCs w:val="28"/>
+                <w:lang w:val="en-US"/>
+              </w:rPr>
+            </w:pPr>
+            <w:r>
+              <w:rPr>
+                <w:rFonts w:ascii="Times New Roman" w:eastAsiaTheme="minorEastAsia" w:hAnsi="Times New Roman" w:cs="Times New Roman"/>
+                <w:sz w:val="28"/>
+                <w:szCs w:val="28"/>
+                <w:lang w:val="en-US"/>
+              </w:rPr>
+              <w:t>2000</w:t>
+            </w:r>
+          </w:p>
+        </w:tc>
+      </w:tr>
+      <w:tr>
+        <w:trPr>
+          <w:jc w:val="center"/>
+        </w:trPr>
+        <w:tc>
+          <w:tcPr>
+            <w:tcW w:w="2336" w:type="dxa"/>
+          </w:tcPr>
+          <w:p>
+            <w:pPr>
+              <w:jc w:val="center"/>
+              <w:rPr>
+                <w:rFonts w:ascii="Times New Roman" w:eastAsiaTheme="minorEastAsia" w:hAnsi="Times New Roman" w:cs="Times New Roman"/>
+                <w:sz w:val="28"/>
+                <w:szCs w:val="28"/>
+              </w:rPr>
+            </w:pPr>
+            <w:r>
+              <w:rPr>
+                <w:rFonts w:ascii="Times New Roman" w:eastAsiaTheme="minorEastAsia" w:hAnsi="Times New Roman" w:cs="Times New Roman"/>
+                <w:sz w:val="28"/>
+                <w:szCs w:val="28"/>
+              </w:rPr>
+              <w:t>Высота, км</w:t>
+            </w:r>
+          </w:p>
+        </w:tc>
+        <w:tc>
+          <w:tcPr>
+            <w:tcW w:w="2336" w:type="dxa"/>
+          </w:tcPr>
+          <w:p>
+            <w:pPr>
+              <w:jc w:val="center"/>
+              <w:rPr>
+                <w:rFonts w:ascii="Times New Roman" w:eastAsiaTheme="minorEastAsia" w:hAnsi="Times New Roman" w:cs="Times New Roman"/>
+                <w:sz w:val="28"/>
+                <w:szCs w:val="28"/>
+              </w:rPr>
+            </w:pPr>
+            <w:r>
+              <w:rPr>
+                <w:rFonts w:ascii="Times New Roman" w:eastAsiaTheme="minorEastAsia" w:hAnsi="Times New Roman" w:cs="Times New Roman"/>
+                <w:sz w:val="28"/>
+                <w:szCs w:val="28"/>
+              </w:rPr>
+              <w:t>5</w:t>
+            </w:r>
+          </w:p>
+        </w:tc>
+        <w:tc>
+          <w:tcPr>
+            <w:tcW w:w="2336" w:type="dxa"/>
+          </w:tcPr>
+          <w:p>
+            <w:pPr>
+              <w:jc w:val="center"/>
+              <w:rPr>
+                <w:rFonts w:ascii="Times New Roman" w:eastAsiaTheme="minorEastAsia" w:hAnsi="Times New Roman" w:cs="Times New Roman"/>
+                <w:sz w:val="28"/>
+                <w:szCs w:val="28"/>
+              </w:rPr>
+            </w:pPr>
+            <w:r>
+              <w:rPr>
+                <w:rFonts w:ascii="Times New Roman" w:eastAsiaTheme="minorEastAsia" w:hAnsi="Times New Roman" w:cs="Times New Roman"/>
+                <w:sz w:val="28"/>
+                <w:szCs w:val="28"/>
+              </w:rPr>
+              <w:t>25</w:t>
+            </w:r>
+          </w:p>
+        </w:tc>
+        <w:tc>
+          <w:tcPr>
+            <w:tcW w:w="2337" w:type="dxa"/>
+          </w:tcPr>
+          <w:p>
+            <w:pPr>
+              <w:jc w:val="center"/>
+              <w:rPr>
+                <w:rFonts w:ascii="Times New Roman" w:eastAsiaTheme="minorEastAsia" w:hAnsi="Times New Roman" w:cs="Times New Roman"/>
+                <w:sz w:val="28"/>
+                <w:szCs w:val="28"/>
+              </w:rPr>
+            </w:pPr>
+            <w:r>
+              <w:rPr>
+                <w:rFonts w:ascii="Times New Roman" w:eastAsiaTheme="minorEastAsia" w:hAnsi="Times New Roman" w:cs="Times New Roman"/>
+                <w:sz w:val="28"/>
+                <w:szCs w:val="28"/>
+              </w:rPr>
+              <w:t>45</w:t>
+            </w:r>
+          </w:p>
+        </w:tc>
+      </w:tr>
+      <w:tr>
+        <w:trPr>
+          <w:jc w:val="center"/>
+        </w:trPr>
+        <w:tc>
+          <w:tcPr>
+            <w:tcW w:w="2336" w:type="dxa"/>
+          </w:tcPr>
+          <w:p>
+            <w:pPr>
+              <w:jc w:val="center"/>
+              <w:rPr>
+                <w:rFonts w:ascii="Times New Roman" w:eastAsiaTheme="minorEastAsia" w:hAnsi="Times New Roman" w:cs="Times New Roman"/>
+                <w:sz w:val="28"/>
+                <w:szCs w:val="28"/>
+              </w:rPr>
+            </w:pPr>
+            <w:r>
+              <w:rPr>
+                <w:rFonts w:ascii="Times New Roman" w:eastAsiaTheme="minorEastAsia" w:hAnsi="Times New Roman" w:cs="Times New Roman"/>
+                <w:sz w:val="28"/>
+                <w:szCs w:val="28"/>
+              </w:rPr>
+              <w:t xml:space="preserve"> </w:t>
+            </w:r>
+            <w:r>
+              <w:rPr>
+                <w:rFonts w:ascii="Times New Roman" w:eastAsiaTheme="minorEastAsia" w:hAnsi="Times New Roman" w:cs="Times New Roman"/>
+                <w:sz w:val="28"/>
+                <w:szCs w:val="28"/>
+                <w:lang w:val="en-US"/>
+              </w:rPr>
+              <w:t>Q</w:t>
+            </w:r>
+            <w:r>
+              <w:rPr>
+                <w:rFonts w:ascii="Times New Roman" w:eastAsiaTheme="minorEastAsia" w:hAnsi="Times New Roman" w:cs="Times New Roman"/>
+                <w:sz w:val="28"/>
+                <w:szCs w:val="28"/>
+              </w:rPr>
+              <w:t>, Па</w:t>
+            </w:r>
+          </w:p>
+        </w:tc>
+        <w:tc>
+          <w:tcPr>
+            <w:tcW w:w="2336" w:type="dxa"/>
+          </w:tcPr>
+          <w:p>
+            <w:pPr>
+              <w:jc w:val="center"/>
+              <w:rPr>
+                <w:rFonts w:ascii="Times New Roman" w:eastAsiaTheme="minorEastAsia" w:hAnsi="Times New Roman" w:cs="Times New Roman"/>
+                <w:sz w:val="28"/>
+                <w:szCs w:val="28"/>
+              </w:rPr>
+            </w:pPr>
+            <w:r>
+              <w:rPr>
+                <w:rFonts w:ascii="Times New Roman" w:eastAsiaTheme="minorEastAsia" w:hAnsi="Times New Roman" w:cs="Times New Roman"/>
+                <w:sz w:val="28"/>
+                <w:szCs w:val="28"/>
+              </w:rPr>
+              <w:t>13611.2</w:t>
+            </w:r>
+          </w:p>
+        </w:tc>
+        <w:tc>
+          <w:tcPr>
+            <w:tcW w:w="2336" w:type="dxa"/>
+          </w:tcPr>
+          <w:p>
+            <w:pPr>
+              <w:jc w:val="center"/>
+              <w:rPr>
+                <w:rFonts w:ascii="Times New Roman" w:eastAsiaTheme="minorEastAsia" w:hAnsi="Times New Roman" w:cs="Times New Roman"/>
+                <w:sz w:val="28"/>
+                <w:szCs w:val="28"/>
+              </w:rPr>
+            </w:pPr>
+            <w:r>
+              <w:rPr>
+                <w:rFonts w:ascii="Times New Roman" w:eastAsiaTheme="minorEastAsia" w:hAnsi="Times New Roman" w:cs="Times New Roman"/>
+                <w:sz w:val="28"/>
+                <w:szCs w:val="28"/>
+              </w:rPr>
+              <w:t>18802.5</w:t>
+            </w:r>
+          </w:p>
+        </w:tc>
+        <w:tc>
+          <w:tcPr>
+            <w:tcW w:w="2337" w:type="dxa"/>
+          </w:tcPr>
+          <w:p>
+            <w:pPr>
+              <w:jc w:val="center"/>
+              <w:rPr>
+                <w:rFonts w:ascii="Times New Roman" w:eastAsiaTheme="minorEastAsia" w:hAnsi="Times New Roman" w:cs="Times New Roman"/>
+                <w:sz w:val="28"/>
+                <w:szCs w:val="28"/>
+              </w:rPr>
+            </w:pPr>
+            <w:r>
+              <w:rPr>
+                <w:rFonts w:ascii="Times New Roman" w:eastAsiaTheme="minorEastAsia" w:hAnsi="Times New Roman" w:cs="Times New Roman"/>
+                <w:sz w:val="28"/>
+                <w:szCs w:val="28"/>
+              </w:rPr>
+              <w:t>10552.3</w:t>
+            </w:r>
+          </w:p>
+        </w:tc>
+      </w:tr>
+      <w:tr>
+        <w:trPr>
+          <w:jc w:val="center"/>
+        </w:trPr>
+        <w:tc>
+          <w:tcPr>
+            <w:tcW w:w="2336" w:type="dxa"/>
+          </w:tcPr>
+          <w:p>
+            <w:pPr>
+              <w:jc w:val="center"/>
+              <w:rPr>
+                <w:rFonts w:ascii="Times New Roman" w:eastAsiaTheme="minorEastAsia" w:hAnsi="Times New Roman" w:cs="Times New Roman"/>
+                <w:sz w:val="28"/>
+                <w:szCs w:val="28"/>
+                <w:lang w:val="en-US"/>
+              </w:rPr>
+            </w:pPr>
+            <m:oMathPara>
+              <m:oMath>
+                <m:sSub>
+                  <m:sSubPr>
+                    <m:ctrlPr>
+                      <w:rPr>
+                        <w:rFonts w:ascii="Cambria Math" w:eastAsiaTheme="minorEastAsia" w:hAnsi="Cambria Math" w:cs="Times New Roman"/>
+                        <w:i/>
+                        <w:sz w:val="28"/>
+                        <w:szCs w:val="28"/>
+                        <w:lang w:val="en-US"/>
+                      </w:rPr>
+                    </m:ctrlPr>
+                  </m:sSubPr>
+                  <m:e>
+                    <m:r>
+                      <w:rPr>
+                        <w:rFonts w:ascii="Cambria Math" w:eastAsiaTheme="minorEastAsia" w:hAnsi="Cambria Math" w:cs="Times New Roman"/>
+                        <w:sz w:val="28"/>
+                        <w:szCs w:val="28"/>
+                        <w:lang w:val="en-US"/>
+                      </w:rPr>
+                      <m:t>C</m:t>
+                    </m:r>
+                  </m:e>
+                  <m:sub>
+                    <m:r>
+                      <w:rPr>
+                        <w:rFonts w:ascii="Cambria Math" w:eastAsiaTheme="minorEastAsia" w:hAnsi="Cambria Math" w:cs="Times New Roman"/>
+                        <w:sz w:val="28"/>
+                        <w:szCs w:val="28"/>
+                        <w:lang w:val="en-US"/>
+                      </w:rPr>
+                      <m:t>x</m:t>
+                    </m:r>
+                  </m:sub>
+                </m:sSub>
+              </m:oMath>
+            </m:oMathPara>
+          </w:p>
+        </w:tc>
+        <w:tc>
+          <w:tcPr>
+            <w:tcW w:w="2336" w:type="dxa"/>
+          </w:tcPr>
+          <w:p>
+            <w:pPr>
+              <w:jc w:val="center"/>
+              <w:rPr>
+                <w:rFonts w:ascii="Times New Roman" w:eastAsiaTheme="minorEastAsia" w:hAnsi="Times New Roman" w:cs="Times New Roman"/>
+                <w:sz w:val="28"/>
+                <w:szCs w:val="28"/>
+                <w:lang w:val="en-US"/>
+              </w:rPr>
+            </w:pPr>
+            <w:r>
+              <w:rPr>
+                <w:rFonts w:ascii="Times New Roman" w:eastAsiaTheme="minorEastAsia" w:hAnsi="Times New Roman" w:cs="Times New Roman"/>
+                <w:sz w:val="28"/>
+                <w:szCs w:val="28"/>
+                <w:lang w:val="en-US"/>
+              </w:rPr>
+              <w:t>0,33445</w:t>
+            </w:r>
+          </w:p>
+        </w:tc>
+        <w:tc>
+          <w:tcPr>
+            <w:tcW w:w="2336" w:type="dxa"/>
+          </w:tcPr>
+          <w:p>
+            <w:pPr>
+              <w:jc w:val="center"/>
+              <w:rPr>
+                <w:rFonts w:ascii="Times New Roman" w:eastAsiaTheme="minorEastAsia" w:hAnsi="Times New Roman" w:cs="Times New Roman"/>
+                <w:sz w:val="28"/>
+                <w:szCs w:val="28"/>
+                <w:lang w:val="en-US"/>
+              </w:rPr>
+            </w:pPr>
+            <w:r>
+              <w:rPr>
+                <w:rFonts w:ascii="Times New Roman" w:eastAsiaTheme="minorEastAsia" w:hAnsi="Times New Roman" w:cs="Times New Roman"/>
+                <w:sz w:val="28"/>
+                <w:szCs w:val="28"/>
+                <w:lang w:val="en-US"/>
+              </w:rPr>
+              <w:t>0,51079</w:t>
+            </w:r>
+          </w:p>
+        </w:tc>
+        <w:tc>
+          <w:tcPr>
+            <w:tcW w:w="2337" w:type="dxa"/>
+          </w:tcPr>
+          <w:p>
+            <w:pPr>
+              <w:jc w:val="center"/>
+              <w:rPr>
+                <w:rFonts w:ascii="Times New Roman" w:eastAsiaTheme="minorEastAsia" w:hAnsi="Times New Roman" w:cs="Times New Roman"/>
+                <w:sz w:val="28"/>
+                <w:szCs w:val="28"/>
+                <w:lang w:val="en-US"/>
+              </w:rPr>
+            </w:pPr>
+            <w:r>
+              <w:rPr>
+                <w:rFonts w:ascii="Times New Roman" w:eastAsiaTheme="minorEastAsia" w:hAnsi="Times New Roman" w:cs="Times New Roman"/>
+                <w:sz w:val="28"/>
+                <w:szCs w:val="28"/>
+                <w:lang w:val="en-US"/>
+              </w:rPr>
+              <w:t>0,45153</w:t>
+            </w:r>
+          </w:p>
+        </w:tc>
+      </w:tr>
+      <w:tr>
+        <w:trPr>
+          <w:jc w:val="center"/>
+        </w:trPr>
+        <w:tc>
+          <w:tcPr>
+            <w:tcW w:w="2336" w:type="dxa"/>
+          </w:tcPr>
+          <w:p>
+            <w:pPr>
+              <w:jc w:val="center"/>
+              <w:rPr>
+                <w:rFonts w:ascii="Times New Roman" w:eastAsiaTheme="minorEastAsia" w:hAnsi="Times New Roman" w:cs="Times New Roman"/>
+                <w:i/>
+                <w:sz w:val="28"/>
+                <w:szCs w:val="28"/>
+              </w:rPr>
+            </w:pPr>
+            <m:oMathPara>
+              <m:oMath>
+                <m:sSubSup>
+                  <m:sSubSupPr>
+                    <m:ctrlPr>
+                      <w:rPr>
+                        <w:rFonts w:ascii="Cambria Math" w:eastAsiaTheme="minorEastAsia" w:hAnsi="Cambria Math" w:cs="Times New Roman"/>
+                        <w:i/>
+                        <w:sz w:val="28"/>
+                        <w:szCs w:val="28"/>
+                        <w:lang w:val="en-US"/>
+                      </w:rPr>
+                    </m:ctrlPr>
+                  </m:sSubSupPr>
+                  <m:e>
+                    <m:r>
+                      <w:rPr>
+                        <w:rFonts w:ascii="Cambria Math" w:eastAsiaTheme="minorEastAsia" w:hAnsi="Cambria Math" w:cs="Times New Roman"/>
+                        <w:sz w:val="28"/>
+                        <w:szCs w:val="28"/>
+                        <w:lang w:val="en-US"/>
+                      </w:rPr>
+                      <m:t>C</m:t>
+                    </m:r>
+                  </m:e>
+                  <m:sub>
+                    <m:r>
+                      <w:rPr>
+                        <w:rFonts w:ascii="Cambria Math" w:eastAsiaTheme="minorEastAsia" w:hAnsi="Cambria Math" w:cs="Times New Roman"/>
+                        <w:sz w:val="28"/>
+                        <w:szCs w:val="28"/>
+                        <w:lang w:val="en-US"/>
+                      </w:rPr>
+                      <m:t>y</m:t>
+                    </m:r>
+                  </m:sub>
+                  <m:sup>
+                    <m:r>
+                      <w:rPr>
+                        <w:rFonts w:ascii="Cambria Math" w:eastAsiaTheme="minorEastAsia" w:hAnsi="Cambria Math" w:cs="Times New Roman"/>
+                        <w:sz w:val="28"/>
+                        <w:szCs w:val="28"/>
+                        <w:lang w:val="en-US"/>
+                      </w:rPr>
+                      <m:t>a</m:t>
+                    </m:r>
+                  </m:sup>
+                </m:sSubSup>
+                <m:r>
+                  <w:rPr>
+                    <w:rFonts w:ascii="Cambria Math" w:eastAsiaTheme="minorEastAsia" w:hAnsi="Cambria Math" w:cs="Times New Roman"/>
+                    <w:sz w:val="28"/>
+                    <w:szCs w:val="28"/>
+                    <w:lang w:val="en-US"/>
+                  </w:rPr>
+                  <m:t xml:space="preserve">, </m:t>
+                </m:r>
+                <m:r>
+                  <w:rPr>
+                    <w:rFonts w:ascii="Cambria Math" w:eastAsiaTheme="minorEastAsia" w:hAnsi="Cambria Math" w:cs="Times New Roman"/>
+                    <w:sz w:val="28"/>
+                    <w:szCs w:val="28"/>
+                  </w:rPr>
+                  <m:t>1</m:t>
+                </m:r>
+                <m:r>
+                  <w:rPr>
+                    <w:rFonts w:ascii="Cambria Math" w:eastAsiaTheme="minorEastAsia" w:hAnsi="Cambria Math" w:cs="Times New Roman"/>
+                    <w:sz w:val="28"/>
+                    <w:szCs w:val="28"/>
+                    <w:lang w:val="en-US"/>
+                  </w:rPr>
+                  <m:t>/</m:t>
+                </m:r>
+                <m:r>
+                  <w:rPr>
+                    <w:rFonts w:ascii="Cambria Math" w:eastAsiaTheme="minorEastAsia" w:hAnsi="Cambria Math" w:cs="Times New Roman"/>
+                    <w:sz w:val="28"/>
+                    <w:szCs w:val="28"/>
+                  </w:rPr>
+                  <m:t>град</m:t>
+                </m:r>
+              </m:oMath>
+            </m:oMathPara>
+          </w:p>
+        </w:tc>
+        <w:tc>
+          <w:tcPr>
+            <w:tcW w:w="2336" w:type="dxa"/>
+          </w:tcPr>
+          <w:p>
+            <w:pPr>
+              <w:jc w:val="center"/>
+              <w:rPr>
+                <w:rFonts w:ascii="Times New Roman" w:eastAsiaTheme="minorEastAsia" w:hAnsi="Times New Roman" w:cs="Times New Roman"/>
+                <w:sz w:val="28"/>
+                <w:szCs w:val="28"/>
+                <w:lang w:val="en-US"/>
+              </w:rPr>
+            </w:pPr>
+            <w:r>
+              <w:rPr>
+                <w:rFonts w:ascii="Times New Roman" w:eastAsiaTheme="minorEastAsia" w:hAnsi="Times New Roman" w:cs="Times New Roman"/>
+                <w:sz w:val="28"/>
+                <w:szCs w:val="28"/>
+                <w:lang w:val="en-US"/>
+              </w:rPr>
+              <w:t>0,10337</w:t>
+            </w:r>
+          </w:p>
+        </w:tc>
+        <w:tc>
+          <w:tcPr>
+            <w:tcW w:w="2336" w:type="dxa"/>
+          </w:tcPr>
+          <w:p>
+            <w:pPr>
+              <w:jc w:val="center"/>
+              <w:rPr>
+                <w:rFonts w:ascii="Times New Roman" w:eastAsiaTheme="minorEastAsia" w:hAnsi="Times New Roman" w:cs="Times New Roman"/>
+                <w:sz w:val="28"/>
+                <w:szCs w:val="28"/>
+                <w:lang w:val="en-US"/>
+              </w:rPr>
+            </w:pPr>
+            <w:r>
+              <w:rPr>
+                <w:rFonts w:ascii="Times New Roman" w:eastAsiaTheme="minorEastAsia" w:hAnsi="Times New Roman" w:cs="Times New Roman"/>
+                <w:sz w:val="28"/>
+                <w:szCs w:val="28"/>
+                <w:lang w:val="en-US"/>
+              </w:rPr>
+              <w:t>0,12385</w:t>
+            </w:r>
+          </w:p>
+        </w:tc>
+        <w:tc>
+          <w:tcPr>
+            <w:tcW w:w="2337" w:type="dxa"/>
+          </w:tcPr>
+          <w:p>
+            <w:pPr>
+              <w:jc w:val="center"/>
+              <w:rPr>
+                <w:rFonts w:ascii="Times New Roman" w:eastAsiaTheme="minorEastAsia" w:hAnsi="Times New Roman" w:cs="Times New Roman"/>
+                <w:sz w:val="28"/>
+                <w:szCs w:val="28"/>
+                <w:lang w:val="en-US"/>
+              </w:rPr>
+            </w:pPr>
+            <w:r>
+              <w:rPr>
+                <w:rFonts w:ascii="Times New Roman" w:eastAsiaTheme="minorEastAsia" w:hAnsi="Times New Roman" w:cs="Times New Roman"/>
+                <w:sz w:val="28"/>
+                <w:szCs w:val="28"/>
+                <w:lang w:val="en-US"/>
+              </w:rPr>
+              <w:t>0,10298</w:t>
+            </w:r>
+          </w:p>
+        </w:tc>
+      </w:tr>
+      <w:tr>
+        <w:trPr>
+          <w:jc w:val="center"/>
+        </w:trPr>
+        <w:tc>
+          <w:tcPr>
+            <w:tcW w:w="2336" w:type="dxa"/>
+          </w:tcPr>
+          <w:p>
+            <w:pPr>
+              <w:jc w:val="center"/>
+              <w:rPr>
+                <w:rFonts w:ascii="Times New Roman" w:eastAsiaTheme="minorEastAsia" w:hAnsi="Times New Roman" w:cs="Times New Roman"/>
+                <w:i/>
+                <w:sz w:val="28"/>
+                <w:szCs w:val="28"/>
+              </w:rPr>
+            </w:pPr>
+            <m:oMathPara>
+              <m:oMath>
+                <m:sSub>
+                  <m:sSubPr>
+                    <m:ctrlPr>
+                      <w:rPr>
+                        <w:rFonts w:ascii="Cambria Math" w:eastAsiaTheme="minorEastAsia" w:hAnsi="Cambria Math" w:cs="Times New Roman"/>
+                        <w:i/>
+                        <w:sz w:val="28"/>
+                        <w:szCs w:val="28"/>
+                        <w:lang w:val="en-US"/>
+                      </w:rPr>
+                    </m:ctrlPr>
+                  </m:sSubPr>
+                  <m:e>
+                    <m:r>
+                      <w:rPr>
+                        <w:rFonts w:ascii="Cambria Math" w:eastAsiaTheme="minorEastAsia" w:hAnsi="Cambria Math" w:cs="Times New Roman"/>
+                        <w:sz w:val="28"/>
+                        <w:szCs w:val="28"/>
+                        <w:lang w:val="en-US"/>
+                      </w:rPr>
+                      <m:t>X</m:t>
+                    </m:r>
+                  </m:e>
+                  <m:sub>
+                    <m:r>
+                      <w:rPr>
+                        <w:rFonts w:ascii="Cambria Math" w:eastAsiaTheme="minorEastAsia" w:hAnsi="Cambria Math" w:cs="Times New Roman"/>
+                        <w:sz w:val="28"/>
+                        <w:szCs w:val="28"/>
+                        <w:lang w:val="en-US"/>
+                      </w:rPr>
+                      <m:t>f</m:t>
+                    </m:r>
+                  </m:sub>
+                </m:sSub>
+                <m:r>
+                  <w:rPr>
+                    <w:rFonts w:ascii="Cambria Math" w:eastAsiaTheme="minorEastAsia" w:hAnsi="Cambria Math" w:cs="Times New Roman"/>
+                    <w:sz w:val="28"/>
+                    <w:szCs w:val="28"/>
+                    <w:lang w:val="en-US"/>
+                  </w:rPr>
+                  <m:t xml:space="preserve">, </m:t>
+                </m:r>
+                <m:r>
+                  <w:rPr>
+                    <w:rFonts w:ascii="Cambria Math" w:eastAsiaTheme="minorEastAsia" w:hAnsi="Cambria Math" w:cs="Times New Roman"/>
+                    <w:sz w:val="28"/>
+                    <w:szCs w:val="28"/>
+                  </w:rPr>
+                  <m:t>м</m:t>
+                </m:r>
+              </m:oMath>
+            </m:oMathPara>
+          </w:p>
+        </w:tc>
+        <w:tc>
+          <w:tcPr>
+            <w:tcW w:w="2336" w:type="dxa"/>
+          </w:tcPr>
+          <w:p>
+            <w:pPr>
+              <w:jc w:val="center"/>
+              <w:rPr>
+                <w:rFonts w:ascii="Times New Roman" w:eastAsiaTheme="minorEastAsia" w:hAnsi="Times New Roman" w:cs="Times New Roman"/>
+                <w:sz w:val="28"/>
+                <w:szCs w:val="28"/>
+                <w:lang w:val="en-US"/>
+              </w:rPr>
+            </w:pPr>
+            <w:r>
+              <w:rPr>
+                <w:rFonts w:ascii="Times New Roman" w:eastAsiaTheme="minorEastAsia" w:hAnsi="Times New Roman" w:cs="Times New Roman"/>
+                <w:sz w:val="28"/>
+                <w:szCs w:val="28"/>
+                <w:lang w:val="en-US"/>
+              </w:rPr>
+              <w:t>26,2</w:t>
+            </w:r>
+          </w:p>
+        </w:tc>
+        <w:tc>
+          <w:tcPr>
+            <w:tcW w:w="2336" w:type="dxa"/>
+          </w:tcPr>
+          <w:p>
+            <w:pPr>
+              <w:jc w:val="center"/>
+              <w:rPr>
+                <w:rFonts w:ascii="Times New Roman" w:eastAsiaTheme="minorEastAsia" w:hAnsi="Times New Roman" w:cs="Times New Roman"/>
+                <w:sz w:val="28"/>
+                <w:szCs w:val="28"/>
+                <w:lang w:val="en-US"/>
+              </w:rPr>
+            </w:pPr>
+            <w:r>
+              <w:rPr>
+                <w:rFonts w:ascii="Times New Roman" w:eastAsiaTheme="minorEastAsia" w:hAnsi="Times New Roman" w:cs="Times New Roman"/>
+                <w:sz w:val="28"/>
+                <w:szCs w:val="28"/>
+                <w:lang w:val="en-US"/>
+              </w:rPr>
+              <w:t>26,2</w:t>
+            </w:r>
+          </w:p>
+        </w:tc>
+        <w:tc>
+          <w:tcPr>
+            <w:tcW w:w="2337" w:type="dxa"/>
+          </w:tcPr>
+          <w:p>
+            <w:pPr>
+              <w:jc w:val="center"/>
+              <w:rPr>
+                <w:rFonts w:ascii="Times New Roman" w:eastAsiaTheme="minorEastAsia" w:hAnsi="Times New Roman" w:cs="Times New Roman"/>
+                <w:sz w:val="28"/>
+                <w:szCs w:val="28"/>
+                <w:lang w:val="en-US"/>
+              </w:rPr>
+            </w:pPr>
+            <w:r>
+              <w:rPr>
+                <w:rFonts w:ascii="Times New Roman" w:eastAsiaTheme="minorEastAsia" w:hAnsi="Times New Roman" w:cs="Times New Roman"/>
+                <w:sz w:val="28"/>
+                <w:szCs w:val="28"/>
+                <w:lang w:val="en-US"/>
+              </w:rPr>
+              <w:t>26,2</w:t>
+            </w:r>
+          </w:p>
+        </w:tc>
+      </w:tr>
+      <w:tr>
+        <w:trPr>
+          <w:jc w:val="center"/>
+        </w:trPr>
+        <w:tc>
+          <w:tcPr>
+            <w:tcW w:w="2336" w:type="dxa"/>
+          </w:tcPr>
+          <w:p>
+            <w:pPr>
+              <w:jc w:val="center"/>
+              <w:rPr>
+                <w:rFonts w:ascii="Calibri" w:eastAsia="Calibri" w:hAnsi="Calibri" w:cs="Times New Roman"/>
+                <w:i/>
+                <w:sz w:val="28"/>
+                <w:szCs w:val="28"/>
+              </w:rPr>
+            </w:pPr>
+            <w:r>
+              <w:rPr>
+                <w:rFonts w:ascii="Calibri" w:eastAsia="Calibri" w:hAnsi="Calibri" w:cs="Times New Roman"/>
+                <w:sz w:val="28"/>
+                <w:szCs w:val="28"/>
+              </w:rPr>
+              <w:t xml:space="preserve"> </w:t>
+            </w:r>
+            <m:oMath>
+              <m:r>
+                <w:rPr>
+                  <w:rFonts w:ascii="Cambria Math" w:hAnsi="Cambria Math" w:cs="Times New Roman"/>
+                  <w:sz w:val="28"/>
+                  <w:szCs w:val="28"/>
+                  <w:lang w:val="en-US"/>
+                </w:rPr>
+                <m:t>∆</m:t>
+              </m:r>
+              <m:r>
+                <w:rPr>
+                  <w:rFonts w:ascii="Cambria Math" w:hAnsi="Cambria Math" w:cs="Times New Roman"/>
+                  <w:sz w:val="28"/>
+                  <w:szCs w:val="28"/>
+                  <w:lang w:val="en-US"/>
+                </w:rPr>
+                <m:t xml:space="preserve">a, </m:t>
+              </m:r>
+              <m:r>
+                <w:rPr>
+                  <w:rFonts w:ascii="Cambria Math" w:hAnsi="Cambria Math" w:cs="Times New Roman"/>
+                  <w:sz w:val="28"/>
+                  <w:szCs w:val="28"/>
+                </w:rPr>
+                <m:t>град</m:t>
+              </m:r>
+            </m:oMath>
+          </w:p>
+        </w:tc>
+        <w:tc>
+          <w:tcPr>
+            <w:tcW w:w="2336" w:type="dxa"/>
+          </w:tcPr>
+          <w:p>
+            <w:pPr>
+              <w:jc w:val="center"/>
+              <w:rPr>
+                <w:rFonts w:ascii="Times New Roman" w:eastAsiaTheme="minorEastAsia" w:hAnsi="Times New Roman" w:cs="Times New Roman"/>
+                <w:sz w:val="28"/>
+                <w:szCs w:val="28"/>
+                <w:lang w:val="en-US"/>
+              </w:rPr>
+            </w:pPr>
+            <w:r>
+              <w:rPr>
+                <w:rFonts w:ascii="Times New Roman" w:eastAsiaTheme="minorEastAsia" w:hAnsi="Times New Roman" w:cs="Times New Roman"/>
+                <w:sz w:val="28"/>
+                <w:szCs w:val="28"/>
+                <w:lang w:val="en-US"/>
+              </w:rPr>
+              <w:t>+0.000118° (0.01%)</w:t>
+            </w:r>
+          </w:p>
+        </w:tc>
+        <w:tc>
+          <w:tcPr>
+            <w:tcW w:w="2336" w:type="dxa"/>
+          </w:tcPr>
+          <w:p>
+            <w:pPr>
+              <w:jc w:val="center"/>
+              <w:rPr>
+                <w:rFonts w:ascii="Times New Roman" w:eastAsiaTheme="minorEastAsia" w:hAnsi="Times New Roman" w:cs="Times New Roman"/>
+                <w:sz w:val="28"/>
+                <w:szCs w:val="28"/>
+                <w:lang w:val="en-US"/>
+              </w:rPr>
+            </w:pPr>
+            <w:r>
+              <w:rPr>
+                <w:rFonts w:ascii="Times New Roman" w:eastAsiaTheme="minorEastAsia" w:hAnsi="Times New Roman" w:cs="Times New Roman"/>
+                <w:sz w:val="28"/>
+                <w:szCs w:val="28"/>
+                <w:lang w:val="en-US"/>
+              </w:rPr>
+              <w:t>+0.000189° (0.01%)</w:t>
+            </w:r>
+          </w:p>
+        </w:tc>
+        <w:tc>
+          <w:tcPr>
+            <w:tcW w:w="2337" w:type="dxa"/>
+          </w:tcPr>
+          <w:p>
+            <w:pPr>
+              <w:jc w:val="center"/>
+              <w:rPr>
+                <w:rFonts w:ascii="Times New Roman" w:eastAsiaTheme="minorEastAsia" w:hAnsi="Times New Roman" w:cs="Times New Roman"/>
+                <w:sz w:val="28"/>
+                <w:szCs w:val="28"/>
+                <w:lang w:val="en-US"/>
+              </w:rPr>
+            </w:pPr>
+            <w:r>
+              <w:rPr>
+                <w:rFonts w:ascii="Times New Roman" w:eastAsiaTheme="minorEastAsia" w:hAnsi="Times New Roman" w:cs="Times New Roman"/>
+                <w:sz w:val="28"/>
+                <w:szCs w:val="28"/>
+                <w:lang w:val="en-US"/>
+              </w:rPr>
+              <w:t>+0.000116° (0.01%)</w:t>
+            </w:r>
+          </w:p>
+        </w:tc>
+      </w:tr>
+      <w:tr>
+        <w:trPr>
+          <w:jc w:val="center"/>
+        </w:trPr>
+        <w:tc>
+          <w:tcPr>
+            <w:tcW w:w="2336" w:type="dxa"/>
+          </w:tcPr>
+          <w:p>
+            <w:pPr>
+              <w:rPr>
+                <w:rFonts w:ascii="Times New Roman" w:eastAsiaTheme="minorEastAsia" w:hAnsi="Times New Roman" w:cs="Times New Roman"/>
+                <w:sz w:val="28"/>
+                <w:szCs w:val="28"/>
+                <w:lang w:val="en-US"/>
+              </w:rPr>
+            </w:pPr>
+            <m:oMathPara>
+              <m:oMath>
+                <m:r>
+                  <w:rPr>
+                    <w:rFonts w:ascii="Cambria Math" w:hAnsi="Cambria Math" w:cs="Times New Roman"/>
+                    <w:sz w:val="28"/>
+                    <w:szCs w:val="28"/>
+                    <w:lang w:val="en-US"/>
+                  </w:rPr>
+                  <m:t>∆</m:t>
+                </m:r>
+                <m:sSub>
+                  <m:sSubPr>
+                    <m:ctrlPr>
+                      <w:rPr>
+                        <w:rFonts w:ascii="Cambria Math" w:eastAsiaTheme="minorEastAsia" w:hAnsi="Cambria Math" w:cs="Times New Roman"/>
+                        <w:i/>
+                        <w:sz w:val="28"/>
+                        <w:szCs w:val="28"/>
+                        <w:lang w:val="en-US"/>
+                      </w:rPr>
+                    </m:ctrlPr>
+                  </m:sSubPr>
+                  <m:e>
+                    <m:r>
+                      <w:rPr>
+                        <w:rFonts w:ascii="Cambria Math" w:eastAsiaTheme="minorEastAsia" w:hAnsi="Cambria Math" w:cs="Times New Roman"/>
+                        <w:sz w:val="28"/>
+                        <w:szCs w:val="28"/>
+                        <w:lang w:val="en-US"/>
+                      </w:rPr>
+                      <m:t>C</m:t>
+                    </m:r>
+                  </m:e>
+                  <m:sub>
+                    <m:r>
+                      <w:rPr>
+                        <w:rFonts w:ascii="Cambria Math" w:eastAsiaTheme="minorEastAsia" w:hAnsi="Cambria Math" w:cs="Times New Roman"/>
+                        <w:sz w:val="28"/>
+                        <w:szCs w:val="28"/>
+                        <w:lang w:val="en-US"/>
+                      </w:rPr>
+                      <m:t>x</m:t>
+                    </m:r>
+                  </m:sub>
+                </m:sSub>
+              </m:oMath>
+            </m:oMathPara>
+          </w:p>
+        </w:tc>
+        <w:tc>
+          <w:tcPr>
+            <w:tcW w:w="2336" w:type="dxa"/>
+          </w:tcPr>
+          <w:p>
+            <w:pPr>
+              <w:jc w:val="center"/>
+              <w:rPr>
+                <w:rFonts w:ascii="Times New Roman" w:eastAsiaTheme="minorEastAsia" w:hAnsi="Times New Roman" w:cs="Times New Roman"/>
+                <w:sz w:val="28"/>
+                <w:szCs w:val="28"/>
+                <w:lang w:val="en-US"/>
+              </w:rPr>
+            </w:pPr>
+            <w:r>
+              <w:rPr>
+                <w:rFonts w:ascii="Times New Roman" w:eastAsiaTheme="minorEastAsia" w:hAnsi="Times New Roman" w:cs="Times New Roman"/>
+                <w:sz w:val="28"/>
+                <w:szCs w:val="28"/>
+                <w:lang w:val="en-US"/>
+              </w:rPr>
+              <w:t xml:space="preserve">-0,021 (6,32%) </w:t>
+            </w:r>
+          </w:p>
+        </w:tc>
+        <w:tc>
+          <w:tcPr>
+            <w:tcW w:w="2336" w:type="dxa"/>
+          </w:tcPr>
+          <w:p>
+            <w:pPr>
+              <w:jc w:val="center"/>
+              <w:rPr>
+                <w:rFonts w:ascii="Times New Roman" w:eastAsiaTheme="minorEastAsia" w:hAnsi="Times New Roman" w:cs="Times New Roman"/>
+                <w:sz w:val="28"/>
+                <w:szCs w:val="28"/>
+                <w:lang w:val="en-US"/>
+              </w:rPr>
+            </w:pPr>
+            <w:r>
+              <w:rPr>
+                <w:rFonts w:ascii="Times New Roman" w:eastAsiaTheme="minorEastAsia" w:hAnsi="Times New Roman" w:cs="Times New Roman"/>
+                <w:sz w:val="28"/>
+                <w:szCs w:val="28"/>
+                <w:lang w:val="en-US"/>
+              </w:rPr>
+              <w:t xml:space="preserve">-0,044 (8,52%) </w:t>
+            </w:r>
+          </w:p>
+        </w:tc>
+        <w:tc>
+          <w:tcPr>
+            <w:tcW w:w="2337" w:type="dxa"/>
+          </w:tcPr>
+          <w:p>
+            <w:pPr>
+              <w:jc w:val="center"/>
+              <w:rPr>
+                <w:rFonts w:ascii="Times New Roman" w:eastAsiaTheme="minorEastAsia" w:hAnsi="Times New Roman" w:cs="Times New Roman"/>
+                <w:sz w:val="28"/>
+                <w:szCs w:val="28"/>
+                <w:lang w:val="en-US"/>
+              </w:rPr>
+            </w:pPr>
+            <w:r>
+              <w:rPr>
+                <w:rFonts w:ascii="Times New Roman" w:eastAsiaTheme="minorEastAsia" w:hAnsi="Times New Roman" w:cs="Times New Roman"/>
+                <w:sz w:val="28"/>
+                <w:szCs w:val="28"/>
+                <w:lang w:val="en-US"/>
+              </w:rPr>
+              <w:t>-0,050 (10,83%)</w:t>
+            </w:r>
+          </w:p>
+        </w:tc>
+      </w:tr>
+      <w:tr>
+        <w:trPr>
+          <w:jc w:val="center"/>
+        </w:trPr>
+        <w:tc>
+          <w:tcPr>
+            <w:tcW w:w="2336" w:type="dxa"/>
+          </w:tcPr>
+          <w:p>
+            <w:pPr>
+              <w:rPr>
+                <w:rFonts w:ascii="Times New Roman" w:eastAsiaTheme="minorEastAsia" w:hAnsi="Times New Roman" w:cs="Times New Roman"/>
+                <w:sz w:val="28"/>
+                <w:szCs w:val="28"/>
+                <w:lang w:val="en-US"/>
+              </w:rPr>
+            </w:pPr>
+            <m:oMathPara>
+              <m:oMath>
+                <m:r>
+                  <w:rPr>
+                    <w:rFonts w:ascii="Cambria Math" w:hAnsi="Cambria Math" w:cs="Times New Roman"/>
+                    <w:sz w:val="28"/>
+                    <w:szCs w:val="28"/>
+                    <w:lang w:val="en-US"/>
+                  </w:rPr>
+                  <m:t>∆</m:t>
+                </m:r>
+                <m:sSubSup>
+                  <m:sSubSupPr>
+                    <m:ctrlPr>
+                      <w:rPr>
+                        <w:rFonts w:ascii="Cambria Math" w:eastAsiaTheme="minorEastAsia" w:hAnsi="Cambria Math" w:cs="Times New Roman"/>
+                        <w:i/>
+                        <w:sz w:val="28"/>
+                        <w:szCs w:val="28"/>
+                        <w:lang w:val="en-US"/>
+                      </w:rPr>
+                    </m:ctrlPr>
+                  </m:sSubSupPr>
+                  <m:e>
+                    <m:r>
+                      <w:rPr>
+                        <w:rFonts w:ascii="Cambria Math" w:eastAsiaTheme="minorEastAsia" w:hAnsi="Cambria Math" w:cs="Times New Roman"/>
+                        <w:sz w:val="28"/>
+                        <w:szCs w:val="28"/>
+                        <w:lang w:val="en-US"/>
+                      </w:rPr>
+                      <m:t>C</m:t>
+                    </m:r>
+                  </m:e>
+                  <m:sub>
+                    <m:r>
+                      <w:rPr>
+                        <w:rFonts w:ascii="Cambria Math" w:eastAsiaTheme="minorEastAsia" w:hAnsi="Cambria Math" w:cs="Times New Roman"/>
+                        <w:sz w:val="28"/>
+                        <w:szCs w:val="28"/>
+                        <w:lang w:val="en-US"/>
+                      </w:rPr>
+                      <m:t>y</m:t>
+                    </m:r>
+                  </m:sub>
+                  <m:sup>
+                    <m:r>
+                      <w:rPr>
+                        <w:rFonts w:ascii="Cambria Math" w:eastAsiaTheme="minorEastAsia" w:hAnsi="Cambria Math" w:cs="Times New Roman"/>
+                        <w:sz w:val="28"/>
+                        <w:szCs w:val="28"/>
+                        <w:lang w:val="en-US"/>
+                      </w:rPr>
+                      <m:t>a</m:t>
+                    </m:r>
+                  </m:sup>
+                </m:sSubSup>
+                <m:r>
+                  <w:rPr>
+                    <w:rFonts w:ascii="Cambria Math" w:eastAsiaTheme="minorEastAsia" w:hAnsi="Cambria Math" w:cs="Times New Roman"/>
+                    <w:sz w:val="28"/>
+                    <w:szCs w:val="28"/>
+                    <w:lang w:val="en-US"/>
+                  </w:rPr>
+                  <m:t xml:space="preserve">, </m:t>
+                </m:r>
+                <m:r>
+                  <w:rPr>
+                    <w:rFonts w:ascii="Cambria Math" w:eastAsiaTheme="minorEastAsia" w:hAnsi="Cambria Math" w:cs="Times New Roman"/>
+                    <w:sz w:val="28"/>
+                    <w:szCs w:val="28"/>
+                  </w:rPr>
+                  <m:t>1</m:t>
+                </m:r>
+                <m:r>
+                  <w:rPr>
+                    <w:rFonts w:ascii="Cambria Math" w:eastAsiaTheme="minorEastAsia" w:hAnsi="Cambria Math" w:cs="Times New Roman"/>
+                    <w:sz w:val="28"/>
+                    <w:szCs w:val="28"/>
+                    <w:lang w:val="en-US"/>
+                  </w:rPr>
+                  <m:t>/</m:t>
+                </m:r>
+                <m:r>
+                  <w:rPr>
+                    <w:rFonts w:ascii="Cambria Math" w:eastAsiaTheme="minorEastAsia" w:hAnsi="Cambria Math" w:cs="Times New Roman"/>
+                    <w:sz w:val="28"/>
+                    <w:szCs w:val="28"/>
+                  </w:rPr>
+                  <m:t>град</m:t>
+                </m:r>
+              </m:oMath>
+            </m:oMathPara>
+          </w:p>
+        </w:tc>
+        <w:tc>
+          <w:tcPr>
+            <w:tcW w:w="2336" w:type="dxa"/>
+          </w:tcPr>
+          <w:p>
+            <w:pPr>
+              <w:jc w:val="center"/>
+              <w:rPr>
+                <w:rFonts w:ascii="Times New Roman" w:eastAsiaTheme="minorEastAsia" w:hAnsi="Times New Roman" w:cs="Times New Roman"/>
+                <w:sz w:val="28"/>
+                <w:szCs w:val="28"/>
+                <w:lang w:val="en-US"/>
+              </w:rPr>
+            </w:pPr>
+            <w:r>
+              <w:rPr>
+                <w:rFonts w:ascii="Times New Roman" w:eastAsiaTheme="minorEastAsia" w:hAnsi="Times New Roman" w:cs="Times New Roman"/>
+                <w:sz w:val="28"/>
+                <w:szCs w:val="28"/>
+                <w:lang w:val="en-US"/>
+              </w:rPr>
+              <w:t>-0,00158 (4,5%)</w:t>
+            </w:r>
+          </w:p>
+        </w:tc>
+        <w:tc>
+          <w:tcPr>
+            <w:tcW w:w="2336" w:type="dxa"/>
+          </w:tcPr>
+          <w:p>
+            <w:pPr>
+              <w:jc w:val="center"/>
+              <w:rPr>
+                <w:rFonts w:ascii="Times New Roman" w:eastAsiaTheme="minorEastAsia" w:hAnsi="Times New Roman" w:cs="Times New Roman"/>
+                <w:sz w:val="28"/>
+                <w:szCs w:val="28"/>
+                <w:lang w:val="en-US"/>
+              </w:rPr>
+            </w:pPr>
+            <w:r>
+              <w:rPr>
+                <w:rFonts w:ascii="Times New Roman" w:eastAsiaTheme="minorEastAsia" w:hAnsi="Times New Roman" w:cs="Times New Roman"/>
+                <w:sz w:val="28"/>
+                <w:szCs w:val="28"/>
+                <w:lang w:val="en-US"/>
+              </w:rPr>
+              <w:t>-0,00186 (</w:t>
+            </w:r>
+            <w:r>
+              <w:rPr>
+                <w:rFonts w:ascii="Times New Roman" w:eastAsiaTheme="minorEastAsia" w:hAnsi="Times New Roman" w:cs="Times New Roman"/>
+                <w:sz w:val="28"/>
+                <w:szCs w:val="28"/>
+              </w:rPr>
+              <w:t>5</w:t>
+            </w:r>
+            <w:r>
+              <w:rPr>
+                <w:rFonts w:ascii="Times New Roman" w:eastAsiaTheme="minorEastAsia" w:hAnsi="Times New Roman" w:cs="Times New Roman"/>
+                <w:sz w:val="28"/>
+                <w:szCs w:val="28"/>
+                <w:lang w:val="en-US"/>
+              </w:rPr>
+              <w:t>,3%)</w:t>
+            </w:r>
+          </w:p>
+        </w:tc>
+        <w:tc>
+          <w:tcPr>
+            <w:tcW w:w="2337" w:type="dxa"/>
+          </w:tcPr>
+          <w:p>
+            <w:pPr>
+              <w:jc w:val="center"/>
+              <w:rPr>
+                <w:rFonts w:ascii="Times New Roman" w:eastAsiaTheme="minorEastAsia" w:hAnsi="Times New Roman" w:cs="Times New Roman"/>
+                <w:sz w:val="28"/>
+                <w:szCs w:val="28"/>
+                <w:lang w:val="en-US"/>
+              </w:rPr>
+            </w:pPr>
+            <w:r>
+              <w:rPr>
+                <w:rFonts w:ascii="Times New Roman" w:eastAsiaTheme="minorEastAsia" w:hAnsi="Times New Roman" w:cs="Times New Roman"/>
+                <w:sz w:val="28"/>
+                <w:szCs w:val="28"/>
+                <w:lang w:val="en-US"/>
+              </w:rPr>
+              <w:t>-0,00242 (6,9</w:t>
+            </w:r>
+            <w:r>
+              <w:rPr>
+                <w:rFonts w:ascii="Times New Roman" w:eastAsiaTheme="minorEastAsia" w:hAnsi="Times New Roman" w:cs="Times New Roman"/>
+                <w:sz w:val="28"/>
+                <w:szCs w:val="28"/>
+              </w:rPr>
+              <w:t>%</w:t>
+            </w:r>
+            <w:r>
+              <w:rPr>
+                <w:rFonts w:ascii="Times New Roman" w:eastAsiaTheme="minorEastAsia" w:hAnsi="Times New Roman" w:cs="Times New Roman"/>
+                <w:sz w:val="28"/>
+                <w:szCs w:val="28"/>
+                <w:lang w:val="en-US"/>
+              </w:rPr>
+              <w:t>)</w:t>
+            </w:r>
+          </w:p>
+        </w:tc>
+      </w:tr>
+      <w:tr>
+        <w:trPr>
+          <w:jc w:val="center"/>
+        </w:trPr>
+        <w:tc>
+          <w:tcPr>
+            <w:tcW w:w="2336" w:type="dxa"/>
+          </w:tcPr>
+          <w:p>
+            <w:pPr>
+              <w:rPr>
+                <w:rFonts w:ascii="Times New Roman" w:eastAsiaTheme="minorEastAsia" w:hAnsi="Times New Roman" w:cs="Times New Roman"/>
+                <w:sz w:val="28"/>
+                <w:szCs w:val="28"/>
+                <w:lang w:val="en-US"/>
+              </w:rPr>
+            </w:pPr>
+            <m:oMathPara>
+              <m:oMath>
+                <m:r>
+                  <w:rPr>
+                    <w:rFonts w:ascii="Cambria Math" w:hAnsi="Cambria Math" w:cs="Times New Roman"/>
+                    <w:sz w:val="28"/>
+                    <w:szCs w:val="28"/>
+                    <w:lang w:val="en-US"/>
+                  </w:rPr>
+                  <m:t>∆</m:t>
+                </m:r>
+                <m:sSub>
+                  <m:sSubPr>
+                    <m:ctrlPr>
+                      <w:rPr>
+                        <w:rFonts w:ascii="Cambria Math" w:eastAsiaTheme="minorEastAsia" w:hAnsi="Cambria Math" w:cs="Times New Roman"/>
+                        <w:i/>
+                        <w:sz w:val="28"/>
+                        <w:szCs w:val="28"/>
+                        <w:lang w:val="en-US"/>
+                      </w:rPr>
+                    </m:ctrlPr>
+                  </m:sSubPr>
+                  <m:e>
+                    <m:r>
+                      <w:rPr>
+                        <w:rFonts w:ascii="Cambria Math" w:eastAsiaTheme="minorEastAsia" w:hAnsi="Cambria Math" w:cs="Times New Roman"/>
+                        <w:sz w:val="28"/>
+                        <w:szCs w:val="28"/>
+                        <w:lang w:val="en-US"/>
+                      </w:rPr>
+                      <m:t>X</m:t>
+                    </m:r>
+                  </m:e>
+                  <m:sub>
+                    <m:r>
+                      <w:rPr>
+                        <w:rFonts w:ascii="Cambria Math" w:eastAsiaTheme="minorEastAsia" w:hAnsi="Cambria Math" w:cs="Times New Roman"/>
+                        <w:sz w:val="28"/>
+                        <w:szCs w:val="28"/>
+                        <w:lang w:val="en-US"/>
+                      </w:rPr>
+                      <m:t>f</m:t>
+                    </m:r>
+                  </m:sub>
+                </m:sSub>
+                <m:r>
+                  <w:rPr>
+                    <w:rFonts w:ascii="Cambria Math" w:eastAsiaTheme="minorEastAsia" w:hAnsi="Cambria Math" w:cs="Times New Roman"/>
+                    <w:sz w:val="28"/>
+                    <w:szCs w:val="28"/>
+                    <w:lang w:val="en-US"/>
+                  </w:rPr>
+                  <m:t xml:space="preserve">, </m:t>
+                </m:r>
+                <m:r>
+                  <w:rPr>
+                    <w:rFonts w:ascii="Cambria Math" w:eastAsiaTheme="minorEastAsia" w:hAnsi="Cambria Math" w:cs="Times New Roman"/>
+                    <w:sz w:val="28"/>
+                    <w:szCs w:val="28"/>
+                  </w:rPr>
+                  <m:t>м</m:t>
+                </m:r>
+              </m:oMath>
+            </m:oMathPara>
+          </w:p>
+        </w:tc>
+        <w:tc>
+          <w:tcPr>
+            <w:tcW w:w="2336" w:type="dxa"/>
+          </w:tcPr>
+          <w:p>
+            <w:pPr>
+              <w:jc w:val="center"/>
+              <w:rPr>
+                <w:rFonts w:ascii="Times New Roman" w:eastAsiaTheme="minorEastAsia" w:hAnsi="Times New Roman" w:cs="Times New Roman"/>
+                <w:sz w:val="28"/>
+                <w:szCs w:val="28"/>
+                <w:lang w:val="en-US"/>
+              </w:rPr>
+            </w:pPr>
+            <w:r>
+              <w:rPr>
+                <w:rFonts w:ascii="Times New Roman" w:eastAsiaTheme="minorEastAsia" w:hAnsi="Times New Roman" w:cs="Times New Roman"/>
+                <w:sz w:val="28"/>
+                <w:szCs w:val="28"/>
+                <w:lang w:val="en-US"/>
+              </w:rPr>
+              <w:t>-0,062 (0,24%)</w:t>
+            </w:r>
+          </w:p>
+        </w:tc>
+        <w:tc>
+          <w:tcPr>
+            <w:tcW w:w="2336" w:type="dxa"/>
+          </w:tcPr>
+          <w:p>
+            <w:pPr>
+              <w:jc w:val="center"/>
+              <w:rPr>
+                <w:rFonts w:ascii="Times New Roman" w:eastAsiaTheme="minorEastAsia" w:hAnsi="Times New Roman" w:cs="Times New Roman"/>
+                <w:sz w:val="28"/>
+                <w:szCs w:val="28"/>
+                <w:lang w:val="en-US"/>
+              </w:rPr>
+            </w:pPr>
+            <w:r>
+              <w:rPr>
+                <w:rFonts w:ascii="Times New Roman" w:eastAsiaTheme="minorEastAsia" w:hAnsi="Times New Roman" w:cs="Times New Roman"/>
+                <w:sz w:val="28"/>
+                <w:szCs w:val="28"/>
+                <w:lang w:val="en-US"/>
+              </w:rPr>
+              <w:t>-0,073 (0,28%)</w:t>
+            </w:r>
+          </w:p>
+        </w:tc>
+        <w:tc>
+          <w:tcPr>
+            <w:tcW w:w="2337" w:type="dxa"/>
+          </w:tcPr>
+          <w:p>
+            <w:pPr>
+              <w:jc w:val="center"/>
+              <w:rPr>
+                <w:rFonts w:ascii="Times New Roman" w:eastAsiaTheme="minorEastAsia" w:hAnsi="Times New Roman" w:cs="Times New Roman"/>
+                <w:sz w:val="28"/>
+                <w:szCs w:val="28"/>
+                <w:lang w:val="en-US"/>
+              </w:rPr>
+            </w:pPr>
+            <w:r>
+              <w:rPr>
+                <w:rFonts w:ascii="Times New Roman" w:eastAsiaTheme="minorEastAsia" w:hAnsi="Times New Roman" w:cs="Times New Roman"/>
+                <w:sz w:val="28"/>
+                <w:szCs w:val="28"/>
+                <w:lang w:val="en-US"/>
+              </w:rPr>
+              <w:t>-0,094 (</w:t>
+            </w:r>
+            <w:r>
+              <w:rPr>
+                <w:rFonts w:ascii="Times New Roman" w:eastAsiaTheme="minorEastAsia" w:hAnsi="Times New Roman" w:cs="Times New Roman"/>
+                <w:sz w:val="28"/>
+                <w:szCs w:val="28"/>
+                <w:lang w:val="en-US"/>
+              </w:rPr>
+              <w:t>0,36%)</w:t>
+            </w:r>
+          </w:p>
+        </w:tc>
+      </w:tr>
+    </w:tbl>
+    <w:p>
+      <w:pPr>
+        <w:rPr>
+          <w:rFonts w:ascii="Times New Roman" w:eastAsiaTheme="minorEastAsia" w:hAnsi="Times New Roman" w:cs="Times New Roman"/>
+          <w:sz w:val="28"/>
+          <w:szCs w:val="28"/>
+          <w:lang w:val="en-US"/>
+        </w:rPr>
+      </w:pPr>
+      <w:r>
+        <w:rPr>
+          <w:noProof/>
+        </w:rPr>
+        <w:drawing>
+          <wp:inline distT="0" distB="0" distL="0" distR="0" wp14:anchorId="1446F15A" wp14:editId="5A95B8AA">
+            <wp:extent cx="5918168" cy="1857375"/>
+            <wp:effectExtent l="19050" t="19050" r="26035" b="9525"/>
+            <wp:docPr id="9" name="Рисунок 9"/>
+            <wp:cNvGraphicFramePr>
+              <a:graphicFrameLocks xmlns:a="http://schemas.openxmlformats.org/drawingml/2006/main" noChangeAspect="1"/>
+            </wp:cNvGraphicFramePr>
+            <a:graphic xmlns:a="http://schemas.openxmlformats.org/drawingml/2006/main">
+              <a:graphicData uri="http://schemas.openxmlformats.org/drawingml/2006/picture">
+                <pic:pic xmlns:pic="http://schemas.openxmlformats.org/drawingml/2006/picture">
+                  <pic:nvPicPr>
+                    <pic:cNvPr id="1" name=""/>
+                    <pic:cNvPicPr/>
+                  </pic:nvPicPr>
+                  <pic:blipFill>
+                    <a:blip r:embed="rId10"/>
+                    <a:stretch>
+                      <a:fillRect/>
+                    </a:stretch>
+                  </pic:blipFill>
+                  <pic:spPr>
+                    <a:xfrm>
+                      <a:off x="0" y="0"/>
+                      <a:ext cx="5935017" cy="1862663"/>
+                    </a:xfrm>
+                    <a:prstGeom prst="rect">
+                      <a:avLst/>
+                    </a:prstGeom>
+                    <a:ln>
+                      <a:solidFill>
+                        <a:schemeClr val="tx1"/>
+                      </a:solidFill>
+                    </a:ln>
+                  </pic:spPr>
+                </pic:pic>
+              </a:graphicData>
+            </a:graphic>
+          </wp:inline>
+        </w:drawing>
+      </w:r>
+    </w:p>
+    <w:p>
+      <w:pPr>
+        <w:jc w:val="center"/>
+        <w:rPr>
           <w:rFonts w:ascii="Times New Roman" w:hAnsi="Times New Roman" w:cs="Times New Roman"/>
           <w:b/>
           <w:bCs/>
@@ -4063,8 +10974,20 @@
           <w:sz w:val="28"/>
           <w:szCs w:val="28"/>
         </w:rPr>
-        <w:t>4 Сравнение двух подходов</w:t>
+        <w:lastRenderedPageBreak/>
+        <w:t>4 Верификация улучшенного метода</w:t>
       </w:r>
+    </w:p>
+    <w:p>
+      <w:pPr>
+        <w:rPr>
+          <w:rFonts w:ascii="Times New Roman" w:hAnsi="Times New Roman" w:cs="Times New Roman"/>
+          <w:b/>
+          <w:bCs/>
+          <w:sz w:val="28"/>
+          <w:szCs w:val="28"/>
+        </w:rPr>
+      </w:pPr>
     </w:p>
     <w:sectPr>
       <w:pgSz w:w="11906" w:h="16838"/>
@@ -4691,7 +11614,6 @@
   <w:style w:type="character" w:default="1" w:styleId="a0">
     <w:name w:val="Default Paragraph Font"/>
     <w:uiPriority w:val="1"/>
-    <w:semiHidden/>
     <w:unhideWhenUsed/>
   </w:style>
   <w:style w:type="table" w:default="1" w:styleId="a1">
@@ -4735,6 +11657,25 @@
     <w:rPr>
       <w:color w:val="808080"/>
     </w:rPr>
+  </w:style>
+  <w:style w:type="table" w:styleId="a5">
+    <w:name w:val="Table Grid"/>
+    <w:basedOn w:val="a1"/>
+    <w:uiPriority w:val="39"/>
+    <w:rsid w:val="00054FE7"/>
+    <w:pPr>
+      <w:spacing w:after="0" w:line="240" w:lineRule="auto"/>
+    </w:pPr>
+    <w:tblPr>
+      <w:tblBorders>
+        <w:top w:val="single" w:sz="4" w:space="0" w:color="auto"/>
+        <w:left w:val="single" w:sz="4" w:space="0" w:color="auto"/>
+        <w:bottom w:val="single" w:sz="4" w:space="0" w:color="auto"/>
+        <w:right w:val="single" w:sz="4" w:space="0" w:color="auto"/>
+        <w:insideH w:val="single" w:sz="4" w:space="0" w:color="auto"/>
+        <w:insideV w:val="single" w:sz="4" w:space="0" w:color="auto"/>
+      </w:tblBorders>
+    </w:tblPr>
   </w:style>
 </w:styles>
 </file>

--- a/docs/Отчет об Аэроупругости.docx
+++ b/docs/Отчет об Аэроупругости.docx
@@ -7021,8 +7021,22 @@
           <w:szCs w:val="24"/>
           <w:lang w:eastAsia="ru-RU"/>
         </w:rPr>
-        <w:t>При углах атаки &gt;</w:t>
+        <w:t xml:space="preserve">При углах </w:t>
       </w:r>
+      <w:proofErr w:type="gramStart"/>
+      <w:r>
+        <w:rPr>
+          <w:rFonts w:ascii="Segoe UI" w:eastAsia="Times New Roman" w:hAnsi="Segoe UI" w:cs="Segoe UI"/>
+          <w:b/>
+          <w:bCs/>
+          <w:color w:val="0F1115"/>
+          <w:sz w:val="24"/>
+          <w:szCs w:val="24"/>
+          <w:lang w:eastAsia="ru-RU"/>
+        </w:rPr>
+        <w:t>атаки &gt;</w:t>
+      </w:r>
+      <w:proofErr w:type="gramEnd"/>
       <w:r>
         <w:rPr>
           <w:rFonts w:ascii="Segoe UI" w:eastAsia="Times New Roman" w:hAnsi="Segoe UI" w:cs="Segoe UI"/>
@@ -7074,7 +7088,33 @@
           <w:szCs w:val="24"/>
           <w:lang w:eastAsia="ru-RU"/>
         </w:rPr>
-        <w:t>При числах Маха &gt; 5-6</w:t>
+        <w:t xml:space="preserve">При числах </w:t>
+      </w:r>
+      <w:proofErr w:type="gramStart"/>
+      <w:r>
+        <w:rPr>
+          <w:rFonts w:ascii="Segoe UI" w:eastAsia="Times New Roman" w:hAnsi="Segoe UI" w:cs="Segoe UI"/>
+          <w:b/>
+          <w:bCs/>
+          <w:color w:val="0F1115"/>
+          <w:sz w:val="24"/>
+          <w:szCs w:val="24"/>
+          <w:lang w:eastAsia="ru-RU"/>
+        </w:rPr>
+        <w:t>Маха &gt;</w:t>
+      </w:r>
+      <w:proofErr w:type="gramEnd"/>
+      <w:r>
+        <w:rPr>
+          <w:rFonts w:ascii="Segoe UI" w:eastAsia="Times New Roman" w:hAnsi="Segoe UI" w:cs="Segoe UI"/>
+          <w:b/>
+          <w:bCs/>
+          <w:color w:val="0F1115"/>
+          <w:sz w:val="24"/>
+          <w:szCs w:val="24"/>
+          <w:lang w:eastAsia="ru-RU"/>
+        </w:rPr>
+        <w:t xml:space="preserve"> 5-6</w:t>
       </w:r>
       <w:r>
         <w:rPr>
@@ -7113,7 +7153,33 @@
           <w:szCs w:val="24"/>
           <w:lang w:eastAsia="ru-RU"/>
         </w:rPr>
-        <w:t>На высотах &gt; 60-80 км</w:t>
+        <w:t xml:space="preserve">На </w:t>
+      </w:r>
+      <w:proofErr w:type="gramStart"/>
+      <w:r>
+        <w:rPr>
+          <w:rFonts w:ascii="Segoe UI" w:eastAsia="Times New Roman" w:hAnsi="Segoe UI" w:cs="Segoe UI"/>
+          <w:b/>
+          <w:bCs/>
+          <w:color w:val="0F1115"/>
+          <w:sz w:val="24"/>
+          <w:szCs w:val="24"/>
+          <w:lang w:eastAsia="ru-RU"/>
+        </w:rPr>
+        <w:t>высотах &gt;</w:t>
+      </w:r>
+      <w:proofErr w:type="gramEnd"/>
+      <w:r>
+        <w:rPr>
+          <w:rFonts w:ascii="Segoe UI" w:eastAsia="Times New Roman" w:hAnsi="Segoe UI" w:cs="Segoe UI"/>
+          <w:b/>
+          <w:bCs/>
+          <w:color w:val="0F1115"/>
+          <w:sz w:val="24"/>
+          <w:szCs w:val="24"/>
+          <w:lang w:eastAsia="ru-RU"/>
+        </w:rPr>
+        <w:t xml:space="preserve"> 60-80 км</w:t>
       </w:r>
       <w:r>
         <w:rPr>
@@ -7259,7 +7325,33 @@
           <w:szCs w:val="24"/>
           <w:lang w:eastAsia="ru-RU"/>
         </w:rPr>
-        <w:t>При учёте аэроупругих эффектов</w:t>
+        <w:t xml:space="preserve">При учёте </w:t>
+      </w:r>
+      <w:proofErr w:type="spellStart"/>
+      <w:r>
+        <w:rPr>
+          <w:rFonts w:ascii="Segoe UI" w:eastAsia="Times New Roman" w:hAnsi="Segoe UI" w:cs="Segoe UI"/>
+          <w:b/>
+          <w:bCs/>
+          <w:color w:val="0F1115"/>
+          <w:sz w:val="24"/>
+          <w:szCs w:val="24"/>
+          <w:lang w:eastAsia="ru-RU"/>
+        </w:rPr>
+        <w:t>аэроупругих</w:t>
+      </w:r>
+      <w:proofErr w:type="spellEnd"/>
+      <w:r>
+        <w:rPr>
+          <w:rFonts w:ascii="Segoe UI" w:eastAsia="Times New Roman" w:hAnsi="Segoe UI" w:cs="Segoe UI"/>
+          <w:b/>
+          <w:bCs/>
+          <w:color w:val="0F1115"/>
+          <w:sz w:val="24"/>
+          <w:szCs w:val="24"/>
+          <w:lang w:eastAsia="ru-RU"/>
+        </w:rPr>
+        <w:t xml:space="preserve"> эффектов</w:t>
       </w:r>
     </w:p>
     <w:p>
@@ -9538,7 +9630,7 @@
                 <w:szCs w:val="28"/>
                 <w:lang w:val="en-US"/>
               </w:rPr>
-              <w:t>2000</w:t>
+              <w:t>1500</w:t>
             </w:r>
           </w:p>
         </w:tc>
@@ -9627,6 +9719,7 @@
                 <w:rFonts w:ascii="Times New Roman" w:eastAsiaTheme="minorEastAsia" w:hAnsi="Times New Roman" w:cs="Times New Roman"/>
                 <w:sz w:val="28"/>
                 <w:szCs w:val="28"/>
+                <w:lang w:val="en-US"/>
               </w:rPr>
             </w:pPr>
             <w:r>
@@ -9634,8 +9727,9 @@
                 <w:rFonts w:ascii="Times New Roman" w:eastAsiaTheme="minorEastAsia" w:hAnsi="Times New Roman" w:cs="Times New Roman"/>
                 <w:sz w:val="28"/>
                 <w:szCs w:val="28"/>
-              </w:rPr>
-              <w:t>45</w:t>
+                <w:lang w:val="en-US"/>
+              </w:rPr>
+              <w:t>35</w:t>
             </w:r>
           </w:p>
         </w:tc>
@@ -9749,7 +9843,7 @@
                 <w:sz w:val="28"/>
                 <w:szCs w:val="28"/>
               </w:rPr>
-              <w:t>10552.3</w:t>
+              <w:t>14905.1</w:t>
             </w:r>
           </w:p>
         </w:tc>
@@ -10081,158 +10175,6 @@
             <w:pPr>
               <w:jc w:val="center"/>
               <w:rPr>
-                <w:rFonts w:ascii="Times New Roman" w:eastAsiaTheme="minorEastAsia" w:hAnsi="Times New Roman" w:cs="Times New Roman"/>
-                <w:i/>
-                <w:sz w:val="28"/>
-                <w:szCs w:val="28"/>
-              </w:rPr>
-            </w:pPr>
-            <m:oMathPara>
-              <m:oMath>
-                <m:sSub>
-                  <m:sSubPr>
-                    <m:ctrlPr>
-                      <w:rPr>
-                        <w:rFonts w:ascii="Cambria Math" w:eastAsiaTheme="minorEastAsia" w:hAnsi="Cambria Math" w:cs="Times New Roman"/>
-                        <w:i/>
-                        <w:sz w:val="28"/>
-                        <w:szCs w:val="28"/>
-                        <w:lang w:val="en-US"/>
-                      </w:rPr>
-                    </m:ctrlPr>
-                  </m:sSubPr>
-                  <m:e>
-                    <m:r>
-                      <w:rPr>
-                        <w:rFonts w:ascii="Cambria Math" w:eastAsiaTheme="minorEastAsia" w:hAnsi="Cambria Math" w:cs="Times New Roman"/>
-                        <w:sz w:val="28"/>
-                        <w:szCs w:val="28"/>
-                        <w:lang w:val="en-US"/>
-                      </w:rPr>
-                      <m:t>X</m:t>
-                    </m:r>
-                  </m:e>
-                  <m:sub>
-                    <m:r>
-                      <w:rPr>
-                        <w:rFonts w:ascii="Cambria Math" w:eastAsiaTheme="minorEastAsia" w:hAnsi="Cambria Math" w:cs="Times New Roman"/>
-                        <w:sz w:val="28"/>
-                        <w:szCs w:val="28"/>
-                        <w:lang w:val="en-US"/>
-                      </w:rPr>
-                      <m:t>f</m:t>
-                    </m:r>
-                  </m:sub>
-                </m:sSub>
-                <m:r>
-                  <w:rPr>
-                    <w:rFonts w:ascii="Cambria Math" w:eastAsiaTheme="minorEastAsia" w:hAnsi="Cambria Math" w:cs="Times New Roman"/>
-                    <w:sz w:val="28"/>
-                    <w:szCs w:val="28"/>
-                    <w:lang w:val="en-US"/>
-                  </w:rPr>
-                  <m:t xml:space="preserve">, </m:t>
-                </m:r>
-                <m:r>
-                  <w:rPr>
-                    <w:rFonts w:ascii="Cambria Math" w:eastAsiaTheme="minorEastAsia" w:hAnsi="Cambria Math" w:cs="Times New Roman"/>
-                    <w:sz w:val="28"/>
-                    <w:szCs w:val="28"/>
-                  </w:rPr>
-                  <m:t>м</m:t>
-                </m:r>
-              </m:oMath>
-            </m:oMathPara>
-          </w:p>
-        </w:tc>
-        <w:tc>
-          <w:tcPr>
-            <w:tcW w:w="2336" w:type="dxa"/>
-          </w:tcPr>
-          <w:p>
-            <w:pPr>
-              <w:jc w:val="center"/>
-              <w:rPr>
-                <w:rFonts w:ascii="Times New Roman" w:eastAsiaTheme="minorEastAsia" w:hAnsi="Times New Roman" w:cs="Times New Roman"/>
-                <w:sz w:val="28"/>
-                <w:szCs w:val="28"/>
-                <w:lang w:val="en-US"/>
-              </w:rPr>
-            </w:pPr>
-            <w:r>
-              <w:rPr>
-                <w:rFonts w:ascii="Times New Roman" w:eastAsiaTheme="minorEastAsia" w:hAnsi="Times New Roman" w:cs="Times New Roman"/>
-                <w:sz w:val="28"/>
-                <w:szCs w:val="28"/>
-                <w:lang w:val="en-US"/>
-              </w:rPr>
-              <w:t>26,2</w:t>
-            </w:r>
-          </w:p>
-        </w:tc>
-        <w:tc>
-          <w:tcPr>
-            <w:tcW w:w="2336" w:type="dxa"/>
-          </w:tcPr>
-          <w:p>
-            <w:pPr>
-              <w:jc w:val="center"/>
-              <w:rPr>
-                <w:rFonts w:ascii="Times New Roman" w:eastAsiaTheme="minorEastAsia" w:hAnsi="Times New Roman" w:cs="Times New Roman"/>
-                <w:sz w:val="28"/>
-                <w:szCs w:val="28"/>
-                <w:lang w:val="en-US"/>
-              </w:rPr>
-            </w:pPr>
-            <w:r>
-              <w:rPr>
-                <w:rFonts w:ascii="Times New Roman" w:eastAsiaTheme="minorEastAsia" w:hAnsi="Times New Roman" w:cs="Times New Roman"/>
-                <w:sz w:val="28"/>
-                <w:szCs w:val="28"/>
-                <w:lang w:val="en-US"/>
-              </w:rPr>
-              <w:t>26,2</w:t>
-            </w:r>
-          </w:p>
-        </w:tc>
-        <w:tc>
-          <w:tcPr>
-            <w:tcW w:w="2337" w:type="dxa"/>
-          </w:tcPr>
-          <w:p>
-            <w:pPr>
-              <w:jc w:val="center"/>
-              <w:rPr>
-                <w:rFonts w:ascii="Times New Roman" w:eastAsiaTheme="minorEastAsia" w:hAnsi="Times New Roman" w:cs="Times New Roman"/>
-                <w:sz w:val="28"/>
-                <w:szCs w:val="28"/>
-                <w:lang w:val="en-US"/>
-              </w:rPr>
-            </w:pPr>
-            <w:r>
-              <w:rPr>
-                <w:rFonts w:ascii="Times New Roman" w:eastAsiaTheme="minorEastAsia" w:hAnsi="Times New Roman" w:cs="Times New Roman"/>
-                <w:sz w:val="28"/>
-                <w:szCs w:val="28"/>
-                <w:lang w:val="en-US"/>
-              </w:rPr>
-              <w:t>26,2</w:t>
-            </w:r>
-          </w:p>
-        </w:tc>
-      </w:tr>
-      <w:tr>
-        <w:trPr>
-          <w:jc w:val="center"/>
-        </w:trPr>
-        <w:tc>
-          <w:tcPr>
-            <w:tcW w:w="2336" w:type="dxa"/>
-          </w:tcPr>
-          <w:p>
-            <w:pPr>
-              <w:jc w:val="center"/>
-              <w:rPr>
                 <w:rFonts w:ascii="Calibri" w:eastAsia="Calibri" w:hAnsi="Calibri" w:cs="Times New Roman"/>
                 <w:i/>
                 <w:sz w:val="28"/>
@@ -10255,16 +10197,7 @@
                   <w:szCs w:val="28"/>
                   <w:lang w:val="en-US"/>
                 </w:rPr>
-                <m:t>∆</m:t>
-              </m:r>
-              <m:r>
-                <w:rPr>
-                  <w:rFonts w:ascii="Cambria Math" w:hAnsi="Cambria Math" w:cs="Times New Roman"/>
-                  <w:sz w:val="28"/>
-                  <w:szCs w:val="28"/>
-                  <w:lang w:val="en-US"/>
-                </w:rPr>
-                <m:t xml:space="preserve">a, </m:t>
+                <m:t xml:space="preserve">∆a, </m:t>
               </m:r>
               <m:r>
                 <w:rPr>
@@ -10348,7 +10281,25 @@
                 <w:szCs w:val="28"/>
                 <w:lang w:val="en-US"/>
               </w:rPr>
-              <w:t>+0.000116° (0.01%)</w:t>
+              <w:t>+0.000</w:t>
+            </w:r>
+            <w:r>
+              <w:rPr>
+                <w:rFonts w:ascii="Times New Roman" w:eastAsiaTheme="minorEastAsia" w:hAnsi="Times New Roman" w:cs="Times New Roman"/>
+                <w:sz w:val="28"/>
+                <w:szCs w:val="28"/>
+                <w:lang w:val="en-US"/>
+              </w:rPr>
+              <w:t>105</w:t>
+            </w:r>
+            <w:r>
+              <w:rPr>
+                <w:rFonts w:ascii="Times New Roman" w:eastAsiaTheme="minorEastAsia" w:hAnsi="Times New Roman" w:cs="Times New Roman"/>
+                <w:sz w:val="28"/>
+                <w:szCs w:val="28"/>
+                <w:lang w:val="en-US"/>
+              </w:rPr>
+              <w:t>° (0.01%)</w:t>
             </w:r>
           </w:p>
         </w:tc>
@@ -10491,7 +10442,43 @@
                 <w:szCs w:val="28"/>
                 <w:lang w:val="en-US"/>
               </w:rPr>
-              <w:t>-0,050 (10,83%)</w:t>
+              <w:t>-0,0</w:t>
+            </w:r>
+            <w:r>
+              <w:rPr>
+                <w:rFonts w:ascii="Times New Roman" w:eastAsiaTheme="minorEastAsia" w:hAnsi="Times New Roman" w:cs="Times New Roman"/>
+                <w:sz w:val="28"/>
+                <w:szCs w:val="28"/>
+                <w:lang w:val="en-US"/>
+              </w:rPr>
+              <w:t>36</w:t>
+            </w:r>
+            <w:r>
+              <w:rPr>
+                <w:rFonts w:ascii="Times New Roman" w:eastAsiaTheme="minorEastAsia" w:hAnsi="Times New Roman" w:cs="Times New Roman"/>
+                <w:sz w:val="28"/>
+                <w:szCs w:val="28"/>
+                <w:lang w:val="en-US"/>
+              </w:rPr>
+              <w:t xml:space="preserve"> (</w:t>
+            </w:r>
+            <w:r>
+              <w:rPr>
+                <w:rFonts w:ascii="Times New Roman" w:eastAsiaTheme="minorEastAsia" w:hAnsi="Times New Roman" w:cs="Times New Roman"/>
+                <w:sz w:val="28"/>
+                <w:szCs w:val="28"/>
+                <w:lang w:val="en-US"/>
+              </w:rPr>
+              <w:t>5,57</w:t>
+            </w:r>
+            <w:r>
+              <w:rPr>
+                <w:rFonts w:ascii="Times New Roman" w:eastAsiaTheme="minorEastAsia" w:hAnsi="Times New Roman" w:cs="Times New Roman"/>
+                <w:sz w:val="28"/>
+                <w:szCs w:val="28"/>
+                <w:lang w:val="en-US"/>
+              </w:rPr>
+              <w:t>%)</w:t>
             </w:r>
           </w:p>
         </w:tc>
@@ -10696,7 +10683,52 @@
                 <w:szCs w:val="28"/>
                 <w:lang w:val="en-US"/>
               </w:rPr>
-              <w:t>-0,00242 (6,9</w:t>
+              <w:t>-0,00</w:t>
+            </w:r>
+            <w:r>
+              <w:rPr>
+                <w:rFonts w:ascii="Times New Roman" w:eastAsiaTheme="minorEastAsia" w:hAnsi="Times New Roman" w:cs="Times New Roman"/>
+                <w:sz w:val="28"/>
+                <w:szCs w:val="28"/>
+                <w:lang w:val="en-US"/>
+              </w:rPr>
+              <w:t>105</w:t>
+            </w:r>
+            <w:r>
+              <w:rPr>
+                <w:rFonts w:ascii="Times New Roman" w:eastAsiaTheme="minorEastAsia" w:hAnsi="Times New Roman" w:cs="Times New Roman"/>
+                <w:sz w:val="28"/>
+                <w:szCs w:val="28"/>
+                <w:lang w:val="en-US"/>
+              </w:rPr>
+              <w:t xml:space="preserve"> (</w:t>
+            </w:r>
+            <w:r>
+              <w:rPr>
+                <w:rFonts w:ascii="Times New Roman" w:eastAsiaTheme="minorEastAsia" w:hAnsi="Times New Roman" w:cs="Times New Roman"/>
+                <w:sz w:val="28"/>
+                <w:szCs w:val="28"/>
+                <w:lang w:val="en-US"/>
+              </w:rPr>
+              <w:t>3</w:t>
+            </w:r>
+            <w:r>
+              <w:rPr>
+                <w:rFonts w:ascii="Times New Roman" w:eastAsiaTheme="minorEastAsia" w:hAnsi="Times New Roman" w:cs="Times New Roman"/>
+                <w:sz w:val="28"/>
+                <w:szCs w:val="28"/>
+                <w:lang w:val="en-US"/>
+              </w:rPr>
+              <w:t>,</w:t>
+            </w:r>
+            <w:r>
+              <w:rPr>
+                <w:rFonts w:ascii="Times New Roman" w:eastAsiaTheme="minorEastAsia" w:hAnsi="Times New Roman" w:cs="Times New Roman"/>
+                <w:sz w:val="28"/>
+                <w:szCs w:val="28"/>
+                <w:lang w:val="en-US"/>
+              </w:rPr>
+              <w:t>1</w:t>
             </w:r>
             <w:r>
               <w:rPr>
@@ -10873,7 +10905,7 @@
                 <w:szCs w:val="28"/>
                 <w:lang w:val="en-US"/>
               </w:rPr>
-              <w:t>-0,094 (</w:t>
+              <w:t>-0,0</w:t>
             </w:r>
             <w:r>
               <w:rPr>
@@ -10882,7 +10914,43 @@
                 <w:szCs w:val="28"/>
                 <w:lang w:val="en-US"/>
               </w:rPr>
-              <w:t>0,36%)</w:t>
+              <w:t>36</w:t>
+            </w:r>
+            <w:r>
+              <w:rPr>
+                <w:rFonts w:ascii="Times New Roman" w:eastAsiaTheme="minorEastAsia" w:hAnsi="Times New Roman" w:cs="Times New Roman"/>
+                <w:sz w:val="28"/>
+                <w:szCs w:val="28"/>
+                <w:lang w:val="en-US"/>
+              </w:rPr>
+              <w:t xml:space="preserve"> (</w:t>
+            </w:r>
+            <w:r>
+              <w:rPr>
+                <w:rFonts w:ascii="Times New Roman" w:eastAsiaTheme="minorEastAsia" w:hAnsi="Times New Roman" w:cs="Times New Roman"/>
+                <w:sz w:val="28"/>
+                <w:szCs w:val="28"/>
+                <w:lang w:val="en-US"/>
+              </w:rPr>
+              <w:t>0,</w:t>
+            </w:r>
+            <w:r>
+              <w:rPr>
+                <w:rFonts w:ascii="Times New Roman" w:eastAsiaTheme="minorEastAsia" w:hAnsi="Times New Roman" w:cs="Times New Roman"/>
+                <w:sz w:val="28"/>
+                <w:szCs w:val="28"/>
+                <w:lang w:val="en-US"/>
+              </w:rPr>
+              <w:t>14</w:t>
+            </w:r>
+            <w:r>
+              <w:rPr>
+                <w:rFonts w:ascii="Times New Roman" w:eastAsiaTheme="minorEastAsia" w:hAnsi="Times New Roman" w:cs="Times New Roman"/>
+                <w:sz w:val="28"/>
+                <w:szCs w:val="28"/>
+                <w:lang w:val="en-US"/>
+              </w:rPr>
+              <w:t>%)</w:t>
             </w:r>
           </w:p>
         </w:tc>
@@ -10974,7 +11042,6 @@
           <w:sz w:val="28"/>
           <w:szCs w:val="28"/>
         </w:rPr>
-        <w:lastRenderedPageBreak/>
         <w:t>4 Верификация улучшенного метода</w:t>
       </w:r>
     </w:p>
@@ -11614,6 +11681,7 @@
   <w:style w:type="character" w:default="1" w:styleId="a0">
     <w:name w:val="Default Paragraph Font"/>
     <w:uiPriority w:val="1"/>
+    <w:semiHidden/>
     <w:unhideWhenUsed/>
   </w:style>
   <w:style w:type="table" w:default="1" w:styleId="a1">
